--- a/survey/presurvey.docx
+++ b/survey/presurvey.docx
@@ -20,7 +20,7 @@
     </w:p>
     <w:p>
       <w:pPr>
-        <w:pStyle w:val="Heading2"/>
+        <w:pStyle w:val="Heading4"/>
       </w:pPr>
       <w:bookmarkStart w:id="20" w:name="bilfrie-soner"/>
       <w:r>
@@ -30,7 +30,7 @@
     </w:p>
     <w:p>
       <w:pPr>
-        <w:pStyle w:val="Heading3"/>
+        <w:pStyle w:val="Heading5"/>
       </w:pPr>
       <w:bookmarkStart w:id="21" w:name="r2demovatebilfri1"/>
       <w:r>
@@ -40,6 +40,14 @@
     </w:p>
     <w:p>
       <w:pPr>
+        <w:pStyle w:val="BlockText"/>
+      </w:pPr>
+      <w:r>
+        <w:t xml:space="preserve">Merkelapp: Transport til arbeid.</w:t>
+      </w:r>
+    </w:p>
+    <w:p>
+      <w:pPr>
         <w:pStyle w:val="FirstParagraph"/>
       </w:pPr>
       <w:r>
@@ -81,7 +89,7 @@
     </w:p>
     <w:p>
       <w:pPr>
-        <w:pStyle w:val="Heading3"/>
+        <w:pStyle w:val="Heading5"/>
       </w:pPr>
       <w:bookmarkStart w:id="22" w:name="r2demovatebilfri2"/>
       <w:r>
@@ -91,6 +99,14 @@
     </w:p>
     <w:p>
       <w:pPr>
+        <w:pStyle w:val="BlockText"/>
+      </w:pPr>
+      <w:r>
+        <w:t xml:space="preserve">Merkelapp: Nabolagsbeskrivelse.</w:t>
+      </w:r>
+    </w:p>
+    <w:p>
+      <w:pPr>
         <w:pStyle w:val="FirstParagraph"/>
       </w:pPr>
       <w:r>
@@ -143,7 +159,7 @@
     </w:p>
     <w:p>
       <w:pPr>
-        <w:pStyle w:val="Heading3"/>
+        <w:pStyle w:val="Heading5"/>
       </w:pPr>
       <w:bookmarkStart w:id="23" w:name="r2demovatebilfri3"/>
       <w:r>
@@ -153,10 +169,213 @@
     </w:p>
     <w:p>
       <w:pPr>
+        <w:pStyle w:val="BlockText"/>
+      </w:pPr>
+      <w:r>
+        <w:t xml:space="preserve">Info: spørsmålsbatteri, med en svarskala som går fra 0 (ikke viktig i det hele tatt) til 10 (ekstremt viktig)</w:t>
+      </w:r>
+      <w:r>
+        <w:t xml:space="preserve"> </w:t>
+      </w:r>
+      <w:r>
+        <w:t xml:space="preserve">Merkelapp: Attraktive nabolag II.</w:t>
+      </w:r>
+    </w:p>
+    <w:p>
+      <w:pPr>
         <w:pStyle w:val="FirstParagraph"/>
       </w:pPr>
       <w:r>
-        <w:t xml:space="preserve">Info: spørsmålsbatteri, med en svarskala som går fra 0 (ikke viktig i det hele tatt) til 10 (ekstremt viktig)</w:t>
+        <w:t xml:space="preserve">Hvor viktige er følgende faktorer for deg når du tenker på hvor det er godt å bo?</w:t>
+      </w:r>
+    </w:p>
+    <w:p>
+      <w:pPr>
+        <w:numPr>
+          <w:numId w:val="1003"/>
+          <w:ilvl w:val="0"/>
+        </w:numPr>
+      </w:pPr>
+      <w:r>
+        <w:t xml:space="preserve">God plass til parkering for bil</w:t>
+      </w:r>
+    </w:p>
+    <w:p>
+      <w:pPr>
+        <w:numPr>
+          <w:numId w:val="1003"/>
+          <w:ilvl w:val="0"/>
+        </w:numPr>
+      </w:pPr>
+      <w:r>
+        <w:t xml:space="preserve">Gangavstand til daglige gjøremål (skole, jobb, matbutikk)</w:t>
+      </w:r>
+    </w:p>
+    <w:p>
+      <w:pPr>
+        <w:numPr>
+          <w:numId w:val="1003"/>
+          <w:ilvl w:val="0"/>
+        </w:numPr>
+      </w:pPr>
+      <w:r>
+        <w:t xml:space="preserve">Offentlige grøntarealer, som parker</w:t>
+      </w:r>
+    </w:p>
+    <w:p>
+      <w:pPr>
+        <w:numPr>
+          <w:numId w:val="1003"/>
+          <w:ilvl w:val="0"/>
+        </w:numPr>
+      </w:pPr>
+      <w:r>
+        <w:t xml:space="preserve">Tilgang til offentlig transport, som buss og bybane</w:t>
+      </w:r>
+    </w:p>
+    <w:p>
+      <w:pPr>
+        <w:numPr>
+          <w:numId w:val="1003"/>
+          <w:ilvl w:val="0"/>
+        </w:numPr>
+      </w:pPr>
+      <w:r>
+        <w:t xml:space="preserve">Muligheter for å treffe naboer og ha godt naboskap</w:t>
+      </w:r>
+    </w:p>
+    <w:p>
+      <w:pPr>
+        <w:pStyle w:val="Heading5"/>
+      </w:pPr>
+      <w:bookmarkStart w:id="24" w:name="r2demovatebilfri4-8"/>
+      <w:r>
+        <w:t xml:space="preserve">R2DEMOVATEBILFRI4-8</w:t>
+      </w:r>
+      <w:bookmarkEnd w:id="24"/>
+    </w:p>
+    <w:p>
+      <w:pPr>
+        <w:pStyle w:val="BlockText"/>
+      </w:pPr>
+      <w:r>
+        <w:t xml:space="preserve">Merkelapp: Attraktive nabolag I-V.</w:t>
+      </w:r>
+      <w:r>
+        <w:t xml:space="preserve"> </w:t>
+      </w:r>
+      <w:r>
+        <w:t xml:space="preserve">Info: Conjoint-eksperiment som ber respondenten velge ett av to nabolag som oppleves som mest attraktivt å bo i.</w:t>
+      </w:r>
+      <w:r>
+        <w:t xml:space="preserve"> </w:t>
+      </w:r>
+      <w:r>
+        <w:t xml:space="preserve">To nabolag settes opp mot hverandre, og varierer etter følgende faktorer:</w:t>
+      </w:r>
+    </w:p>
+    <w:p>
+      <w:pPr>
+        <w:pStyle w:val="Compact"/>
+      </w:pPr>
+      <w:r>
+        <w:t xml:space="preserve">Beskrivelser av nabolag</w:t>
+      </w:r>
+    </w:p>
+    <w:p>
+      <w:pPr>
+        <w:pStyle w:val="Compact"/>
+      </w:pPr>
+      <w:r>
+        <w:t xml:space="preserve">Dimensjon</w:t>
+      </w:r>
+    </w:p>
+    <w:p>
+      <w:pPr>
+        <w:pStyle w:val="Compact"/>
+      </w:pPr>
+      <w:r>
+        <w:t xml:space="preserve">Verdi</w:t>
+      </w:r>
+    </w:p>
+    <w:p>
+      <w:pPr>
+        <w:pStyle w:val="Compact"/>
+      </w:pPr>
+      <w:r>
+        <w:t xml:space="preserve">Bilparkering</w:t>
+      </w:r>
+    </w:p>
+    <w:p>
+      <w:pPr>
+        <w:pStyle w:val="Compact"/>
+      </w:pPr>
+      <w:r>
+        <w:t xml:space="preserve">Egen parkering på tomten / Offentlig parkering inntil 150 meter fra boligen / Offentlig parkering mer enn 150 meter fra boligen</w:t>
+      </w:r>
+    </w:p>
+    <w:p>
+      <w:pPr>
+        <w:pStyle w:val="Compact"/>
+      </w:pPr>
+      <w:r>
+        <w:t xml:space="preserve">Offentlige grøntområder</w:t>
+      </w:r>
+    </w:p>
+    <w:p>
+      <w:pPr>
+        <w:pStyle w:val="Compact"/>
+      </w:pPr>
+      <w:r>
+        <w:t xml:space="preserve">Under 100 meter fra boligen / Mellom 100-500 meter fra boligen / Mer enn 500 meter fra boligen</w:t>
+      </w:r>
+    </w:p>
+    <w:p>
+      <w:pPr>
+        <w:pStyle w:val="Compact"/>
+      </w:pPr>
+      <w:r>
+        <w:t xml:space="preserve">Egen hage</w:t>
+      </w:r>
+    </w:p>
+    <w:p>
+      <w:pPr>
+        <w:pStyle w:val="Compact"/>
+      </w:pPr>
+      <w:r>
+        <w:t xml:space="preserve">Ja / Nei</w:t>
+      </w:r>
+    </w:p>
+    <w:p>
+      <w:pPr>
+        <w:pStyle w:val="Compact"/>
+      </w:pPr>
+      <w:r>
+        <w:t xml:space="preserve">Avstand til skole og matbutikk</w:t>
+      </w:r>
+    </w:p>
+    <w:p>
+      <w:pPr>
+        <w:pStyle w:val="Compact"/>
+      </w:pPr>
+      <w:r>
+        <w:t xml:space="preserve">Under 500 meter fra boligen / Over 500 meter fra boligen</w:t>
+      </w:r>
+    </w:p>
+    <w:p>
+      <w:pPr>
+        <w:pStyle w:val="Compact"/>
+      </w:pPr>
+      <w:r>
+        <w:t xml:space="preserve">Avstand til bybane eller buss</w:t>
+      </w:r>
+    </w:p>
+    <w:p>
+      <w:pPr>
+        <w:pStyle w:val="Compact"/>
+      </w:pPr>
+      <w:r>
+        <w:t xml:space="preserve">Under 500 meter fra boligen / Over 500 meter fra boligen</w:t>
       </w:r>
     </w:p>
     <w:p>
@@ -164,436 +383,259 @@
         <w:pStyle w:val="BodyText"/>
       </w:pPr>
       <w:r>
-        <w:t xml:space="preserve">Hvor viktige er følgende faktorer for deg når du tenker på hvor det er godt å bo?</w:t>
-      </w:r>
-    </w:p>
-    <w:p>
-      <w:pPr>
-        <w:numPr>
-          <w:numId w:val="1003"/>
-          <w:ilvl w:val="0"/>
-        </w:numPr>
-      </w:pPr>
-      <w:r>
-        <w:t xml:space="preserve">God plass til parkering for bil</w:t>
-      </w:r>
-    </w:p>
-    <w:p>
-      <w:pPr>
-        <w:numPr>
-          <w:numId w:val="1003"/>
-          <w:ilvl w:val="0"/>
-        </w:numPr>
-      </w:pPr>
-      <w:r>
-        <w:t xml:space="preserve">Gangavstand til daglige gjøremål (skole, jobb, matbutikk)</w:t>
-      </w:r>
-    </w:p>
-    <w:p>
-      <w:pPr>
-        <w:numPr>
-          <w:numId w:val="1003"/>
-          <w:ilvl w:val="0"/>
-        </w:numPr>
-      </w:pPr>
-      <w:r>
-        <w:t xml:space="preserve">Offentlige grøntarealer, som parker</w:t>
-      </w:r>
-    </w:p>
-    <w:p>
-      <w:pPr>
-        <w:numPr>
-          <w:numId w:val="1003"/>
-          <w:ilvl w:val="0"/>
-        </w:numPr>
-      </w:pPr>
-      <w:r>
-        <w:t xml:space="preserve">Tilgang til offentlig transport, som buss og bybane</w:t>
-      </w:r>
-    </w:p>
-    <w:p>
-      <w:pPr>
-        <w:numPr>
-          <w:numId w:val="1003"/>
-          <w:ilvl w:val="0"/>
-        </w:numPr>
-      </w:pPr>
-      <w:r>
-        <w:t xml:space="preserve">Muligheter for å treffe naboer og ha godt naboskap</w:t>
-      </w:r>
-    </w:p>
-    <w:p>
-      <w:pPr>
-        <w:pStyle w:val="Heading3"/>
-      </w:pPr>
-      <w:bookmarkStart w:id="24" w:name="r2demovatebilfri4-8"/>
-      <w:r>
-        <w:t xml:space="preserve">R2DEMOVATEBILFRI4-8</w:t>
-      </w:r>
-      <w:bookmarkEnd w:id="24"/>
+        <w:t xml:space="preserve">Eksempel på hvordan spørsmålet framstår for respondenten:</w:t>
+      </w:r>
+    </w:p>
+    <w:p>
+      <w:pPr>
+        <w:pStyle w:val="BodyText"/>
+      </w:pPr>
+      <w:r>
+        <w:t xml:space="preserve">Vi er opptatt av hvilken type nabolag innbyggerne i Bergen mener er mest attraktivt å bo i.</w:t>
+      </w:r>
+      <w:r>
+        <w:t xml:space="preserve"> </w:t>
+      </w:r>
+      <w:r>
+        <w:t xml:space="preserve">Vi ber deg nå ta stilling til to tenkte nabolag, hvor du ut fra beskrivelsen velger det nabolaget du selv mener det er mest attraktivt å bo i.</w:t>
+      </w:r>
+      <w:r>
+        <w:t xml:space="preserve"> </w:t>
+      </w:r>
+      <w:r>
+        <w:t xml:space="preserve">Du får i alt fem slike sammenlikninger, hvor beskrivelsene varierer fra gang til gang.</w:t>
+      </w:r>
+    </w:p>
+    <w:p>
+      <w:pPr>
+        <w:pStyle w:val="Compact"/>
+      </w:pPr>
+      <w:r>
+        <w:t xml:space="preserve">Mest attraktivt nabolag</w:t>
+      </w:r>
+    </w:p>
+    <w:p>
+      <w:pPr>
+        <w:pStyle w:val="Compact"/>
+      </w:pPr>
+      <w:r>
+        <w:t xml:space="preserve">Nabolag 1</w:t>
+      </w:r>
+    </w:p>
+    <w:p>
+      <w:pPr>
+        <w:pStyle w:val="Compact"/>
+      </w:pPr>
+      <w:r>
+        <w:t xml:space="preserve">Nabolag 2</w:t>
+      </w:r>
+    </w:p>
+    <w:p>
+      <w:pPr>
+        <w:pStyle w:val="Compact"/>
+      </w:pPr>
+      <w:r>
+        <w:t xml:space="preserve">Bilparkering</w:t>
+      </w:r>
+    </w:p>
+    <w:p>
+      <w:pPr>
+        <w:pStyle w:val="Compact"/>
+      </w:pPr>
+      <w:r>
+        <w:t xml:space="preserve">Egen parkering på tomten</w:t>
+      </w:r>
+    </w:p>
+    <w:p>
+      <w:pPr>
+        <w:pStyle w:val="Compact"/>
+      </w:pPr>
+      <w:r>
+        <w:t xml:space="preserve">Offentlig parkering inntil 150 meter fra boligen</w:t>
+      </w:r>
+    </w:p>
+    <w:p>
+      <w:pPr>
+        <w:pStyle w:val="Compact"/>
+      </w:pPr>
+      <w:r>
+        <w:t xml:space="preserve">Offentlige grøntområder</w:t>
+      </w:r>
+    </w:p>
+    <w:p>
+      <w:pPr>
+        <w:pStyle w:val="Compact"/>
+      </w:pPr>
+      <w:r>
+        <w:t xml:space="preserve">Mellom 100-500 meter fra boligen</w:t>
+      </w:r>
+    </w:p>
+    <w:p>
+      <w:pPr>
+        <w:pStyle w:val="Compact"/>
+      </w:pPr>
+      <w:r>
+        <w:t xml:space="preserve">Under 100 meter fra boligen</w:t>
+      </w:r>
+    </w:p>
+    <w:p>
+      <w:pPr>
+        <w:pStyle w:val="Compact"/>
+      </w:pPr>
+      <w:r>
+        <w:t xml:space="preserve">Egen hage</w:t>
+      </w:r>
+    </w:p>
+    <w:p>
+      <w:pPr>
+        <w:pStyle w:val="Compact"/>
+      </w:pPr>
+      <w:r>
+        <w:t xml:space="preserve">Nei</w:t>
+      </w:r>
+    </w:p>
+    <w:p>
+      <w:pPr>
+        <w:pStyle w:val="Compact"/>
+      </w:pPr>
+      <w:r>
+        <w:t xml:space="preserve">Nei</w:t>
+      </w:r>
+    </w:p>
+    <w:p>
+      <w:pPr>
+        <w:pStyle w:val="Compact"/>
+      </w:pPr>
+      <w:r>
+        <w:t xml:space="preserve">Avstand til skole og matbutikk</w:t>
+      </w:r>
+    </w:p>
+    <w:p>
+      <w:pPr>
+        <w:pStyle w:val="Compact"/>
+      </w:pPr>
+      <w:r>
+        <w:t xml:space="preserve">Over 500 meter fra boligen</w:t>
+      </w:r>
+    </w:p>
+    <w:p>
+      <w:pPr>
+        <w:pStyle w:val="Compact"/>
+      </w:pPr>
+      <w:r>
+        <w:t xml:space="preserve">Under 500 meter fra boligen</w:t>
+      </w:r>
+    </w:p>
+    <w:p>
+      <w:pPr>
+        <w:pStyle w:val="Compact"/>
+      </w:pPr>
+      <w:r>
+        <w:t xml:space="preserve">Avstand til bybane eller buss</w:t>
+      </w:r>
+    </w:p>
+    <w:p>
+      <w:pPr>
+        <w:pStyle w:val="Compact"/>
+      </w:pPr>
+      <w:r>
+        <w:t xml:space="preserve">Under 500 meter fra boligen</w:t>
+      </w:r>
+    </w:p>
+    <w:p>
+      <w:pPr>
+        <w:pStyle w:val="Compact"/>
+      </w:pPr>
+      <w:r>
+        <w:t xml:space="preserve">Under 500 meter fra boligen</w:t>
+      </w:r>
+    </w:p>
+    <w:p>
+      <w:pPr>
+        <w:pStyle w:val="Heading5"/>
+      </w:pPr>
+      <w:bookmarkStart w:id="25" w:name="r2demovatebilfri9"/>
+      <w:r>
+        <w:t xml:space="preserve">R2DEMOVATEBILFRI9</w:t>
+      </w:r>
+      <w:bookmarkEnd w:id="25"/>
+    </w:p>
+    <w:p>
+      <w:pPr>
+        <w:pStyle w:val="BlockText"/>
+      </w:pPr>
+      <w:r>
+        <w:t xml:space="preserve">Merkelapp: Attraktive nabolag VI.</w:t>
+      </w:r>
     </w:p>
     <w:p>
       <w:pPr>
         <w:pStyle w:val="FirstParagraph"/>
       </w:pPr>
       <w:r>
-        <w:t xml:space="preserve">Info: Conjoint-eksperiment som ber respondenten velge ett av to nabolag som oppleves som mest attraktivt å bo i.</w:t>
-      </w:r>
-      <w:r>
-        <w:t xml:space="preserve"> </w:t>
-      </w:r>
-      <w:r>
-        <w:t xml:space="preserve">To nabolag settes opp mot hverandre, og varierer etter følgende faktorer:</w:t>
-      </w:r>
-    </w:p>
-    <w:p>
-      <w:pPr>
-        <w:pStyle w:val="Compact"/>
-      </w:pPr>
-      <w:r>
-        <w:t xml:space="preserve">Beskrivelser av nabolag</w:t>
-      </w:r>
-    </w:p>
-    <w:p>
-      <w:pPr>
-        <w:pStyle w:val="Compact"/>
-      </w:pPr>
-      <w:r>
-        <w:t xml:space="preserve">Dimensjon</w:t>
-      </w:r>
-    </w:p>
-    <w:p>
-      <w:pPr>
-        <w:pStyle w:val="Compact"/>
-      </w:pPr>
-      <w:r>
-        <w:t xml:space="preserve">Verdi</w:t>
-      </w:r>
-    </w:p>
-    <w:p>
-      <w:pPr>
-        <w:pStyle w:val="Compact"/>
-      </w:pPr>
-      <w:r>
-        <w:t xml:space="preserve">Bilparkering</w:t>
-      </w:r>
-    </w:p>
-    <w:p>
-      <w:pPr>
-        <w:pStyle w:val="Compact"/>
-      </w:pPr>
-      <w:r>
-        <w:t xml:space="preserve">Egen parkering på tomten / Offentlig parkering inntil 150 meter fra boligen / Offentlig parkering mer enn 150 meter fra boligen</w:t>
-      </w:r>
-    </w:p>
-    <w:p>
-      <w:pPr>
-        <w:pStyle w:val="Compact"/>
-      </w:pPr>
-      <w:r>
-        <w:t xml:space="preserve">Offentlige grøntområder</w:t>
-      </w:r>
-    </w:p>
-    <w:p>
-      <w:pPr>
-        <w:pStyle w:val="Compact"/>
-      </w:pPr>
-      <w:r>
-        <w:t xml:space="preserve">Under 100 meter fra boligen / Mellom 100-500 meter fra boligen / Mer enn 500 meter fra boligen</w:t>
-      </w:r>
-    </w:p>
-    <w:p>
-      <w:pPr>
-        <w:pStyle w:val="Compact"/>
-      </w:pPr>
-      <w:r>
-        <w:t xml:space="preserve">Egen hage</w:t>
-      </w:r>
-    </w:p>
-    <w:p>
-      <w:pPr>
-        <w:pStyle w:val="Compact"/>
-      </w:pPr>
-      <w:r>
-        <w:t xml:space="preserve">Ja / Nei</w:t>
-      </w:r>
-    </w:p>
-    <w:p>
-      <w:pPr>
-        <w:pStyle w:val="Compact"/>
-      </w:pPr>
-      <w:r>
-        <w:t xml:space="preserve">Avstand til skole og matbutikk</w:t>
-      </w:r>
-    </w:p>
-    <w:p>
-      <w:pPr>
-        <w:pStyle w:val="Compact"/>
-      </w:pPr>
-      <w:r>
-        <w:t xml:space="preserve">Under 500 meter fra boligen / Over 500 meter fra boligen</w:t>
-      </w:r>
-    </w:p>
-    <w:p>
-      <w:pPr>
-        <w:pStyle w:val="Compact"/>
-      </w:pPr>
-      <w:r>
-        <w:t xml:space="preserve">Avstand til bybane eller buss</w:t>
-      </w:r>
-    </w:p>
-    <w:p>
-      <w:pPr>
-        <w:pStyle w:val="Compact"/>
-      </w:pPr>
-      <w:r>
-        <w:t xml:space="preserve">Under 500 meter fra boligen / Over 500 meter fra boligen</w:t>
-      </w:r>
-    </w:p>
-    <w:p>
-      <w:pPr>
-        <w:pStyle w:val="BodyText"/>
-      </w:pPr>
-      <w:r>
-        <w:t xml:space="preserve">Eksempel på hvordan spørsmålet framstår for respondenten:</w:t>
-      </w:r>
-    </w:p>
-    <w:p>
-      <w:pPr>
-        <w:pStyle w:val="BodyText"/>
-      </w:pPr>
-      <w:r>
-        <w:t xml:space="preserve">Vi er opptatt av hvilken type nabolag innbyggerne i Bergen mener er mest attraktivt å bo i.</w:t>
-      </w:r>
-      <w:r>
-        <w:t xml:space="preserve"> </w:t>
-      </w:r>
-      <w:r>
-        <w:t xml:space="preserve">Vi ber deg nå ta stilling til to tenkte nabolag, hvor du ut fra beskrivelsen velger det nabolaget du selv mener det er mest attraktivt å bo i.</w:t>
-      </w:r>
-      <w:r>
-        <w:t xml:space="preserve"> </w:t>
-      </w:r>
-      <w:r>
-        <w:t xml:space="preserve">Du får i alt fem slike sammenlikninger, hvor beskrivelsene varierer fra gang til gang.</w:t>
-      </w:r>
-    </w:p>
-    <w:p>
-      <w:pPr>
-        <w:pStyle w:val="Compact"/>
-      </w:pPr>
-      <w:r>
-        <w:t xml:space="preserve">Mest attraktivt nabolag</w:t>
-      </w:r>
-    </w:p>
-    <w:p>
-      <w:pPr>
-        <w:pStyle w:val="Compact"/>
-      </w:pPr>
-      <w:r>
-        <w:t xml:space="preserve">Nabolag 1</w:t>
-      </w:r>
-    </w:p>
-    <w:p>
-      <w:pPr>
-        <w:pStyle w:val="Compact"/>
-      </w:pPr>
-      <w:r>
-        <w:t xml:space="preserve">Nabolag 2</w:t>
-      </w:r>
-    </w:p>
-    <w:p>
-      <w:pPr>
-        <w:pStyle w:val="Compact"/>
-      </w:pPr>
-      <w:r>
-        <w:t xml:space="preserve">Bilparkering</w:t>
-      </w:r>
-    </w:p>
-    <w:p>
-      <w:pPr>
-        <w:pStyle w:val="Compact"/>
-      </w:pPr>
-      <w:r>
-        <w:t xml:space="preserve">Egen parkering på tomten</w:t>
-      </w:r>
-    </w:p>
-    <w:p>
-      <w:pPr>
-        <w:pStyle w:val="Compact"/>
-      </w:pPr>
-      <w:r>
-        <w:t xml:space="preserve">Offentlig parkering inntil 150 meter fra boligen</w:t>
-      </w:r>
-    </w:p>
-    <w:p>
-      <w:pPr>
-        <w:pStyle w:val="Compact"/>
-      </w:pPr>
-      <w:r>
-        <w:t xml:space="preserve">Offentlige grøntområder</w:t>
-      </w:r>
-    </w:p>
-    <w:p>
-      <w:pPr>
-        <w:pStyle w:val="Compact"/>
-      </w:pPr>
-      <w:r>
-        <w:t xml:space="preserve">Mellom 100-500 meter fra boligen</w:t>
-      </w:r>
-    </w:p>
-    <w:p>
-      <w:pPr>
-        <w:pStyle w:val="Compact"/>
-      </w:pPr>
-      <w:r>
-        <w:t xml:space="preserve">Under 100 meter fra boligen</w:t>
-      </w:r>
-    </w:p>
-    <w:p>
-      <w:pPr>
-        <w:pStyle w:val="Compact"/>
-      </w:pPr>
-      <w:r>
-        <w:t xml:space="preserve">Egen hage</w:t>
-      </w:r>
-    </w:p>
-    <w:p>
-      <w:pPr>
-        <w:pStyle w:val="Compact"/>
-      </w:pPr>
-      <w:r>
-        <w:t xml:space="preserve">Nei</w:t>
-      </w:r>
-    </w:p>
-    <w:p>
-      <w:pPr>
-        <w:pStyle w:val="Compact"/>
-      </w:pPr>
-      <w:r>
-        <w:t xml:space="preserve">Nei</w:t>
-      </w:r>
-    </w:p>
-    <w:p>
-      <w:pPr>
-        <w:pStyle w:val="Compact"/>
-      </w:pPr>
-      <w:r>
-        <w:t xml:space="preserve">Avstand til skole og matbutikk</w:t>
-      </w:r>
-    </w:p>
-    <w:p>
-      <w:pPr>
-        <w:pStyle w:val="Compact"/>
-      </w:pPr>
-      <w:r>
-        <w:t xml:space="preserve">Over 500 meter fra boligen</w:t>
-      </w:r>
-    </w:p>
-    <w:p>
-      <w:pPr>
-        <w:pStyle w:val="Compact"/>
-      </w:pPr>
-      <w:r>
-        <w:t xml:space="preserve">Under 500 meter fra boligen</w:t>
-      </w:r>
-    </w:p>
-    <w:p>
-      <w:pPr>
-        <w:pStyle w:val="Compact"/>
-      </w:pPr>
-      <w:r>
-        <w:t xml:space="preserve">Avstand til bybane eller buss</w:t>
-      </w:r>
-    </w:p>
-    <w:p>
-      <w:pPr>
-        <w:pStyle w:val="Compact"/>
-      </w:pPr>
-      <w:r>
-        <w:t xml:space="preserve">Under 500 meter fra boligen</w:t>
-      </w:r>
-    </w:p>
-    <w:p>
-      <w:pPr>
-        <w:pStyle w:val="Compact"/>
-      </w:pPr>
-      <w:r>
-        <w:t xml:space="preserve">Under 500 meter fra boligen</w:t>
-      </w:r>
-    </w:p>
-    <w:p>
-      <w:pPr>
-        <w:pStyle w:val="Heading3"/>
-      </w:pPr>
-      <w:bookmarkStart w:id="25" w:name="r2demovatebilfri9"/>
-      <w:r>
-        <w:t xml:space="preserve">R2DEMOVATEBILFRI9</w:t>
-      </w:r>
-      <w:bookmarkEnd w:id="25"/>
+        <w:t xml:space="preserve">Så ber vi deg velge det alternativet du mener er mest attraktivt å bo i av disse tre alternativene (velg alternativet som passer best):</w:t>
+      </w:r>
+    </w:p>
+    <w:p>
+      <w:pPr>
+        <w:numPr>
+          <w:numId w:val="1004"/>
+          <w:ilvl w:val="0"/>
+        </w:numPr>
+      </w:pPr>
+      <w:r>
+        <w:t xml:space="preserve">Under 500 meter til skole, matbutikk og offentlige grøntområder, men kun offentlig bilparkering mer enn 150 meter fra boligen.</w:t>
+      </w:r>
+    </w:p>
+    <w:p>
+      <w:pPr>
+        <w:numPr>
+          <w:numId w:val="1004"/>
+          <w:ilvl w:val="0"/>
+        </w:numPr>
+      </w:pPr>
+      <w:r>
+        <w:t xml:space="preserve">Egen hage og parkeringsplass til bilen på tomten, men mer enn 500 meter til skole, matbutikk og offentlige grøntområder.</w:t>
+      </w:r>
+    </w:p>
+    <w:p>
+      <w:pPr>
+        <w:numPr>
+          <w:numId w:val="1004"/>
+          <w:ilvl w:val="0"/>
+        </w:numPr>
+      </w:pPr>
+      <w:r>
+        <w:t xml:space="preserve">Over 500 meter til skole, matbutikk og offentlige grøntområder, men med under 500 meter til buss og bybane, og til offentlige grøntarealer i nærområdet.</w:t>
+      </w:r>
+    </w:p>
+    <w:p>
+      <w:pPr>
+        <w:pStyle w:val="Heading5"/>
+      </w:pPr>
+      <w:bookmarkStart w:id="26" w:name="r2demovatebilfri10"/>
+      <w:r>
+        <w:t xml:space="preserve">R2DEMOVATEBILFRI10</w:t>
+      </w:r>
+      <w:bookmarkEnd w:id="26"/>
+    </w:p>
+    <w:p>
+      <w:pPr>
+        <w:pStyle w:val="BlockText"/>
+      </w:pPr>
+      <w:r>
+        <w:t xml:space="preserve">Info: Spørsmålsbatteri. Randomisér påstandende.</w:t>
+      </w:r>
+      <w:r>
+        <w:t xml:space="preserve"> </w:t>
+      </w:r>
+      <w:r>
+        <w:t xml:space="preserve">Merkelapp: Oppfatning om bilfrie soner</w:t>
+      </w:r>
     </w:p>
     <w:p>
       <w:pPr>
         <w:pStyle w:val="FirstParagraph"/>
-      </w:pPr>
-      <w:r>
-        <w:t xml:space="preserve">Så ber vi deg velge det alternativet du mener er mest attraktivt å bo i av disse tre alternativene (velg alternativet som passer best):</w:t>
-      </w:r>
-    </w:p>
-    <w:p>
-      <w:pPr>
-        <w:numPr>
-          <w:numId w:val="1004"/>
-          <w:ilvl w:val="0"/>
-        </w:numPr>
-      </w:pPr>
-      <w:r>
-        <w:t xml:space="preserve">Under 500 meter til skole, matbutikk og offentlige grøntområder, men kun offentlig bilparkering mer enn 150 meter fra boligen.</w:t>
-      </w:r>
-    </w:p>
-    <w:p>
-      <w:pPr>
-        <w:numPr>
-          <w:numId w:val="1004"/>
-          <w:ilvl w:val="0"/>
-        </w:numPr>
-      </w:pPr>
-      <w:r>
-        <w:t xml:space="preserve">Egen hage og parkeringsplass til bilen på tomten, men mer enn 500 meter til skole, matbutikk og offentlige grøntområder.</w:t>
-      </w:r>
-    </w:p>
-    <w:p>
-      <w:pPr>
-        <w:numPr>
-          <w:numId w:val="1004"/>
-          <w:ilvl w:val="0"/>
-        </w:numPr>
-      </w:pPr>
-      <w:r>
-        <w:t xml:space="preserve">Over 500 meter til skole, matbutikk og offentlige grøntområder, men med under 500 meter til buss og bybane, og til offentlige grøntarealer i nærområdet.</w:t>
-      </w:r>
-    </w:p>
-    <w:p>
-      <w:pPr>
-        <w:pStyle w:val="Heading3"/>
-      </w:pPr>
-      <w:bookmarkStart w:id="26" w:name="r2demovatebilfri10"/>
-      <w:r>
-        <w:t xml:space="preserve">R2DEMOVATEBILFRI10</w:t>
-      </w:r>
-      <w:bookmarkEnd w:id="26"/>
-    </w:p>
-    <w:p>
-      <w:pPr>
-        <w:pStyle w:val="FirstParagraph"/>
-      </w:pPr>
-      <w:r>
-        <w:t xml:space="preserve">Info: Spørsmålsbatteri. Randomisér påstandende.</w:t>
-      </w:r>
-    </w:p>
-    <w:p>
-      <w:pPr>
-        <w:pStyle w:val="BodyText"/>
       </w:pPr>
       <w:r>
         <w:t xml:space="preserve">Bergen kommune har planer om å lage bilfrie soner både i sentrum og i bydelene.</w:t>
@@ -684,13 +726,21 @@
     </w:p>
     <w:p>
       <w:pPr>
-        <w:pStyle w:val="Heading3"/>
+        <w:pStyle w:val="Heading5"/>
       </w:pPr>
       <w:bookmarkStart w:id="27" w:name="r2demovatebilfri11"/>
       <w:r>
         <w:t xml:space="preserve">R2DEMOVATEBILFRI11</w:t>
       </w:r>
       <w:bookmarkEnd w:id="27"/>
+    </w:p>
+    <w:p>
+      <w:pPr>
+        <w:pStyle w:val="BlockText"/>
+      </w:pPr>
+      <w:r>
+        <w:t xml:space="preserve">Merkelapp: Bilfri effekt på nabolaget.</w:t>
+      </w:r>
     </w:p>
     <w:p>
       <w:pPr>
@@ -791,7 +841,7 @@
     </w:p>
     <w:p>
       <w:pPr>
-        <w:pStyle w:val="Heading3"/>
+        <w:pStyle w:val="Heading5"/>
       </w:pPr>
       <w:bookmarkStart w:id="28" w:name="r2demovatebilfri12"/>
       <w:r>
@@ -801,15 +851,21 @@
     </w:p>
     <w:p>
       <w:pPr>
+        <w:pStyle w:val="BlockText"/>
+      </w:pPr>
+      <w:r>
+        <w:t xml:space="preserve">Info: Spørsmålsbatteri. Randomisér påstandene.</w:t>
+      </w:r>
+      <w:r>
+        <w:t xml:space="preserve"> </w:t>
+      </w:r>
+      <w:r>
+        <w:t xml:space="preserve">Merkelapp: Bilfri effekt på Bergen</w:t>
+      </w:r>
+    </w:p>
+    <w:p>
+      <w:pPr>
         <w:pStyle w:val="FirstParagraph"/>
-      </w:pPr>
-      <w:r>
-        <w:t xml:space="preserve">Info: Spørsmålsbatteri. Randomisér påstandene.</w:t>
-      </w:r>
-    </w:p>
-    <w:p>
-      <w:pPr>
-        <w:pStyle w:val="BodyText"/>
       </w:pPr>
       <w:r>
         <w:t xml:space="preserve">Og hva mener du effekten av bilfrie soner vil være for</w:t>
@@ -903,7 +959,7 @@
     </w:p>
     <w:p>
       <w:pPr>
-        <w:pStyle w:val="Heading3"/>
+        <w:pStyle w:val="Heading5"/>
       </w:pPr>
       <w:bookmarkStart w:id="29" w:name="r2demovatebilfri13"/>
       <w:r>
@@ -913,10 +969,266 @@
     </w:p>
     <w:p>
       <w:pPr>
+        <w:pStyle w:val="BlockText"/>
+      </w:pPr>
+      <w:r>
+        <w:t xml:space="preserve">Info: Spørsmålsbatteri. Ps: Egner seg også for conjoint-eksperiment.</w:t>
+      </w:r>
+      <w:r>
+        <w:t xml:space="preserve"> </w:t>
+      </w:r>
+      <w:r>
+        <w:t xml:space="preserve">Merkelapp: Hva påvirker bilkjøring.</w:t>
+      </w:r>
+    </w:p>
+    <w:p>
+      <w:pPr>
         <w:pStyle w:val="FirstParagraph"/>
       </w:pPr>
       <w:r>
-        <w:t xml:space="preserve">Info: Spørsmålsbatteri. Ps: Egner seg også for conjoint-eksperiment.</w:t>
+        <w:t xml:space="preserve">Hvor viktig er følgende faktorer for at du kan kjøre mindre bil i hverdagen?</w:t>
+      </w:r>
+      <w:r>
+        <w:t xml:space="preserve"> </w:t>
+      </w:r>
+      <w:r>
+        <w:t xml:space="preserve">Vennligst angi på en skala fra 0 (</w:t>
+      </w:r>
+      <w:r>
+        <w:t xml:space="preserve">“</w:t>
+      </w:r>
+      <w:r>
+        <w:t xml:space="preserve">Ikke viktig i det hele tatt</w:t>
+      </w:r>
+      <w:r>
+        <w:t xml:space="preserve">”</w:t>
+      </w:r>
+      <w:r>
+        <w:t xml:space="preserve">) til 10 (</w:t>
+      </w:r>
+      <w:r>
+        <w:t xml:space="preserve">“</w:t>
+      </w:r>
+      <w:r>
+        <w:t xml:space="preserve">Ekstremt viktig</w:t>
+      </w:r>
+      <w:r>
+        <w:t xml:space="preserve">”</w:t>
+      </w:r>
+      <w:r>
+        <w:t xml:space="preserve">)</w:t>
+      </w:r>
+    </w:p>
+    <w:p>
+      <w:pPr>
+        <w:numPr>
+          <w:numId w:val="1007"/>
+          <w:ilvl w:val="0"/>
+        </w:numPr>
+      </w:pPr>
+      <w:r>
+        <w:t xml:space="preserve">Bedre tilgang til offentlig transport, som buss og bybane.</w:t>
+      </w:r>
+    </w:p>
+    <w:p>
+      <w:pPr>
+        <w:numPr>
+          <w:numId w:val="1007"/>
+          <w:ilvl w:val="0"/>
+        </w:numPr>
+      </w:pPr>
+      <w:r>
+        <w:t xml:space="preserve">At buss og bybane går oftere.</w:t>
+      </w:r>
+    </w:p>
+    <w:p>
+      <w:pPr>
+        <w:numPr>
+          <w:numId w:val="1007"/>
+          <w:ilvl w:val="0"/>
+        </w:numPr>
+      </w:pPr>
+      <w:r>
+        <w:t xml:space="preserve">Bedre og tryggere sykkelveier.</w:t>
+      </w:r>
+    </w:p>
+    <w:p>
+      <w:pPr>
+        <w:numPr>
+          <w:numId w:val="1007"/>
+          <w:ilvl w:val="0"/>
+        </w:numPr>
+      </w:pPr>
+      <w:r>
+        <w:t xml:space="preserve">Tilgang på delebil.</w:t>
+      </w:r>
+    </w:p>
+    <w:p>
+      <w:pPr>
+        <w:numPr>
+          <w:numId w:val="1007"/>
+          <w:ilvl w:val="0"/>
+        </w:numPr>
+      </w:pPr>
+      <w:r>
+        <w:t xml:space="preserve">Tryggere gangvei.</w:t>
+      </w:r>
+    </w:p>
+    <w:p>
+      <w:pPr>
+        <w:numPr>
+          <w:numId w:val="1007"/>
+          <w:ilvl w:val="0"/>
+        </w:numPr>
+      </w:pPr>
+      <w:r>
+        <w:t xml:space="preserve">Bompenger (hvis bompengene øker mer vil jeg ikke lengre ha råd til å kjøre bil).</w:t>
+      </w:r>
+    </w:p>
+    <w:p>
+      <w:pPr>
+        <w:pStyle w:val="Heading5"/>
+      </w:pPr>
+      <w:bookmarkStart w:id="30" w:name="r2demovatebilfri14"/>
+      <w:r>
+        <w:t xml:space="preserve">R2DEMOVATEBILFRI14</w:t>
+      </w:r>
+      <w:bookmarkEnd w:id="30"/>
+    </w:p>
+    <w:p>
+      <w:pPr>
+        <w:pStyle w:val="BlockText"/>
+      </w:pPr>
+      <w:r>
+        <w:t xml:space="preserve">Merkelapp: Alternativer til bil.</w:t>
+      </w:r>
+    </w:p>
+    <w:p>
+      <w:pPr>
+        <w:pStyle w:val="FirstParagraph"/>
+      </w:pPr>
+      <w:r>
+        <w:t xml:space="preserve">Hvis du måtte kjøre mindre bil i hverdagen, hvilke alternativer har du tilgjengelig?</w:t>
+      </w:r>
+    </w:p>
+    <w:p>
+      <w:pPr>
+        <w:numPr>
+          <w:numId w:val="1008"/>
+          <w:ilvl w:val="0"/>
+        </w:numPr>
+      </w:pPr>
+      <w:r>
+        <w:t xml:space="preserve">Sykle</w:t>
+      </w:r>
+    </w:p>
+    <w:p>
+      <w:pPr>
+        <w:numPr>
+          <w:numId w:val="1008"/>
+          <w:ilvl w:val="0"/>
+        </w:numPr>
+      </w:pPr>
+      <w:r>
+        <w:t xml:space="preserve">Gå</w:t>
+      </w:r>
+    </w:p>
+    <w:p>
+      <w:pPr>
+        <w:numPr>
+          <w:numId w:val="1008"/>
+          <w:ilvl w:val="0"/>
+        </w:numPr>
+      </w:pPr>
+      <w:r>
+        <w:t xml:space="preserve">Delebil</w:t>
+      </w:r>
+    </w:p>
+    <w:p>
+      <w:pPr>
+        <w:numPr>
+          <w:numId w:val="1008"/>
+          <w:ilvl w:val="0"/>
+        </w:numPr>
+      </w:pPr>
+      <w:r>
+        <w:t xml:space="preserve">Buss og bybane</w:t>
+      </w:r>
+    </w:p>
+    <w:p>
+      <w:pPr>
+        <w:numPr>
+          <w:numId w:val="1008"/>
+          <w:ilvl w:val="0"/>
+        </w:numPr>
+      </w:pPr>
+      <w:r>
+        <w:t xml:space="preserve">Jobbe mer hjemmefra</w:t>
+      </w:r>
+    </w:p>
+    <w:p>
+      <w:pPr>
+        <w:numPr>
+          <w:numId w:val="1008"/>
+          <w:ilvl w:val="0"/>
+        </w:numPr>
+      </w:pPr>
+      <w:r>
+        <w:t xml:space="preserve">Jeg har ingen alternativer</w:t>
+      </w:r>
+    </w:p>
+    <w:p>
+      <w:pPr>
+        <w:pStyle w:val="Heading4"/>
+      </w:pPr>
+      <w:bookmarkStart w:id="31" w:name="spørsmål-om-arealutvikling-på-dokken"/>
+      <w:r>
+        <w:t xml:space="preserve">Spørsmål om arealutvikling på Dokken</w:t>
+      </w:r>
+      <w:bookmarkEnd w:id="31"/>
+    </w:p>
+    <w:p>
+      <w:pPr>
+        <w:pStyle w:val="FirstParagraph"/>
+      </w:pPr>
+      <w:r>
+        <w:t xml:space="preserve">Spørsmål kommer.</w:t>
+      </w:r>
+    </w:p>
+    <w:p>
+      <w:pPr>
+        <w:pStyle w:val="Heading4"/>
+      </w:pPr>
+      <w:bookmarkStart w:id="32" w:name="generelle-politikkspørsmål"/>
+      <w:r>
+        <w:t xml:space="preserve">Generelle politikkspørsmål</w:t>
+      </w:r>
+      <w:bookmarkEnd w:id="32"/>
+    </w:p>
+    <w:p>
+      <w:pPr>
+        <w:pStyle w:val="Heading5"/>
+      </w:pPr>
+      <w:bookmarkStart w:id="33" w:name="r2demovate10"/>
+      <w:r>
+        <w:t xml:space="preserve">R2DEMOVATE10</w:t>
+      </w:r>
+      <w:bookmarkEnd w:id="33"/>
+    </w:p>
+    <w:p>
+      <w:pPr>
+        <w:pStyle w:val="BlockText"/>
+      </w:pPr>
+      <w:r>
+        <w:t xml:space="preserve">Merkelapp: Mulighet til å påvirke politikk</w:t>
+      </w:r>
+    </w:p>
+    <w:p>
+      <w:pPr>
+        <w:pStyle w:val="FirstParagraph"/>
+      </w:pPr>
+      <w:r>
+        <w:t xml:space="preserve">I hvilken grad vil du si at det politiske systemet i Bergen gir folk som deg innflytelse på det lokale myndigheter gjør? Vennligst velg blant alternativene under hvor 0 betyr «ikke i det hele tatt» og 10 betyr «fullt og helt».</w:t>
       </w:r>
     </w:p>
     <w:p>
@@ -924,103 +1236,1069 @@
         <w:pStyle w:val="BodyText"/>
       </w:pPr>
       <w:r>
-        <w:t xml:space="preserve">Hvor viktig er følgende faktorer for at du kan kjøre mindre bil i hverdagen?</w:t>
-      </w:r>
-      <w:r>
-        <w:t xml:space="preserve"> </w:t>
-      </w:r>
-      <w:r>
-        <w:t xml:space="preserve">Vennligst angi på en skala fra 0 (</w:t>
+        <w:t xml:space="preserve">0 Ikke i det hele tatt</w:t>
+      </w:r>
+      <w:r>
+        <w:br/>
+      </w:r>
+      <w:r>
+        <w:t xml:space="preserve">1</w:t>
+      </w:r>
+      <w:r>
+        <w:br/>
+      </w:r>
+      <w:r>
+        <w:t xml:space="preserve">2</w:t>
+      </w:r>
+      <w:r>
+        <w:br/>
+      </w:r>
+      <w:r>
+        <w:t xml:space="preserve">3</w:t>
+      </w:r>
+      <w:r>
+        <w:br/>
+      </w:r>
+      <w:r>
+        <w:t xml:space="preserve">4</w:t>
+      </w:r>
+      <w:r>
+        <w:br/>
+      </w:r>
+      <w:r>
+        <w:t xml:space="preserve">5</w:t>
+      </w:r>
+      <w:r>
+        <w:br/>
+      </w:r>
+      <w:r>
+        <w:t xml:space="preserve">6</w:t>
+      </w:r>
+      <w:r>
+        <w:br/>
+      </w:r>
+      <w:r>
+        <w:t xml:space="preserve">7</w:t>
+      </w:r>
+      <w:r>
+        <w:br/>
+      </w:r>
+      <w:r>
+        <w:t xml:space="preserve">8</w:t>
+      </w:r>
+      <w:r>
+        <w:br/>
+      </w:r>
+      <w:r>
+        <w:t xml:space="preserve">9</w:t>
+      </w:r>
+      <w:r>
+        <w:br/>
+      </w:r>
+      <w:r>
+        <w:t xml:space="preserve">10 Fullt og helt</w:t>
+      </w:r>
+    </w:p>
+    <w:p>
+      <w:pPr>
+        <w:pStyle w:val="Heading5"/>
+      </w:pPr>
+      <w:bookmarkStart w:id="34" w:name="r2demovate11"/>
+      <w:r>
+        <w:t xml:space="preserve">R2DEMOVATE11:</w:t>
+      </w:r>
+      <w:bookmarkEnd w:id="34"/>
+    </w:p>
+    <w:p>
+      <w:pPr>
+        <w:pStyle w:val="BlockText"/>
+      </w:pPr>
+      <w:r>
+        <w:t xml:space="preserve">Merkelapp: Politikk er komplisert</w:t>
+      </w:r>
+    </w:p>
+    <w:p>
+      <w:pPr>
+        <w:pStyle w:val="FirstParagraph"/>
+      </w:pPr>
+      <w:r>
+        <w:t xml:space="preserve">Hvor godt passer følgende utsagn, slik du ser det: Lokalpolitikken er i blant så innviklet at folk som meg ikke forstår hva den dreier seg om. Vennligst velg blant alternativene under hvor 0 betyr «passer ikke i det hele tatt» og 10 betyr «fullt og helt».</w:t>
+      </w:r>
+    </w:p>
+    <w:p>
+      <w:pPr>
+        <w:pStyle w:val="BodyText"/>
+      </w:pPr>
+      <w:r>
+        <w:t xml:space="preserve">0 Ikke i det hele tatt</w:t>
+      </w:r>
+      <w:r>
+        <w:br/>
+      </w:r>
+      <w:r>
+        <w:t xml:space="preserve">1</w:t>
+      </w:r>
+      <w:r>
+        <w:br/>
+      </w:r>
+      <w:r>
+        <w:t xml:space="preserve">2</w:t>
+      </w:r>
+      <w:r>
+        <w:br/>
+      </w:r>
+      <w:r>
+        <w:t xml:space="preserve">3</w:t>
+      </w:r>
+      <w:r>
+        <w:br/>
+      </w:r>
+      <w:r>
+        <w:t xml:space="preserve">4</w:t>
+      </w:r>
+      <w:r>
+        <w:br/>
+      </w:r>
+      <w:r>
+        <w:t xml:space="preserve">5</w:t>
+      </w:r>
+      <w:r>
+        <w:br/>
+      </w:r>
+      <w:r>
+        <w:t xml:space="preserve">6</w:t>
+      </w:r>
+      <w:r>
+        <w:br/>
+      </w:r>
+      <w:r>
+        <w:t xml:space="preserve">7</w:t>
+      </w:r>
+      <w:r>
+        <w:br/>
+      </w:r>
+      <w:r>
+        <w:t xml:space="preserve">8</w:t>
+      </w:r>
+      <w:r>
+        <w:br/>
+      </w:r>
+      <w:r>
+        <w:t xml:space="preserve">9</w:t>
+      </w:r>
+      <w:r>
+        <w:br/>
+      </w:r>
+      <w:r>
+        <w:t xml:space="preserve">10 Fullt og helt</w:t>
+      </w:r>
+    </w:p>
+    <w:p>
+      <w:pPr>
+        <w:pStyle w:val="Heading5"/>
+      </w:pPr>
+      <w:bookmarkStart w:id="35" w:name="r2demovate12"/>
+      <w:r>
+        <w:t xml:space="preserve">R2DEMOVATE12</w:t>
+      </w:r>
+      <w:bookmarkEnd w:id="35"/>
+    </w:p>
+    <w:p>
+      <w:pPr>
+        <w:pStyle w:val="BlockText"/>
+      </w:pPr>
+      <w:r>
+        <w:t xml:space="preserve">Merkelapp: Plassering på politisk skala&gt;</w:t>
+      </w:r>
+    </w:p>
+    <w:p>
+      <w:pPr>
+        <w:pStyle w:val="FirstParagraph"/>
+      </w:pPr>
+      <w:r>
+        <w:t xml:space="preserve">I politikken snakker man ofte om</w:t>
+      </w:r>
+      <w:r>
+        <w:t xml:space="preserve"> </w:t>
       </w:r>
       <w:r>
         <w:t xml:space="preserve">“</w:t>
       </w:r>
       <w:r>
-        <w:t xml:space="preserve">Ikke viktig i det hele tatt</w:t>
+        <w:t xml:space="preserve">venstresiden</w:t>
       </w:r>
       <w:r>
         <w:t xml:space="preserve">”</w:t>
       </w:r>
       <w:r>
-        <w:t xml:space="preserve">) til 10 (</w:t>
+        <w:t xml:space="preserve"> </w:t>
+      </w:r>
+      <w:r>
+        <w:t xml:space="preserve">og</w:t>
+      </w:r>
+      <w:r>
+        <w:t xml:space="preserve"> </w:t>
       </w:r>
       <w:r>
         <w:t xml:space="preserve">“</w:t>
       </w:r>
       <w:r>
-        <w:t xml:space="preserve">Ekstremt viktig</w:t>
+        <w:t xml:space="preserve">høyresiden</w:t>
       </w:r>
       <w:r>
         <w:t xml:space="preserve">”</w:t>
       </w:r>
       <w:r>
-        <w:t xml:space="preserve">)</w:t>
-      </w:r>
-    </w:p>
-    <w:p>
-      <w:pPr>
-        <w:numPr>
-          <w:numId w:val="1007"/>
-          <w:ilvl w:val="0"/>
-        </w:numPr>
-      </w:pPr>
-      <w:r>
-        <w:t xml:space="preserve">Bedre tilgang til offentlig transport, som buss og bybane.</w:t>
-      </w:r>
-    </w:p>
-    <w:p>
-      <w:pPr>
-        <w:numPr>
-          <w:numId w:val="1007"/>
-          <w:ilvl w:val="0"/>
-        </w:numPr>
-      </w:pPr>
-      <w:r>
-        <w:t xml:space="preserve">At buss og bybane går oftere.</w:t>
-      </w:r>
-    </w:p>
-    <w:p>
-      <w:pPr>
-        <w:numPr>
-          <w:numId w:val="1007"/>
-          <w:ilvl w:val="0"/>
-        </w:numPr>
-      </w:pPr>
-      <w:r>
-        <w:t xml:space="preserve">Bedre og tryggere sykkelveier.</w:t>
-      </w:r>
-    </w:p>
-    <w:p>
-      <w:pPr>
-        <w:numPr>
-          <w:numId w:val="1007"/>
-          <w:ilvl w:val="0"/>
-        </w:numPr>
-      </w:pPr>
-      <w:r>
-        <w:t xml:space="preserve">Tilgang på delebil.</w:t>
-      </w:r>
-    </w:p>
-    <w:p>
-      <w:pPr>
-        <w:numPr>
-          <w:numId w:val="1007"/>
-          <w:ilvl w:val="0"/>
-        </w:numPr>
-      </w:pPr>
-      <w:r>
-        <w:t xml:space="preserve">Tryggere gangvei.</w:t>
-      </w:r>
-    </w:p>
-    <w:p>
-      <w:pPr>
-        <w:numPr>
-          <w:numId w:val="1007"/>
-          <w:ilvl w:val="0"/>
-        </w:numPr>
-      </w:pPr>
-      <w:r>
-        <w:t xml:space="preserve">Bompenger (hvis bompengene øker mer vil jeg ikke lengre ha råd til å kjøre bil).</w:t>
+        <w:t xml:space="preserve">. Nedenfor er en skala der 0 representerer de som står helt til venstre politisk, og 10 representerer de som står helt til høyre politisk.</w:t>
+      </w:r>
+    </w:p>
+    <w:p>
+      <w:pPr>
+        <w:pStyle w:val="BodyText"/>
+      </w:pPr>
+      <w:r>
+        <w:t xml:space="preserve">Hvordan vil du plassere deg selv på en slik skala?</w:t>
+      </w:r>
+    </w:p>
+    <w:p>
+      <w:pPr>
+        <w:pStyle w:val="BodyText"/>
+      </w:pPr>
+      <w:r>
+        <w:t xml:space="preserve">0 Venstre</w:t>
+      </w:r>
+      <w:r>
+        <w:br/>
+      </w:r>
+      <w:r>
+        <w:t xml:space="preserve">1</w:t>
+      </w:r>
+      <w:r>
+        <w:br/>
+      </w:r>
+      <w:r>
+        <w:t xml:space="preserve">2</w:t>
+      </w:r>
+      <w:r>
+        <w:br/>
+      </w:r>
+      <w:r>
+        <w:t xml:space="preserve">3</w:t>
+      </w:r>
+      <w:r>
+        <w:br/>
+      </w:r>
+      <w:r>
+        <w:t xml:space="preserve">4</w:t>
+      </w:r>
+      <w:r>
+        <w:br/>
+      </w:r>
+      <w:r>
+        <w:t xml:space="preserve">5</w:t>
+      </w:r>
+      <w:r>
+        <w:br/>
+      </w:r>
+      <w:r>
+        <w:t xml:space="preserve">6</w:t>
+      </w:r>
+      <w:r>
+        <w:br/>
+      </w:r>
+      <w:r>
+        <w:t xml:space="preserve">7</w:t>
+      </w:r>
+      <w:r>
+        <w:br/>
+      </w:r>
+      <w:r>
+        <w:t xml:space="preserve">8</w:t>
+      </w:r>
+      <w:r>
+        <w:br/>
+      </w:r>
+      <w:r>
+        <w:t xml:space="preserve">9</w:t>
+      </w:r>
+      <w:r>
+        <w:br/>
+      </w:r>
+      <w:r>
+        <w:t xml:space="preserve">10 Høyre</w:t>
+      </w:r>
+    </w:p>
+    <w:p>
+      <w:pPr>
+        <w:pStyle w:val="Heading5"/>
+      </w:pPr>
+      <w:bookmarkStart w:id="36" w:name="r2demovate20"/>
+      <w:r>
+        <w:t xml:space="preserve">R2DEMOVATE20</w:t>
+      </w:r>
+      <w:bookmarkEnd w:id="36"/>
+    </w:p>
+    <w:p>
+      <w:pPr>
+        <w:pStyle w:val="BlockText"/>
+      </w:pPr>
+      <w:r>
+        <w:t xml:space="preserve">Info: Spørsmålsbatteri.</w:t>
+      </w:r>
+      <w:r>
+        <w:t xml:space="preserve"> </w:t>
+      </w:r>
+      <w:r>
+        <w:t xml:space="preserve">Merkelapp: Hjertesak</w:t>
+      </w:r>
+    </w:p>
+    <w:p>
+      <w:pPr>
+        <w:pStyle w:val="FirstParagraph"/>
+      </w:pPr>
+      <w:r>
+        <w:t xml:space="preserve">Hvor viktig vil du si at følgende saker var for velgernes stemmegivning ved kommunevalget i din kommune?</w:t>
+      </w:r>
+    </w:p>
+    <w:p>
+      <w:pPr>
+        <w:pStyle w:val="BodyText"/>
+      </w:pPr>
+      <w:r>
+        <w:t xml:space="preserve">Skole</w:t>
+      </w:r>
+      <w:r>
+        <w:t xml:space="preserve"> </w:t>
+      </w:r>
+      <w:r>
+        <w:t xml:space="preserve">Eldreomsorg</w:t>
+      </w:r>
+      <w:r>
+        <w:t xml:space="preserve"> </w:t>
+      </w:r>
+      <w:r>
+        <w:t xml:space="preserve">Kommunesammenslåinger</w:t>
+      </w:r>
+      <w:r>
+        <w:t xml:space="preserve"> </w:t>
+      </w:r>
+      <w:r>
+        <w:t xml:space="preserve">Eiendomsskatt</w:t>
+      </w:r>
+      <w:r>
+        <w:t xml:space="preserve"> </w:t>
+      </w:r>
+      <w:r>
+        <w:t xml:space="preserve">Kultur/idrett</w:t>
+      </w:r>
+      <w:r>
+        <w:t xml:space="preserve"> </w:t>
+      </w:r>
+      <w:r>
+        <w:t xml:space="preserve">Miljø/klima</w:t>
+      </w:r>
+      <w:r>
+        <w:t xml:space="preserve"> </w:t>
+      </w:r>
+      <w:r>
+        <w:t xml:space="preserve">Kollektivtilbud</w:t>
+      </w:r>
+      <w:r>
+        <w:t xml:space="preserve"> </w:t>
+      </w:r>
+      <w:r>
+        <w:t xml:space="preserve">Sammenslåing av fylkeskommuner</w:t>
+      </w:r>
+      <w:r>
+        <w:t xml:space="preserve"> </w:t>
+      </w:r>
+      <w:r>
+        <w:t xml:space="preserve">Innvandring</w:t>
+      </w:r>
+      <w:r>
+        <w:t xml:space="preserve"> </w:t>
+      </w:r>
+      <w:r>
+        <w:t xml:space="preserve">Arealutnyttelse</w:t>
+      </w:r>
+    </w:p>
+    <w:p>
+      <w:pPr>
+        <w:pStyle w:val="BodyText"/>
+      </w:pPr>
+      <w:r>
+        <w:t xml:space="preserve">0 Svært lite viktig</w:t>
+      </w:r>
+      <w:r>
+        <w:t xml:space="preserve"> </w:t>
+      </w:r>
+      <w:r>
+        <w:t xml:space="preserve">1</w:t>
+      </w:r>
+      <w:r>
+        <w:t xml:space="preserve"> </w:t>
+      </w:r>
+      <w:r>
+        <w:t xml:space="preserve">2</w:t>
+      </w:r>
+      <w:r>
+        <w:t xml:space="preserve"> </w:t>
+      </w:r>
+      <w:r>
+        <w:t xml:space="preserve">3</w:t>
+      </w:r>
+      <w:r>
+        <w:t xml:space="preserve"> </w:t>
+      </w:r>
+      <w:r>
+        <w:t xml:space="preserve">4</w:t>
+      </w:r>
+      <w:r>
+        <w:t xml:space="preserve"> </w:t>
+      </w:r>
+      <w:r>
+        <w:t xml:space="preserve">5</w:t>
+      </w:r>
+      <w:r>
+        <w:t xml:space="preserve"> </w:t>
+      </w:r>
+      <w:r>
+        <w:t xml:space="preserve">6</w:t>
+      </w:r>
+      <w:r>
+        <w:t xml:space="preserve"> </w:t>
+      </w:r>
+      <w:r>
+        <w:t xml:space="preserve">7</w:t>
+      </w:r>
+      <w:r>
+        <w:t xml:space="preserve"> </w:t>
+      </w:r>
+      <w:r>
+        <w:t xml:space="preserve">8</w:t>
+      </w:r>
+      <w:r>
+        <w:t xml:space="preserve"> </w:t>
+      </w:r>
+      <w:r>
+        <w:t xml:space="preserve">9</w:t>
+      </w:r>
+      <w:r>
+        <w:t xml:space="preserve"> </w:t>
+      </w:r>
+      <w:r>
+        <w:t xml:space="preserve">10 Svært viktig</w:t>
+      </w:r>
+    </w:p>
+    <w:p>
+      <w:pPr>
+        <w:pStyle w:val="Heading4"/>
+      </w:pPr>
+      <w:bookmarkStart w:id="37" w:name="bakgrunnsspørsmål"/>
+      <w:r>
+        <w:t xml:space="preserve">Bakgrunnsspørsmål</w:t>
+      </w:r>
+      <w:bookmarkEnd w:id="37"/>
+    </w:p>
+    <w:p>
+      <w:pPr>
+        <w:pStyle w:val="Heading5"/>
+      </w:pPr>
+      <w:bookmarkStart w:id="38" w:name="r2demovate26"/>
+      <w:r>
+        <w:t xml:space="preserve">R2DEMOVATE26</w:t>
+      </w:r>
+      <w:bookmarkEnd w:id="38"/>
+    </w:p>
+    <w:p>
+      <w:pPr>
+        <w:pStyle w:val="FirstParagraph"/>
+      </w:pPr>
+      <w:r>
+        <w:t xml:space="preserve">Merkelapp: Bydel</w:t>
+      </w:r>
+    </w:p>
+    <w:p>
+      <w:pPr>
+        <w:pStyle w:val="BodyText"/>
+      </w:pPr>
+      <w:r>
+        <w:t xml:space="preserve">Hvor i Bergen bor du?</w:t>
+      </w:r>
+      <w:r>
+        <w:t xml:space="preserve"> </w:t>
+      </w:r>
+      <w:r>
+        <w:t xml:space="preserve">1. Arna</w:t>
+      </w:r>
+      <w:r>
+        <w:t xml:space="preserve"> </w:t>
+      </w:r>
+      <w:r>
+        <w:t xml:space="preserve">2. Åsane</w:t>
+      </w:r>
+      <w:r>
+        <w:t xml:space="preserve"> </w:t>
+      </w:r>
+      <w:r>
+        <w:t xml:space="preserve">3. Ytrebygda</w:t>
+      </w:r>
+      <w:r>
+        <w:t xml:space="preserve"> </w:t>
+      </w:r>
+      <w:r>
+        <w:t xml:space="preserve">4. Fana</w:t>
+      </w:r>
+      <w:r>
+        <w:t xml:space="preserve"> </w:t>
+      </w:r>
+      <w:r>
+        <w:t xml:space="preserve">5. Laksevåg</w:t>
+      </w:r>
+      <w:r>
+        <w:t xml:space="preserve"> </w:t>
+      </w:r>
+      <w:r>
+        <w:t xml:space="preserve">6. Fyllingsdalen</w:t>
+      </w:r>
+      <w:r>
+        <w:t xml:space="preserve"> </w:t>
+      </w:r>
+      <w:r>
+        <w:t xml:space="preserve">7. Årstad</w:t>
+      </w:r>
+      <w:r>
+        <w:t xml:space="preserve"> </w:t>
+      </w:r>
+      <w:r>
+        <w:t xml:space="preserve">8. Bergenhus</w:t>
+      </w:r>
+    </w:p>
+    <w:p>
+      <w:pPr>
+        <w:pStyle w:val="Heading5"/>
+      </w:pPr>
+      <w:bookmarkStart w:id="39" w:name="r2demovate18"/>
+      <w:r>
+        <w:t xml:space="preserve">R2DEMOVATE18</w:t>
+      </w:r>
+      <w:bookmarkEnd w:id="39"/>
+    </w:p>
+    <w:p>
+      <w:pPr>
+        <w:pStyle w:val="BlockText"/>
+      </w:pPr>
+      <w:r>
+        <w:t xml:space="preserve">Merkelapp: Høyest fullførte utdanning&gt;</w:t>
+      </w:r>
+    </w:p>
+    <w:p>
+      <w:pPr>
+        <w:pStyle w:val="FirstParagraph"/>
+      </w:pPr>
+      <w:r>
+        <w:t xml:space="preserve">Hva er din høyest fullførte utdanning?</w:t>
+      </w:r>
+    </w:p>
+    <w:p>
+      <w:pPr>
+        <w:pStyle w:val="Compact"/>
+        <w:numPr>
+          <w:numId w:val="1009"/>
+          <w:ilvl w:val="0"/>
+        </w:numPr>
+      </w:pPr>
+      <w:r>
+        <w:t xml:space="preserve">Ingen utdanning/grunnskole</w:t>
+      </w:r>
+      <w:r>
+        <w:br/>
+      </w:r>
+    </w:p>
+    <w:p>
+      <w:pPr>
+        <w:pStyle w:val="Compact"/>
+        <w:numPr>
+          <w:numId w:val="1009"/>
+          <w:ilvl w:val="0"/>
+        </w:numPr>
+      </w:pPr>
+      <w:r>
+        <w:t xml:space="preserve">Videregående skole</w:t>
+      </w:r>
+      <w:r>
+        <w:br/>
+      </w:r>
+    </w:p>
+    <w:p>
+      <w:pPr>
+        <w:pStyle w:val="Compact"/>
+        <w:numPr>
+          <w:numId w:val="1009"/>
+          <w:ilvl w:val="0"/>
+        </w:numPr>
+      </w:pPr>
+      <w:r>
+        <w:t xml:space="preserve">Høgskole/Universitet (minst 2 år)</w:t>
+      </w:r>
+    </w:p>
+    <w:p>
+      <w:pPr>
+        <w:pStyle w:val="Heading5"/>
+      </w:pPr>
+      <w:bookmarkStart w:id="40" w:name="r2demovate19"/>
+      <w:r>
+        <w:t xml:space="preserve">R2DEMOVATE19</w:t>
+      </w:r>
+      <w:bookmarkEnd w:id="40"/>
+    </w:p>
+    <w:p>
+      <w:pPr>
+        <w:pStyle w:val="BlockText"/>
+      </w:pPr>
+      <w:r>
+        <w:t xml:space="preserve">Merkelapp: Inntekt</w:t>
+      </w:r>
+    </w:p>
+    <w:p>
+      <w:pPr>
+        <w:pStyle w:val="FirstParagraph"/>
+      </w:pPr>
+      <w:r>
+        <w:t xml:space="preserve">Hva er inntekten din for tiden? Brutto årsinntekt i kroner er:</w:t>
+      </w:r>
+    </w:p>
+    <w:p>
+      <w:pPr>
+        <w:pStyle w:val="Compact"/>
+        <w:numPr>
+          <w:numId w:val="1010"/>
+          <w:ilvl w:val="0"/>
+        </w:numPr>
+      </w:pPr>
+      <w:r>
+        <w:t xml:space="preserve">Under 150 000</w:t>
+      </w:r>
+      <w:r>
+        <w:br/>
+      </w:r>
+    </w:p>
+    <w:p>
+      <w:pPr>
+        <w:pStyle w:val="Compact"/>
+        <w:numPr>
+          <w:numId w:val="1010"/>
+          <w:ilvl w:val="0"/>
+        </w:numPr>
+      </w:pPr>
+      <w:r>
+        <w:t xml:space="preserve">150 001 - 300 000</w:t>
+      </w:r>
+      <w:r>
+        <w:br/>
+      </w:r>
+    </w:p>
+    <w:p>
+      <w:pPr>
+        <w:pStyle w:val="Compact"/>
+        <w:numPr>
+          <w:numId w:val="1010"/>
+          <w:ilvl w:val="0"/>
+        </w:numPr>
+      </w:pPr>
+      <w:r>
+        <w:t xml:space="preserve">300 001 - 400 000</w:t>
+      </w:r>
+      <w:r>
+        <w:br/>
+      </w:r>
+    </w:p>
+    <w:p>
+      <w:pPr>
+        <w:pStyle w:val="Compact"/>
+        <w:numPr>
+          <w:numId w:val="1010"/>
+          <w:ilvl w:val="0"/>
+        </w:numPr>
+      </w:pPr>
+      <w:r>
+        <w:t xml:space="preserve">400 001 - 500 000</w:t>
+      </w:r>
+      <w:r>
+        <w:br/>
+      </w:r>
+    </w:p>
+    <w:p>
+      <w:pPr>
+        <w:pStyle w:val="Compact"/>
+        <w:numPr>
+          <w:numId w:val="1010"/>
+          <w:ilvl w:val="0"/>
+        </w:numPr>
+      </w:pPr>
+      <w:r>
+        <w:t xml:space="preserve">500 001 - 600 000</w:t>
+      </w:r>
+      <w:r>
+        <w:br/>
+      </w:r>
+    </w:p>
+    <w:p>
+      <w:pPr>
+        <w:pStyle w:val="Compact"/>
+        <w:numPr>
+          <w:numId w:val="1010"/>
+          <w:ilvl w:val="0"/>
+        </w:numPr>
+      </w:pPr>
+      <w:r>
+        <w:t xml:space="preserve">600 001 - 700 000</w:t>
+      </w:r>
+      <w:r>
+        <w:br/>
+      </w:r>
+    </w:p>
+    <w:p>
+      <w:pPr>
+        <w:pStyle w:val="Compact"/>
+        <w:numPr>
+          <w:numId w:val="1010"/>
+          <w:ilvl w:val="0"/>
+        </w:numPr>
+      </w:pPr>
+      <w:r>
+        <w:t xml:space="preserve">700 001 - 1 000 000</w:t>
+      </w:r>
+      <w:r>
+        <w:br/>
+      </w:r>
+    </w:p>
+    <w:p>
+      <w:pPr>
+        <w:pStyle w:val="Compact"/>
+        <w:numPr>
+          <w:numId w:val="1010"/>
+          <w:ilvl w:val="0"/>
+        </w:numPr>
+      </w:pPr>
+      <w:r>
+        <w:t xml:space="preserve">Over 1 000 000</w:t>
+      </w:r>
+    </w:p>
+    <w:p>
+      <w:pPr>
+        <w:pStyle w:val="Heading5"/>
+      </w:pPr>
+      <w:bookmarkStart w:id="41" w:name="r2demovatealdrkat"/>
+      <w:r>
+        <w:t xml:space="preserve">R2DEMOVATEaldrkat</w:t>
+      </w:r>
+      <w:bookmarkEnd w:id="41"/>
+    </w:p>
+    <w:p>
+      <w:pPr>
+        <w:pStyle w:val="BlockText"/>
+      </w:pPr>
+      <w:r>
+        <w:t xml:space="preserve">Merkelapp: Alderskategori.</w:t>
+      </w:r>
+    </w:p>
+    <w:p>
+      <w:pPr>
+        <w:pStyle w:val="FirstParagraph"/>
+      </w:pPr>
+      <w:r>
+        <w:t xml:space="preserve">Hva er din alder?</w:t>
+      </w:r>
+    </w:p>
+    <w:p>
+      <w:pPr>
+        <w:pStyle w:val="Compact"/>
+        <w:numPr>
+          <w:numId w:val="1011"/>
+          <w:ilvl w:val="0"/>
+        </w:numPr>
+      </w:pPr>
+      <w:r>
+        <w:t xml:space="preserve">Under 30 år</w:t>
+      </w:r>
+    </w:p>
+    <w:p>
+      <w:pPr>
+        <w:pStyle w:val="Compact"/>
+        <w:numPr>
+          <w:numId w:val="1011"/>
+          <w:ilvl w:val="0"/>
+        </w:numPr>
+      </w:pPr>
+      <w:r>
+        <w:t xml:space="preserve">30-44 år</w:t>
+      </w:r>
+    </w:p>
+    <w:p>
+      <w:pPr>
+        <w:pStyle w:val="Compact"/>
+        <w:numPr>
+          <w:numId w:val="1011"/>
+          <w:ilvl w:val="0"/>
+        </w:numPr>
+      </w:pPr>
+      <w:r>
+        <w:t xml:space="preserve">45-59 år</w:t>
+      </w:r>
+    </w:p>
+    <w:p>
+      <w:pPr>
+        <w:pStyle w:val="Compact"/>
+        <w:numPr>
+          <w:numId w:val="1011"/>
+          <w:ilvl w:val="0"/>
+        </w:numPr>
+      </w:pPr>
+      <w:r>
+        <w:t xml:space="preserve">60 år eller eldre</w:t>
+      </w:r>
+    </w:p>
+    <w:p>
+      <w:pPr>
+        <w:pStyle w:val="Heading5"/>
+      </w:pPr>
+      <w:bookmarkStart w:id="42" w:name="r2demovate21"/>
+      <w:r>
+        <w:t xml:space="preserve">R2DEMOVATE21</w:t>
+      </w:r>
+      <w:bookmarkEnd w:id="42"/>
+    </w:p>
+    <w:p>
+      <w:pPr>
+        <w:pStyle w:val="BlockText"/>
+      </w:pPr>
+      <w:r>
+        <w:t xml:space="preserve">Merkelapp: Kjønn. Randomisér svaralternativene.</w:t>
+      </w:r>
+    </w:p>
+    <w:p>
+      <w:pPr>
+        <w:pStyle w:val="FirstParagraph"/>
+      </w:pPr>
+      <w:r>
+        <w:t xml:space="preserve">Hva er ditt folkeregistrerte kjønn?</w:t>
+      </w:r>
+    </w:p>
+    <w:p>
+      <w:pPr>
+        <w:numPr>
+          <w:numId w:val="1012"/>
+          <w:ilvl w:val="0"/>
+        </w:numPr>
+      </w:pPr>
+      <w:r>
+        <w:t xml:space="preserve">Kvinne</w:t>
+      </w:r>
+    </w:p>
+    <w:p>
+      <w:pPr>
+        <w:numPr>
+          <w:numId w:val="1012"/>
+          <w:ilvl w:val="0"/>
+        </w:numPr>
+      </w:pPr>
+      <w:r>
+        <w:t xml:space="preserve">Mann</w:t>
+      </w:r>
+    </w:p>
+    <w:p>
+      <w:pPr>
+        <w:pStyle w:val="Heading5"/>
+      </w:pPr>
+      <w:bookmarkStart w:id="43" w:name="r2demovatealdrkat-1"/>
+      <w:r>
+        <w:t xml:space="preserve">R2DEMOVATEaldrkat</w:t>
+      </w:r>
+      <w:bookmarkEnd w:id="43"/>
+    </w:p>
+    <w:p>
+      <w:pPr>
+        <w:pStyle w:val="BlockText"/>
+      </w:pPr>
+      <w:r>
+        <w:t xml:space="preserve">Merkelapp: Alder</w:t>
+      </w:r>
+    </w:p>
+    <w:p>
+      <w:pPr>
+        <w:pStyle w:val="FirstParagraph"/>
+      </w:pPr>
+      <w:r>
+        <w:t xml:space="preserve">Hva er din alder?</w:t>
+      </w:r>
+    </w:p>
+    <w:p>
+      <w:pPr>
+        <w:pStyle w:val="Compact"/>
+        <w:numPr>
+          <w:numId w:val="1013"/>
+          <w:ilvl w:val="0"/>
+        </w:numPr>
+      </w:pPr>
+      <w:r>
+        <w:t xml:space="preserve">Under 30 år</w:t>
+      </w:r>
+    </w:p>
+    <w:p>
+      <w:pPr>
+        <w:pStyle w:val="Compact"/>
+        <w:numPr>
+          <w:numId w:val="1013"/>
+          <w:ilvl w:val="0"/>
+        </w:numPr>
+      </w:pPr>
+      <w:r>
+        <w:t xml:space="preserve">30-44 år</w:t>
+      </w:r>
+    </w:p>
+    <w:p>
+      <w:pPr>
+        <w:pStyle w:val="Compact"/>
+        <w:numPr>
+          <w:numId w:val="1013"/>
+          <w:ilvl w:val="0"/>
+        </w:numPr>
+      </w:pPr>
+      <w:r>
+        <w:t xml:space="preserve">45-59 år</w:t>
+      </w:r>
+    </w:p>
+    <w:p>
+      <w:pPr>
+        <w:pStyle w:val="Compact"/>
+        <w:numPr>
+          <w:numId w:val="1013"/>
+          <w:ilvl w:val="0"/>
+        </w:numPr>
+      </w:pPr>
+      <w:r>
+        <w:t xml:space="preserve">60 år eller eldre</w:t>
+      </w:r>
+    </w:p>
+    <w:p>
+      <w:pPr>
+        <w:pStyle w:val="Heading5"/>
+      </w:pPr>
+      <w:bookmarkStart w:id="44" w:name="r2demovatestatsborgerskap"/>
+      <w:r>
+        <w:t xml:space="preserve">R2DEMOVATEStatsborgerskap</w:t>
+      </w:r>
+      <w:bookmarkEnd w:id="44"/>
+    </w:p>
+    <w:p>
+      <w:pPr>
+        <w:pStyle w:val="FirstParagraph"/>
+      </w:pPr>
+      <w:r>
+        <w:t xml:space="preserve">Statsborgerskap. Er du:</w:t>
+      </w:r>
+    </w:p>
+    <w:p>
+      <w:pPr>
+        <w:pStyle w:val="BodyText"/>
+      </w:pPr>
+      <w:r>
+        <w:t xml:space="preserve">1 Norsk statsborger</w:t>
+      </w:r>
+      <w:r>
+        <w:br/>
+      </w:r>
+      <w:r>
+        <w:t xml:space="preserve">2 Statsborger i annet land. Vennligst skriv hvilket</w:t>
+      </w:r>
+    </w:p>
+    <w:p>
+      <w:pPr>
+        <w:pStyle w:val="Heading5"/>
+      </w:pPr>
+      <w:bookmarkStart w:id="45" w:name="r2demovateinnvandret"/>
+      <w:r>
+        <w:t xml:space="preserve">R2DEMOVATEinnvandret</w:t>
+      </w:r>
+      <w:bookmarkEnd w:id="45"/>
+    </w:p>
+    <w:p>
+      <w:pPr>
+        <w:pStyle w:val="FirstParagraph"/>
+      </w:pPr>
+      <w:r>
+        <w:t xml:space="preserve">Har du eller dine foreldre (mor, far eller begge foreldre) innvandret til Norge?</w:t>
+      </w:r>
+    </w:p>
+    <w:p>
+      <w:pPr>
+        <w:pStyle w:val="BodyText"/>
+      </w:pPr>
+      <w:r>
+        <w:t xml:space="preserve">Nei</w:t>
+      </w:r>
+      <w:r>
+        <w:br/>
+      </w:r>
+      <w:r>
+        <w:t xml:space="preserve">Jeg har selv innvandret til Norge</w:t>
+      </w:r>
+      <w:r>
+        <w:br/>
+      </w:r>
+      <w:r>
+        <w:t xml:space="preserve">Begge mine foreldre har innvandret til Norge, men jeg er født i Norge</w:t>
+      </w:r>
+      <w:r>
+        <w:br/>
+      </w:r>
+      <w:r>
+        <w:t xml:space="preserve">Mor har innvandret til Norge, men jeg og min far har ikke innvandret</w:t>
+      </w:r>
+      <w:r>
+        <w:br/>
+      </w:r>
+      <w:r>
+        <w:t xml:space="preserve">Far har innvandret til Norge, men jeg og min mor har ikke innvandret</w:t>
+      </w:r>
+    </w:p>
+    <w:p>
+      <w:pPr>
+        <w:pStyle w:val="Heading5"/>
+      </w:pPr>
+      <w:bookmarkStart w:id="46" w:name="r2demovatestemmerett"/>
+      <w:r>
+        <w:t xml:space="preserve">R2DEMOVATEstemmerett</w:t>
+      </w:r>
+      <w:bookmarkEnd w:id="46"/>
+    </w:p>
+    <w:p>
+      <w:pPr>
+        <w:pStyle w:val="FirstParagraph"/>
+      </w:pPr>
+      <w:r>
+        <w:t xml:space="preserve">Hadde du stemmerett ved Kommunestyrevalget i 2019?</w:t>
+      </w:r>
+    </w:p>
+    <w:p>
+      <w:pPr>
+        <w:pStyle w:val="BodyText"/>
+      </w:pPr>
+      <w:r>
+        <w:t xml:space="preserve">Ja</w:t>
+      </w:r>
+      <w:r>
+        <w:br/>
+      </w:r>
+      <w:r>
+        <w:t xml:space="preserve">Nei</w:t>
+      </w:r>
+      <w:r>
+        <w:br/>
+      </w:r>
+      <w:r>
+        <w:t xml:space="preserve">Vet ikke</w:t>
       </w:r>
     </w:p>
     <w:sectPr/>
@@ -1250,6 +2528,118 @@
     <w:lvl w:ilvl="8">
       <w:numFmt w:val="bullet"/>
       <w:lvlText w:val="•"/>
+      <w:lvlJc w:val="left"/>
+      <w:pPr>
+        <w:tabs>
+          <w:tab w:val="num" w:pos="5760"/>
+        </w:tabs>
+        <w:ind w:left="6240" w:hanging="480"/>
+      </w:pPr>
+    </w:lvl>
+  </w:abstractNum>
+  <w:abstractNum w:abstractNumId="99411">
+    <w:nsid w:val="71315dca"/>
+    <w:multiLevelType w:val="multilevel"/>
+    <w:lvl w:ilvl="0">
+      <w:start w:val="1"/>
+      <w:numFmt w:val="decimal"/>
+      <w:lvlText w:val="%1."/>
+      <w:lvlJc w:val="left"/>
+      <w:pPr>
+        <w:tabs>
+          <w:tab w:val="num" w:pos="0"/>
+        </w:tabs>
+        <w:ind w:left="480" w:hanging="480"/>
+      </w:pPr>
+    </w:lvl>
+    <w:lvl w:ilvl="1">
+      <w:start w:val="1"/>
+      <w:numFmt w:val="decimal"/>
+      <w:lvlText w:val="%2."/>
+      <w:lvlJc w:val="left"/>
+      <w:pPr>
+        <w:tabs>
+          <w:tab w:val="num" w:pos="720"/>
+        </w:tabs>
+        <w:ind w:left="1200" w:hanging="480"/>
+      </w:pPr>
+    </w:lvl>
+    <w:lvl w:ilvl="2">
+      <w:start w:val="1"/>
+      <w:numFmt w:val="decimal"/>
+      <w:lvlText w:val="%3."/>
+      <w:lvlJc w:val="left"/>
+      <w:pPr>
+        <w:tabs>
+          <w:tab w:val="num" w:pos="1440"/>
+        </w:tabs>
+        <w:ind w:left="1920" w:hanging="480"/>
+      </w:pPr>
+    </w:lvl>
+    <w:lvl w:ilvl="3">
+      <w:start w:val="1"/>
+      <w:numFmt w:val="decimal"/>
+      <w:lvlText w:val="%4."/>
+      <w:lvlJc w:val="left"/>
+      <w:pPr>
+        <w:tabs>
+          <w:tab w:val="num" w:pos="2160"/>
+        </w:tabs>
+        <w:ind w:left="2640" w:hanging="480"/>
+      </w:pPr>
+    </w:lvl>
+    <w:lvl w:ilvl="4">
+      <w:start w:val="1"/>
+      <w:numFmt w:val="decimal"/>
+      <w:lvlText w:val="%5."/>
+      <w:lvlJc w:val="left"/>
+      <w:pPr>
+        <w:tabs>
+          <w:tab w:val="num" w:pos="2880"/>
+        </w:tabs>
+        <w:ind w:left="3360" w:hanging="480"/>
+      </w:pPr>
+    </w:lvl>
+    <w:lvl w:ilvl="5">
+      <w:start w:val="1"/>
+      <w:numFmt w:val="decimal"/>
+      <w:lvlText w:val="%6."/>
+      <w:lvlJc w:val="left"/>
+      <w:pPr>
+        <w:tabs>
+          <w:tab w:val="num" w:pos="3600"/>
+        </w:tabs>
+        <w:ind w:left="4080" w:hanging="480"/>
+      </w:pPr>
+    </w:lvl>
+    <w:lvl w:ilvl="6">
+      <w:start w:val="1"/>
+      <w:numFmt w:val="decimal"/>
+      <w:lvlText w:val="%7."/>
+      <w:lvlJc w:val="left"/>
+      <w:pPr>
+        <w:tabs>
+          <w:tab w:val="num" w:pos="4320"/>
+        </w:tabs>
+        <w:ind w:left="4800" w:hanging="480"/>
+      </w:pPr>
+    </w:lvl>
+    <w:lvl w:ilvl="7">
+      <w:start w:val="1"/>
+      <w:numFmt w:val="decimal"/>
+      <w:lvlText w:val="%8."/>
+      <w:lvlJc w:val="left"/>
+      <w:pPr>
+        <w:tabs>
+          <w:tab w:val="num" w:pos="5040"/>
+        </w:tabs>
+        <w:ind w:left="5520" w:hanging="480"/>
+      </w:pPr>
+    </w:lvl>
+    <w:lvl w:ilvl="8">
+      <w:start w:val="1"/>
+      <w:numFmt w:val="decimal"/>
+      <w:lvlText w:val="%9."/>
       <w:lvlJc w:val="left"/>
       <w:pPr>
         <w:tabs>
@@ -1282,6 +2672,78 @@
   </w:num>
   <w:num w:numId="1007">
     <w:abstractNumId w:val="991"/>
+  </w:num>
+  <w:num w:numId="1008">
+    <w:abstractNumId w:val="991"/>
+  </w:num>
+  <w:num w:numId="1009">
+    <w:abstractNumId w:val="991"/>
+  </w:num>
+  <w:num w:numId="1010">
+    <w:abstractNumId w:val="991"/>
+  </w:num>
+  <w:num w:numId="1011">
+    <w:abstractNumId w:val="99411"/>
+    <w:lvlOverride w:ilvl="0">
+      <w:startOverride w:val="1"/>
+    </w:lvlOverride>
+    <w:lvlOverride w:ilvl="1">
+      <w:startOverride w:val="1"/>
+    </w:lvlOverride>
+    <w:lvlOverride w:ilvl="2">
+      <w:startOverride w:val="1"/>
+    </w:lvlOverride>
+    <w:lvlOverride w:ilvl="3">
+      <w:startOverride w:val="1"/>
+    </w:lvlOverride>
+    <w:lvlOverride w:ilvl="4">
+      <w:startOverride w:val="1"/>
+    </w:lvlOverride>
+    <w:lvlOverride w:ilvl="5">
+      <w:startOverride w:val="1"/>
+    </w:lvlOverride>
+    <w:lvlOverride w:ilvl="6">
+      <w:startOverride w:val="1"/>
+    </w:lvlOverride>
+    <w:lvlOverride w:ilvl="7">
+      <w:startOverride w:val="1"/>
+    </w:lvlOverride>
+    <w:lvlOverride w:ilvl="8">
+      <w:startOverride w:val="1"/>
+    </w:lvlOverride>
+  </w:num>
+  <w:num w:numId="1012">
+    <w:abstractNumId w:val="991"/>
+  </w:num>
+  <w:num w:numId="1013">
+    <w:abstractNumId w:val="99411"/>
+    <w:lvlOverride w:ilvl="0">
+      <w:startOverride w:val="1"/>
+    </w:lvlOverride>
+    <w:lvlOverride w:ilvl="1">
+      <w:startOverride w:val="1"/>
+    </w:lvlOverride>
+    <w:lvlOverride w:ilvl="2">
+      <w:startOverride w:val="1"/>
+    </w:lvlOverride>
+    <w:lvlOverride w:ilvl="3">
+      <w:startOverride w:val="1"/>
+    </w:lvlOverride>
+    <w:lvlOverride w:ilvl="4">
+      <w:startOverride w:val="1"/>
+    </w:lvlOverride>
+    <w:lvlOverride w:ilvl="5">
+      <w:startOverride w:val="1"/>
+    </w:lvlOverride>
+    <w:lvlOverride w:ilvl="6">
+      <w:startOverride w:val="1"/>
+    </w:lvlOverride>
+    <w:lvlOverride w:ilvl="7">
+      <w:startOverride w:val="1"/>
+    </w:lvlOverride>
+    <w:lvlOverride w:ilvl="8">
+      <w:startOverride w:val="1"/>
+    </w:lvlOverride>
   </w:num>
 </w:numbering>
 </file>

--- a/survey/presurvey.docx
+++ b/survey/presurvey.docx
@@ -12,14 +12,6 @@
     </w:p>
     <w:p>
       <w:pPr>
-        <w:pStyle w:val="Date"/>
-      </w:pPr>
-      <w:r>
-        <w:t xml:space="preserve">1/31/2021</w:t>
-      </w:r>
-    </w:p>
-    <w:p>
-      <w:pPr>
         <w:pStyle w:val="Heading4"/>
       </w:pPr>
       <w:bookmarkStart w:id="20" w:name="bilfrie-soner"/>
@@ -40,10 +32,212 @@
     </w:p>
     <w:p>
       <w:pPr>
+        <w:pStyle w:val="FirstParagraph"/>
+      </w:pPr>
+      <w:r>
+        <w:t xml:space="preserve">Nå kommer noen spørsmål om parkering.</w:t>
+      </w:r>
+      <w:r>
+        <w:t xml:space="preserve"> </w:t>
+      </w:r>
+      <w:r>
+        <w:t xml:space="preserve">Noen mener parkeringsplasser deler av døgnet bør kunne brukes til andre formål (som uteservering, marked, lek, osv), mens andre mener arealet utelukkende bør brukes til parkering for at de som kjører bil skal ha mulighet til å sette fra seg bilen.</w:t>
+      </w:r>
+      <w:r>
+        <w:t xml:space="preserve"> </w:t>
+      </w:r>
+      <w:r>
+        <w:t xml:space="preserve">Hvor sterkt for eller mot er du at parkeringsplasser av og til kan brukes til andre formål?</w:t>
+      </w:r>
+    </w:p>
+    <w:p>
+      <w:pPr>
+        <w:pStyle w:val="BodyText"/>
+      </w:pPr>
+      <w:r>
+        <w:t xml:space="preserve">0 Ekstremt sterkt imot å bruke parkeringsplasser til andre formål</w:t>
+      </w:r>
+      <w:r>
+        <w:t xml:space="preserve"> </w:t>
+      </w:r>
+      <w:r>
+        <w:t xml:space="preserve">1</w:t>
+      </w:r>
+      <w:r>
+        <w:br/>
+      </w:r>
+      <w:r>
+        <w:t xml:space="preserve">2</w:t>
+      </w:r>
+      <w:r>
+        <w:br/>
+      </w:r>
+      <w:r>
+        <w:t xml:space="preserve">3</w:t>
+      </w:r>
+      <w:r>
+        <w:br/>
+      </w:r>
+      <w:r>
+        <w:t xml:space="preserve">4</w:t>
+      </w:r>
+      <w:r>
+        <w:br/>
+      </w:r>
+      <w:r>
+        <w:t xml:space="preserve">5</w:t>
+      </w:r>
+      <w:r>
+        <w:br/>
+      </w:r>
+      <w:r>
+        <w:t xml:space="preserve">6</w:t>
+      </w:r>
+      <w:r>
+        <w:br/>
+      </w:r>
+      <w:r>
+        <w:t xml:space="preserve">7</w:t>
+      </w:r>
+      <w:r>
+        <w:br/>
+      </w:r>
+      <w:r>
+        <w:t xml:space="preserve">8</w:t>
+      </w:r>
+      <w:r>
+        <w:br/>
+      </w:r>
+      <w:r>
+        <w:t xml:space="preserve">9</w:t>
+      </w:r>
+      <w:r>
+        <w:br/>
+      </w:r>
+      <w:r>
+        <w:t xml:space="preserve">10 Ekstremt sterkt for å bruke parkeringsplasser til andre formål</w:t>
+      </w:r>
+    </w:p>
+    <w:p>
+      <w:pPr>
+        <w:pStyle w:val="Heading5"/>
+      </w:pPr>
+      <w:bookmarkStart w:id="22" w:name="r2demovatebilfri2"/>
+      <w:r>
+        <w:t xml:space="preserve">R2DEMOVATEBILFRI2</w:t>
+      </w:r>
+      <w:bookmarkEnd w:id="22"/>
+    </w:p>
+    <w:p>
+      <w:pPr>
+        <w:pStyle w:val="FirstParagraph"/>
+      </w:pPr>
+      <w:r>
+        <w:t xml:space="preserve">Det har den siste tiden blitt satt av egne parkeringsplasser rundt om i byen til bildeleordninger.</w:t>
+      </w:r>
+      <w:r>
+        <w:t xml:space="preserve"> </w:t>
+      </w:r>
+      <w:r>
+        <w:t xml:space="preserve">Noen mener dette er bra siden det blir lettere for folk å ikke eie egen bil. Det kan også frigi fellesarealer til andre aktiviteter i nabolaget, ettersom det blir behov for færre parkeringsplasser når ikke alle trenger sin egen bil.</w:t>
+      </w:r>
+      <w:r>
+        <w:t xml:space="preserve"> </w:t>
+      </w:r>
+      <w:r>
+        <w:t xml:space="preserve">Andre mener dette ikke er bra fordi færre parkeringsplasser for privatbiler gjør at det innskrenker hver enkelt sin frihet.</w:t>
+      </w:r>
+      <w:r>
+        <w:t xml:space="preserve"> </w:t>
+      </w:r>
+      <w:r>
+        <w:t xml:space="preserve">Hva mener du, hvordan skal andelen parkeringsplasser fordeles mellom privatbiler og bildeleordninger?</w:t>
+      </w:r>
+    </w:p>
+    <w:p>
+      <w:pPr>
+        <w:pStyle w:val="BodyText"/>
+      </w:pPr>
+      <w:r>
+        <w:t xml:space="preserve">0 Alle parkeringsplasser skal være til privatbiler</w:t>
+      </w:r>
+      <w:r>
+        <w:br/>
+      </w:r>
+      <w:r>
+        <w:t xml:space="preserve">1</w:t>
+      </w:r>
+      <w:r>
+        <w:br/>
+      </w:r>
+      <w:r>
+        <w:t xml:space="preserve">2</w:t>
+      </w:r>
+      <w:r>
+        <w:br/>
+      </w:r>
+      <w:r>
+        <w:t xml:space="preserve">3</w:t>
+      </w:r>
+      <w:r>
+        <w:br/>
+      </w:r>
+      <w:r>
+        <w:t xml:space="preserve">4</w:t>
+      </w:r>
+      <w:r>
+        <w:br/>
+      </w:r>
+      <w:r>
+        <w:t xml:space="preserve">5</w:t>
+      </w:r>
+      <w:r>
+        <w:br/>
+      </w:r>
+      <w:r>
+        <w:t xml:space="preserve">6</w:t>
+      </w:r>
+      <w:r>
+        <w:br/>
+      </w:r>
+      <w:r>
+        <w:t xml:space="preserve">7</w:t>
+      </w:r>
+      <w:r>
+        <w:br/>
+      </w:r>
+      <w:r>
+        <w:t xml:space="preserve">8</w:t>
+      </w:r>
+      <w:r>
+        <w:br/>
+      </w:r>
+      <w:r>
+        <w:t xml:space="preserve">9</w:t>
+      </w:r>
+      <w:r>
+        <w:br/>
+      </w:r>
+      <w:r>
+        <w:t xml:space="preserve">10 Alle parkeringsplasser skal være til bildeleordninger</w:t>
+      </w:r>
+    </w:p>
+    <w:p>
+      <w:pPr>
+        <w:pStyle w:val="Heading5"/>
+      </w:pPr>
+      <w:bookmarkStart w:id="23" w:name="r2demovatebilfri3"/>
+      <w:r>
+        <w:t xml:space="preserve">R2DEMOVATEBILFRI3</w:t>
+      </w:r>
+      <w:bookmarkEnd w:id="23"/>
+    </w:p>
+    <w:p>
+      <w:pPr>
         <w:pStyle w:val="BlockText"/>
       </w:pPr>
       <w:r>
-        <w:t xml:space="preserve">Merkelapp: Transport til arbeid.</w:t>
+        <w:t xml:space="preserve">Merkelapp: Kjøring i bilfri sone</w:t>
       </w:r>
     </w:p>
     <w:p>
@@ -51,7 +245,13 @@
         <w:pStyle w:val="FirstParagraph"/>
       </w:pPr>
       <w:r>
-        <w:t xml:space="preserve">Hvordan kommer du deg til jobb og andre daglige gjøremål i dag (når det ikke er koronarestriksjoner)?</w:t>
+        <w:t xml:space="preserve">En bilfri sone er ikke helt bilfri, da det trengs tilkomst for varelevering/flyttelass, spesielle forflytningsbehov og for utrykningskjøretøy.</w:t>
+      </w:r>
+      <w:r>
+        <w:t xml:space="preserve"> </w:t>
+      </w:r>
+      <w:r>
+        <w:t xml:space="preserve">Likevel finnes det tiltak som kan redusere biltrafikken, og vi ber deg indikere hvilken måte du foretrekker av de to under:</w:t>
       </w:r>
     </w:p>
     <w:p>
@@ -62,7 +262,19 @@
         </w:numPr>
       </w:pPr>
       <w:r>
-        <w:t xml:space="preserve">Kjører bil</w:t>
+        <w:t xml:space="preserve">Privatbilisme tillatt, med maksfart på 10 km/t.</w:t>
+      </w:r>
+      <w:r>
+        <w:t xml:space="preserve"> </w:t>
+      </w:r>
+      <w:r>
+        <w:t xml:space="preserve">Tiltaket vil gjøre det lite attraktivt å kjøre i sonen, men likevel mulig dersom man har behov for det.</w:t>
+      </w:r>
+      <w:r>
+        <w:t xml:space="preserve"> </w:t>
+      </w:r>
+      <w:r>
+        <w:t xml:space="preserve">Samtidig er det vanskelig å passe på at de kjørende holder fartsgrensen.</w:t>
       </w:r>
     </w:p>
     <w:p>
@@ -73,36 +285,43 @@
         </w:numPr>
       </w:pPr>
       <w:r>
-        <w:t xml:space="preserve">Tar buss eller bybane</w:t>
-      </w:r>
-    </w:p>
-    <w:p>
-      <w:pPr>
-        <w:numPr>
-          <w:numId w:val="1001"/>
-          <w:ilvl w:val="0"/>
-        </w:numPr>
-      </w:pPr>
-      <w:r>
-        <w:t xml:space="preserve">Går og/eller sykler</w:t>
+        <w:t xml:space="preserve">Fysiske hindringer: For eksempel stolper i veien som kan senkes for nødvendig trafikk.</w:t>
+      </w:r>
+      <w:r>
+        <w:t xml:space="preserve"> </w:t>
+      </w:r>
+      <w:r>
+        <w:t xml:space="preserve">Tiltaket er mer sikkert enn fartsgrense med tanke på lek i nabolag.</w:t>
+      </w:r>
+      <w:r>
+        <w:t xml:space="preserve"> </w:t>
+      </w:r>
+      <w:r>
+        <w:t xml:space="preserve">Det er positivt for nærmiljø og andre trafikanter enn kjørende, og oppnår bilfrie soner på bestemte tidspunkt.</w:t>
+      </w:r>
+      <w:r>
+        <w:t xml:space="preserve"> </w:t>
+      </w:r>
+      <w:r>
+        <w:t xml:space="preserve">Samtidig vil fysiske hindringer ha en betydelig høyere økonomisk kostnad enn andre alternativer.</w:t>
       </w:r>
     </w:p>
     <w:p>
       <w:pPr>
         <w:pStyle w:val="Heading5"/>
       </w:pPr>
-      <w:bookmarkStart w:id="22" w:name="r2demovatebilfri2"/>
-      <w:r>
-        <w:t xml:space="preserve">R2DEMOVATEBILFRI2</w:t>
-      </w:r>
-      <w:bookmarkEnd w:id="22"/>
+      <w:bookmarkStart w:id="24" w:name="r2demovatebilfri4"/>
+      <w:r>
+        <w:t xml:space="preserve">R2DEMOVATEBILFRI4</w:t>
+      </w:r>
+      <w:bookmarkEnd w:id="24"/>
     </w:p>
     <w:p>
       <w:pPr>
         <w:pStyle w:val="BlockText"/>
       </w:pPr>
       <w:r>
-        <w:t xml:space="preserve">Merkelapp: Nabolagsbeskrivelse.</w:t>
+        <w:t xml:space="preserve">Merkelapp: Ultralokal medbestemmelse</w:t>
       </w:r>
     </w:p>
     <w:p>
@@ -110,7 +329,207 @@
         <w:pStyle w:val="FirstParagraph"/>
       </w:pPr>
       <w:r>
-        <w:t xml:space="preserve">Hvilken beskrivelse passer best på nabolaget der du bor i dag?</w:t>
+        <w:t xml:space="preserve">Noen mener at beboerne selv bør få bestemme om de skal ha bilfri sone i sitt nabolag, siden det er de som best vet hva som passer deres ønsker og behov.</w:t>
+      </w:r>
+      <w:r>
+        <w:t xml:space="preserve"> </w:t>
+      </w:r>
+      <w:r>
+        <w:t xml:space="preserve">Andre mener at en slik beslutning må tas av kommunen, fordi de ser hva som er best ikke bare for nabolaget, men for kommunen i sin helhet.</w:t>
+      </w:r>
+    </w:p>
+    <w:p>
+      <w:pPr>
+        <w:pStyle w:val="BodyText"/>
+      </w:pPr>
+      <w:r>
+        <w:t xml:space="preserve">Hva mener du?</w:t>
+      </w:r>
+    </w:p>
+    <w:p>
+      <w:pPr>
+        <w:pStyle w:val="BodyText"/>
+      </w:pPr>
+      <w:r>
+        <w:t xml:space="preserve">0 Beboerne i nabolaget må bestemme helt selv uten innblanding fra kommunen</w:t>
+      </w:r>
+      <w:r>
+        <w:br/>
+      </w:r>
+      <w:r>
+        <w:t xml:space="preserve">1</w:t>
+      </w:r>
+      <w:r>
+        <w:br/>
+      </w:r>
+      <w:r>
+        <w:t xml:space="preserve">2</w:t>
+      </w:r>
+      <w:r>
+        <w:br/>
+      </w:r>
+      <w:r>
+        <w:t xml:space="preserve">3</w:t>
+      </w:r>
+      <w:r>
+        <w:br/>
+      </w:r>
+      <w:r>
+        <w:t xml:space="preserve">4</w:t>
+      </w:r>
+      <w:r>
+        <w:br/>
+      </w:r>
+      <w:r>
+        <w:t xml:space="preserve">5</w:t>
+      </w:r>
+      <w:r>
+        <w:br/>
+      </w:r>
+      <w:r>
+        <w:t xml:space="preserve">6</w:t>
+      </w:r>
+      <w:r>
+        <w:br/>
+      </w:r>
+      <w:r>
+        <w:t xml:space="preserve">7</w:t>
+      </w:r>
+      <w:r>
+        <w:br/>
+      </w:r>
+      <w:r>
+        <w:t xml:space="preserve">8</w:t>
+      </w:r>
+      <w:r>
+        <w:br/>
+      </w:r>
+      <w:r>
+        <w:t xml:space="preserve">9</w:t>
+      </w:r>
+      <w:r>
+        <w:br/>
+      </w:r>
+      <w:r>
+        <w:t xml:space="preserve">10 Kommunen må bestemme helt selv uten innblanding fra beboerne i nabolaget</w:t>
+      </w:r>
+    </w:p>
+    <w:p>
+      <w:pPr>
+        <w:pStyle w:val="Heading5"/>
+      </w:pPr>
+      <w:bookmarkStart w:id="25" w:name="r2demovatebilfri5"/>
+      <w:r>
+        <w:t xml:space="preserve">R2DEMOVATEBILFRI5</w:t>
+      </w:r>
+      <w:bookmarkEnd w:id="25"/>
+    </w:p>
+    <w:p>
+      <w:pPr>
+        <w:pStyle w:val="BlockText"/>
+      </w:pPr>
+      <w:r>
+        <w:t xml:space="preserve">Merkelapp: Elsparkesykler</w:t>
+      </w:r>
+    </w:p>
+    <w:p>
+      <w:pPr>
+        <w:pStyle w:val="FirstParagraph"/>
+      </w:pPr>
+      <w:r>
+        <w:t xml:space="preserve">Noen mener elsparkesykler bør forbys på fortau, da de er en fare for gående. Andre mener elsparkesykler er nyttige framkomstmidler som bør ha samme betingelser som vanlige sykler.</w:t>
+      </w:r>
+      <w:r>
+        <w:t xml:space="preserve"> </w:t>
+      </w:r>
+      <w:r>
+        <w:t xml:space="preserve">Hva mener du, er du for eller imot at elsparkesykler skal forbys på fortau?</w:t>
+      </w:r>
+    </w:p>
+    <w:p>
+      <w:pPr>
+        <w:pStyle w:val="BodyText"/>
+      </w:pPr>
+      <w:r>
+        <w:t xml:space="preserve">0 Sterk imot at elsparkesykler forbys på fortau</w:t>
+      </w:r>
+      <w:r>
+        <w:t xml:space="preserve"> </w:t>
+      </w:r>
+      <w:r>
+        <w:t xml:space="preserve">1</w:t>
+      </w:r>
+      <w:r>
+        <w:br/>
+      </w:r>
+      <w:r>
+        <w:t xml:space="preserve">2</w:t>
+      </w:r>
+      <w:r>
+        <w:br/>
+      </w:r>
+      <w:r>
+        <w:t xml:space="preserve">3</w:t>
+      </w:r>
+      <w:r>
+        <w:br/>
+      </w:r>
+      <w:r>
+        <w:t xml:space="preserve">4</w:t>
+      </w:r>
+      <w:r>
+        <w:br/>
+      </w:r>
+      <w:r>
+        <w:t xml:space="preserve">5</w:t>
+      </w:r>
+      <w:r>
+        <w:br/>
+      </w:r>
+      <w:r>
+        <w:t xml:space="preserve">6</w:t>
+      </w:r>
+      <w:r>
+        <w:br/>
+      </w:r>
+      <w:r>
+        <w:t xml:space="preserve">7</w:t>
+      </w:r>
+      <w:r>
+        <w:br/>
+      </w:r>
+      <w:r>
+        <w:t xml:space="preserve">8</w:t>
+      </w:r>
+      <w:r>
+        <w:br/>
+      </w:r>
+      <w:r>
+        <w:t xml:space="preserve">9</w:t>
+      </w:r>
+      <w:r>
+        <w:br/>
+      </w:r>
+      <w:r>
+        <w:t xml:space="preserve">10 Sterk for at elsparkesykler forbys på fortau</w:t>
+      </w:r>
+    </w:p>
+    <w:p>
+      <w:pPr>
+        <w:pStyle w:val="Heading5"/>
+      </w:pPr>
+      <w:bookmarkStart w:id="26" w:name="r2demovatebilfri6"/>
+      <w:r>
+        <w:t xml:space="preserve">R2DEMOVATEBILFRI6</w:t>
+      </w:r>
+      <w:bookmarkEnd w:id="26"/>
+    </w:p>
+    <w:p>
+      <w:pPr>
+        <w:pStyle w:val="FirstParagraph"/>
+      </w:pPr>
+      <w:r>
+        <w:t xml:space="preserve">Hvor villig er du til å dele følgende bofunksjoner med andre:</w:t>
       </w:r>
     </w:p>
     <w:p>
@@ -121,7 +540,7 @@
         </w:numPr>
       </w:pPr>
       <w:r>
-        <w:t xml:space="preserve">Eneboliger med hager og/eller egne parkeringsplasser</w:t>
+        <w:t xml:space="preserve">Delebil</w:t>
       </w:r>
     </w:p>
     <w:p>
@@ -132,7 +551,7 @@
         </w:numPr>
       </w:pPr>
       <w:r>
-        <w:t xml:space="preserve">Eneboliger i tettbebygd strøk i nærhet til sentrum eller tettsted</w:t>
+        <w:t xml:space="preserve">Sykler</w:t>
       </w:r>
     </w:p>
     <w:p>
@@ -143,7 +562,7 @@
         </w:numPr>
       </w:pPr>
       <w:r>
-        <w:t xml:space="preserve">Leiligheter i tettsted</w:t>
+        <w:t xml:space="preserve">Sykkelparkering</w:t>
       </w:r>
     </w:p>
     <w:p>
@@ -154,31 +573,99 @@
         </w:numPr>
       </w:pPr>
       <w:r>
-        <w:t xml:space="preserve">(flere alternativer, eventuelt…)</w:t>
+        <w:t xml:space="preserve">Sykkerlverksted</w:t>
+      </w:r>
+    </w:p>
+    <w:p>
+      <w:pPr>
+        <w:pStyle w:val="FirstParagraph"/>
+      </w:pPr>
+      <w:r>
+        <w:t xml:space="preserve">Svarskala:</w:t>
+      </w:r>
+      <w:r>
+        <w:br/>
+      </w:r>
+      <w:r>
+        <w:t xml:space="preserve">0 Ikke villig i det hele tatt</w:t>
+      </w:r>
+      <w:r>
+        <w:br/>
+      </w:r>
+      <w:r>
+        <w:t xml:space="preserve">1</w:t>
+      </w:r>
+      <w:r>
+        <w:br/>
+      </w:r>
+      <w:r>
+        <w:t xml:space="preserve">2</w:t>
+      </w:r>
+      <w:r>
+        <w:br/>
+      </w:r>
+      <w:r>
+        <w:t xml:space="preserve">3</w:t>
+      </w:r>
+      <w:r>
+        <w:br/>
+      </w:r>
+      <w:r>
+        <w:t xml:space="preserve">4</w:t>
+      </w:r>
+      <w:r>
+        <w:br/>
+      </w:r>
+      <w:r>
+        <w:t xml:space="preserve">5</w:t>
+      </w:r>
+      <w:r>
+        <w:br/>
+      </w:r>
+      <w:r>
+        <w:t xml:space="preserve">6</w:t>
+      </w:r>
+      <w:r>
+        <w:br/>
+      </w:r>
+      <w:r>
+        <w:t xml:space="preserve">7</w:t>
+      </w:r>
+      <w:r>
+        <w:br/>
+      </w:r>
+      <w:r>
+        <w:t xml:space="preserve">8</w:t>
+      </w:r>
+      <w:r>
+        <w:br/>
+      </w:r>
+      <w:r>
+        <w:t xml:space="preserve">9</w:t>
+      </w:r>
+      <w:r>
+        <w:br/>
+      </w:r>
+      <w:r>
+        <w:t xml:space="preserve">10 Fullstendig villig</w:t>
       </w:r>
     </w:p>
     <w:p>
       <w:pPr>
         <w:pStyle w:val="Heading5"/>
       </w:pPr>
-      <w:bookmarkStart w:id="23" w:name="r2demovatebilfri3"/>
-      <w:r>
-        <w:t xml:space="preserve">R2DEMOVATEBILFRI3</w:t>
-      </w:r>
-      <w:bookmarkEnd w:id="23"/>
+      <w:bookmarkStart w:id="27" w:name="r2demovatebilfri7"/>
+      <w:r>
+        <w:t xml:space="preserve">R2DEMOVATEBILFRI7</w:t>
+      </w:r>
+      <w:bookmarkEnd w:id="27"/>
     </w:p>
     <w:p>
       <w:pPr>
         <w:pStyle w:val="BlockText"/>
       </w:pPr>
       <w:r>
-        <w:t xml:space="preserve">Info: spørsmålsbatteri, med en svarskala som går fra 0 (ikke viktig i det hele tatt) til 10 (ekstremt viktig)</w:t>
-      </w:r>
-      <w:r>
-        <w:t xml:space="preserve"> </w:t>
-      </w:r>
-      <w:r>
-        <w:t xml:space="preserve">Merkelapp: Attraktive nabolag II.</w:t>
+        <w:t xml:space="preserve">Info: Spørsmålsbatteri. Merkelapp: Attraktive nabolag II.</w:t>
       </w:r>
     </w:p>
     <w:p>
@@ -197,7 +684,7 @@
         </w:numPr>
       </w:pPr>
       <w:r>
-        <w:t xml:space="preserve">God plass til parkering for bil</w:t>
+        <w:t xml:space="preserve">Plass til parkering for bil</w:t>
       </w:r>
     </w:p>
     <w:p>
@@ -208,7 +695,7 @@
         </w:numPr>
       </w:pPr>
       <w:r>
-        <w:t xml:space="preserve">Gangavstand til daglige gjøremål (skole, jobb, matbutikk)</w:t>
+        <w:t xml:space="preserve">Gang- og sykkelavstand til daglige gjøremål (skole, jobb, matbutikk)</w:t>
       </w:r>
     </w:p>
     <w:p>
@@ -219,7 +706,7 @@
         </w:numPr>
       </w:pPr>
       <w:r>
-        <w:t xml:space="preserve">Offentlige grøntarealer, som parker</w:t>
+        <w:t xml:space="preserve">Tilgang til grøntarealer, som parker og friluftsområder</w:t>
       </w:r>
     </w:p>
     <w:p>
@@ -241,18 +728,103 @@
         </w:numPr>
       </w:pPr>
       <w:r>
+        <w:t xml:space="preserve">Nærhet til møteplasser utenfor hjemmet (kafé, lekeplasser, benker, o.l.)</w:t>
+      </w:r>
+    </w:p>
+    <w:p>
+      <w:pPr>
+        <w:numPr>
+          <w:numId w:val="1003"/>
+          <w:ilvl w:val="0"/>
+        </w:numPr>
+      </w:pPr>
+      <w:r>
         <w:t xml:space="preserve">Muligheter for å treffe naboer og ha godt naboskap</w:t>
       </w:r>
     </w:p>
     <w:p>
       <w:pPr>
+        <w:pStyle w:val="FirstParagraph"/>
+      </w:pPr>
+      <w:r>
+        <w:t xml:space="preserve">Svarskala:</w:t>
+      </w:r>
+      <w:r>
+        <w:br/>
+      </w:r>
+      <w:r>
+        <w:t xml:space="preserve">0 Ikke viktig i det hele tatt</w:t>
+      </w:r>
+      <w:r>
+        <w:br/>
+      </w:r>
+      <w:r>
+        <w:t xml:space="preserve">1</w:t>
+      </w:r>
+      <w:r>
+        <w:br/>
+      </w:r>
+      <w:r>
+        <w:t xml:space="preserve">2</w:t>
+      </w:r>
+      <w:r>
+        <w:br/>
+      </w:r>
+      <w:r>
+        <w:t xml:space="preserve">3</w:t>
+      </w:r>
+      <w:r>
+        <w:br/>
+      </w:r>
+      <w:r>
+        <w:t xml:space="preserve">4</w:t>
+      </w:r>
+      <w:r>
+        <w:br/>
+      </w:r>
+      <w:r>
+        <w:t xml:space="preserve">5</w:t>
+      </w:r>
+      <w:r>
+        <w:br/>
+      </w:r>
+      <w:r>
+        <w:t xml:space="preserve">6</w:t>
+      </w:r>
+      <w:r>
+        <w:br/>
+      </w:r>
+      <w:r>
+        <w:t xml:space="preserve">7</w:t>
+      </w:r>
+      <w:r>
+        <w:br/>
+      </w:r>
+      <w:r>
+        <w:t xml:space="preserve">8</w:t>
+      </w:r>
+      <w:r>
+        <w:br/>
+      </w:r>
+      <w:r>
+        <w:t xml:space="preserve">9</w:t>
+      </w:r>
+      <w:r>
+        <w:br/>
+      </w:r>
+      <w:r>
+        <w:t xml:space="preserve">10 Ekstremt viktig</w:t>
+      </w:r>
+    </w:p>
+    <w:p>
+      <w:pPr>
         <w:pStyle w:val="Heading5"/>
       </w:pPr>
-      <w:bookmarkStart w:id="24" w:name="r2demovatebilfri4-8"/>
-      <w:r>
-        <w:t xml:space="preserve">R2DEMOVATEBILFRI4-8</w:t>
-      </w:r>
-      <w:bookmarkEnd w:id="24"/>
+      <w:bookmarkStart w:id="28" w:name="r2demovatebilfri8"/>
+      <w:r>
+        <w:t xml:space="preserve">R2DEMOVATEBILFRI8</w:t>
+      </w:r>
+      <w:bookmarkEnd w:id="28"/>
     </w:p>
     <w:p>
       <w:pPr>
@@ -303,7 +875,7 @@
         <w:pStyle w:val="Compact"/>
       </w:pPr>
       <w:r>
-        <w:t xml:space="preserve">Bilparkering</w:t>
+        <w:t xml:space="preserve">Boligen min ligger i gangavstand til skole/barnehage</w:t>
       </w:r>
     </w:p>
     <w:p>
@@ -311,7 +883,7 @@
         <w:pStyle w:val="Compact"/>
       </w:pPr>
       <w:r>
-        <w:t xml:space="preserve">Egen parkering på tomten / Offentlig parkering inntil 150 meter fra boligen / Offentlig parkering mer enn 150 meter fra boligen</w:t>
+        <w:t xml:space="preserve">Ja / Nei</w:t>
       </w:r>
     </w:p>
     <w:p>
@@ -319,7 +891,7 @@
         <w:pStyle w:val="Compact"/>
       </w:pPr>
       <w:r>
-        <w:t xml:space="preserve">Offentlige grøntområder</w:t>
+        <w:t xml:space="preserve">Det er mulig å benytte sykkel eller gange til arbeid/studiested fra boligen</w:t>
       </w:r>
     </w:p>
     <w:p>
@@ -327,7 +899,7 @@
         <w:pStyle w:val="Compact"/>
       </w:pPr>
       <w:r>
-        <w:t xml:space="preserve">Under 100 meter fra boligen / Mellom 100-500 meter fra boligen / Mer enn 500 meter fra boligen</w:t>
+        <w:t xml:space="preserve">Ja / Nei</w:t>
       </w:r>
     </w:p>
     <w:p>
@@ -335,7 +907,7 @@
         <w:pStyle w:val="Compact"/>
       </w:pPr>
       <w:r>
-        <w:t xml:space="preserve">Egen hage</w:t>
+        <w:t xml:space="preserve">Boligen ligger i gangavstand til grøntarealer som park, byfjell eller andre naturområder</w:t>
       </w:r>
     </w:p>
     <w:p>
@@ -351,7 +923,7 @@
         <w:pStyle w:val="Compact"/>
       </w:pPr>
       <w:r>
-        <w:t xml:space="preserve">Avstand til skole og matbutikk</w:t>
+        <w:t xml:space="preserve">Boligen ligger i gangavstand fra dagligvarebutikk</w:t>
       </w:r>
     </w:p>
     <w:p>
@@ -359,7 +931,7 @@
         <w:pStyle w:val="Compact"/>
       </w:pPr>
       <w:r>
-        <w:t xml:space="preserve">Under 500 meter fra boligen / Over 500 meter fra boligen</w:t>
+        <w:t xml:space="preserve">Ja / Nei</w:t>
       </w:r>
     </w:p>
     <w:p>
@@ -367,7 +939,7 @@
         <w:pStyle w:val="Compact"/>
       </w:pPr>
       <w:r>
-        <w:t xml:space="preserve">Avstand til bybane eller buss</w:t>
+        <w:t xml:space="preserve">Det ligger godt med kultur-, handels- og servicetilbud i gang-/sykkelavstand fra boligen</w:t>
       </w:r>
     </w:p>
     <w:p>
@@ -375,7 +947,119 @@
         <w:pStyle w:val="Compact"/>
       </w:pPr>
       <w:r>
-        <w:t xml:space="preserve">Under 500 meter fra boligen / Over 500 meter fra boligen</w:t>
+        <w:t xml:space="preserve">Ja / Nei</w:t>
+      </w:r>
+    </w:p>
+    <w:p>
+      <w:pPr>
+        <w:pStyle w:val="Compact"/>
+      </w:pPr>
+      <w:r>
+        <w:t xml:space="preserve">Nærmiljøet er trafikksikkert (for barn)</w:t>
+      </w:r>
+    </w:p>
+    <w:p>
+      <w:pPr>
+        <w:pStyle w:val="Compact"/>
+      </w:pPr>
+      <w:r>
+        <w:t xml:space="preserve">Ja / Nei</w:t>
+      </w:r>
+    </w:p>
+    <w:p>
+      <w:pPr>
+        <w:pStyle w:val="Compact"/>
+      </w:pPr>
+      <w:r>
+        <w:t xml:space="preserve">Det finnes lekeplass, ballbane eller idrettsplass i gangavstand</w:t>
+      </w:r>
+    </w:p>
+    <w:p>
+      <w:pPr>
+        <w:pStyle w:val="Compact"/>
+      </w:pPr>
+      <w:r>
+        <w:t xml:space="preserve">Ja / Nei</w:t>
+      </w:r>
+    </w:p>
+    <w:p>
+      <w:pPr>
+        <w:pStyle w:val="Compact"/>
+      </w:pPr>
+      <w:r>
+        <w:t xml:space="preserve">Boligen har godt kollektivtilbud i nærheten</w:t>
+      </w:r>
+    </w:p>
+    <w:p>
+      <w:pPr>
+        <w:pStyle w:val="Compact"/>
+      </w:pPr>
+      <w:r>
+        <w:t xml:space="preserve">Ja / Nei</w:t>
+      </w:r>
+    </w:p>
+    <w:p>
+      <w:pPr>
+        <w:pStyle w:val="Compact"/>
+      </w:pPr>
+      <w:r>
+        <w:t xml:space="preserve">Boligen har parkeringsmuligheter for bil</w:t>
+      </w:r>
+    </w:p>
+    <w:p>
+      <w:pPr>
+        <w:pStyle w:val="Compact"/>
+      </w:pPr>
+      <w:r>
+        <w:t xml:space="preserve">Ja / Nei</w:t>
+      </w:r>
+    </w:p>
+    <w:p>
+      <w:pPr>
+        <w:pStyle w:val="Compact"/>
+      </w:pPr>
+      <w:r>
+        <w:t xml:space="preserve">Boligen ligger i gangavstand til delebiler</w:t>
+      </w:r>
+    </w:p>
+    <w:p>
+      <w:pPr>
+        <w:pStyle w:val="Compact"/>
+      </w:pPr>
+      <w:r>
+        <w:t xml:space="preserve">Ja / Nei</w:t>
+      </w:r>
+    </w:p>
+    <w:p>
+      <w:pPr>
+        <w:pStyle w:val="Heading5"/>
+      </w:pPr>
+      <w:bookmarkStart w:id="29" w:name="r2demovatebilfri9"/>
+      <w:r>
+        <w:t xml:space="preserve">R2DEMOVATEBILFRI9</w:t>
+      </w:r>
+      <w:bookmarkEnd w:id="29"/>
+    </w:p>
+    <w:p>
+      <w:pPr>
+        <w:pStyle w:val="BlockText"/>
+      </w:pPr>
+      <w:r>
+        <w:t xml:space="preserve">Merkelapp: Attraktive nabolag VI.</w:t>
+      </w:r>
+    </w:p>
+    <w:p>
+      <w:pPr>
+        <w:pStyle w:val="FirstParagraph"/>
+      </w:pPr>
+      <w:r>
+        <w:t xml:space="preserve">Noen foretrekker å kunne gå til skole, matbutikk, offentlige grøntområder, og kollektivtilbud på under 10 minutter å gå, selv om det betyr at de har bilparkering mer enn 250 meter fra boligen.</w:t>
+      </w:r>
+      <w:r>
+        <w:t xml:space="preserve"> </w:t>
+      </w:r>
+      <w:r>
+        <w:t xml:space="preserve">Andre foretrekker å ha bilparkering like ved boligen, selv om det betyr at det er mer enn 10 minutter å gå til grøntområder, men over 10 minutter å gå til skole, matbutikk og kollektivtilbud.</w:t>
       </w:r>
     </w:p>
     <w:p>
@@ -383,7 +1067,7 @@
         <w:pStyle w:val="BodyText"/>
       </w:pPr>
       <w:r>
-        <w:t xml:space="preserve">Eksempel på hvordan spørsmålet framstår for respondenten:</w:t>
+        <w:t xml:space="preserve">Hva foretrekker du?</w:t>
       </w:r>
     </w:p>
     <w:p>
@@ -391,181 +1075,91 @@
         <w:pStyle w:val="BodyText"/>
       </w:pPr>
       <w:r>
-        <w:t xml:space="preserve">Vi er opptatt av hvilken type nabolag innbyggerne i Bergen mener er mest attraktivt å bo i.</w:t>
-      </w:r>
-      <w:r>
-        <w:t xml:space="preserve"> </w:t>
-      </w:r>
-      <w:r>
-        <w:t xml:space="preserve">Vi ber deg nå ta stilling til to tenkte nabolag, hvor du ut fra beskrivelsen velger det nabolaget du selv mener det er mest attraktivt å bo i.</w:t>
-      </w:r>
-      <w:r>
-        <w:t xml:space="preserve"> </w:t>
-      </w:r>
-      <w:r>
-        <w:t xml:space="preserve">Du får i alt fem slike sammenlikninger, hvor beskrivelsene varierer fra gang til gang.</w:t>
-      </w:r>
-    </w:p>
-    <w:p>
-      <w:pPr>
-        <w:pStyle w:val="Compact"/>
-      </w:pPr>
-      <w:r>
-        <w:t xml:space="preserve">Mest attraktivt nabolag</w:t>
-      </w:r>
-    </w:p>
-    <w:p>
-      <w:pPr>
-        <w:pStyle w:val="Compact"/>
-      </w:pPr>
-      <w:r>
-        <w:t xml:space="preserve">Nabolag 1</w:t>
-      </w:r>
-    </w:p>
-    <w:p>
-      <w:pPr>
-        <w:pStyle w:val="Compact"/>
-      </w:pPr>
-      <w:r>
-        <w:t xml:space="preserve">Nabolag 2</w:t>
-      </w:r>
-    </w:p>
-    <w:p>
-      <w:pPr>
-        <w:pStyle w:val="Compact"/>
-      </w:pPr>
-      <w:r>
-        <w:t xml:space="preserve">Bilparkering</w:t>
-      </w:r>
-    </w:p>
-    <w:p>
-      <w:pPr>
-        <w:pStyle w:val="Compact"/>
-      </w:pPr>
-      <w:r>
-        <w:t xml:space="preserve">Egen parkering på tomten</w:t>
-      </w:r>
-    </w:p>
-    <w:p>
-      <w:pPr>
-        <w:pStyle w:val="Compact"/>
-      </w:pPr>
-      <w:r>
-        <w:t xml:space="preserve">Offentlig parkering inntil 150 meter fra boligen</w:t>
-      </w:r>
-    </w:p>
-    <w:p>
-      <w:pPr>
-        <w:pStyle w:val="Compact"/>
-      </w:pPr>
-      <w:r>
-        <w:t xml:space="preserve">Offentlige grøntområder</w:t>
-      </w:r>
-    </w:p>
-    <w:p>
-      <w:pPr>
-        <w:pStyle w:val="Compact"/>
-      </w:pPr>
-      <w:r>
-        <w:t xml:space="preserve">Mellom 100-500 meter fra boligen</w:t>
-      </w:r>
-    </w:p>
-    <w:p>
-      <w:pPr>
-        <w:pStyle w:val="Compact"/>
-      </w:pPr>
-      <w:r>
-        <w:t xml:space="preserve">Under 100 meter fra boligen</w:t>
-      </w:r>
-    </w:p>
-    <w:p>
-      <w:pPr>
-        <w:pStyle w:val="Compact"/>
-      </w:pPr>
-      <w:r>
-        <w:t xml:space="preserve">Egen hage</w:t>
-      </w:r>
-    </w:p>
-    <w:p>
-      <w:pPr>
-        <w:pStyle w:val="Compact"/>
-      </w:pPr>
-      <w:r>
-        <w:t xml:space="preserve">Nei</w:t>
-      </w:r>
-    </w:p>
-    <w:p>
-      <w:pPr>
-        <w:pStyle w:val="Compact"/>
-      </w:pPr>
-      <w:r>
-        <w:t xml:space="preserve">Nei</w:t>
-      </w:r>
-    </w:p>
-    <w:p>
-      <w:pPr>
-        <w:pStyle w:val="Compact"/>
-      </w:pPr>
-      <w:r>
-        <w:t xml:space="preserve">Avstand til skole og matbutikk</w:t>
-      </w:r>
-    </w:p>
-    <w:p>
-      <w:pPr>
-        <w:pStyle w:val="Compact"/>
-      </w:pPr>
-      <w:r>
-        <w:t xml:space="preserve">Over 500 meter fra boligen</w:t>
-      </w:r>
-    </w:p>
-    <w:p>
-      <w:pPr>
-        <w:pStyle w:val="Compact"/>
-      </w:pPr>
-      <w:r>
-        <w:t xml:space="preserve">Under 500 meter fra boligen</w:t>
-      </w:r>
-    </w:p>
-    <w:p>
-      <w:pPr>
-        <w:pStyle w:val="Compact"/>
-      </w:pPr>
-      <w:r>
-        <w:t xml:space="preserve">Avstand til bybane eller buss</w:t>
-      </w:r>
-    </w:p>
-    <w:p>
-      <w:pPr>
-        <w:pStyle w:val="Compact"/>
-      </w:pPr>
-      <w:r>
-        <w:t xml:space="preserve">Under 500 meter fra boligen</w:t>
-      </w:r>
-    </w:p>
-    <w:p>
-      <w:pPr>
-        <w:pStyle w:val="Compact"/>
-      </w:pPr>
-      <w:r>
-        <w:t xml:space="preserve">Under 500 meter fra boligen</w:t>
+        <w:t xml:space="preserve">0 Foretrekker definitivt under 10 minutter å gå</w:t>
+      </w:r>
+      <w:r>
+        <w:br/>
+      </w:r>
+      <w:r>
+        <w:t xml:space="preserve">1</w:t>
+      </w:r>
+      <w:r>
+        <w:br/>
+      </w:r>
+      <w:r>
+        <w:t xml:space="preserve">2</w:t>
+      </w:r>
+      <w:r>
+        <w:br/>
+      </w:r>
+      <w:r>
+        <w:t xml:space="preserve">3</w:t>
+      </w:r>
+      <w:r>
+        <w:br/>
+      </w:r>
+      <w:r>
+        <w:t xml:space="preserve">4</w:t>
+      </w:r>
+      <w:r>
+        <w:br/>
+      </w:r>
+      <w:r>
+        <w:t xml:space="preserve">5</w:t>
+      </w:r>
+      <w:r>
+        <w:br/>
+      </w:r>
+      <w:r>
+        <w:t xml:space="preserve">6</w:t>
+      </w:r>
+      <w:r>
+        <w:br/>
+      </w:r>
+      <w:r>
+        <w:t xml:space="preserve">7</w:t>
+      </w:r>
+      <w:r>
+        <w:br/>
+      </w:r>
+      <w:r>
+        <w:t xml:space="preserve">8</w:t>
+      </w:r>
+      <w:r>
+        <w:br/>
+      </w:r>
+      <w:r>
+        <w:t xml:space="preserve">9</w:t>
+      </w:r>
+      <w:r>
+        <w:br/>
+      </w:r>
+      <w:r>
+        <w:t xml:space="preserve">10 Foretrekker definitivt parkering like ved boligen</w:t>
       </w:r>
     </w:p>
     <w:p>
       <w:pPr>
         <w:pStyle w:val="Heading5"/>
       </w:pPr>
-      <w:bookmarkStart w:id="25" w:name="r2demovatebilfri9"/>
-      <w:r>
-        <w:t xml:space="preserve">R2DEMOVATEBILFRI9</w:t>
-      </w:r>
-      <w:bookmarkEnd w:id="25"/>
+      <w:bookmarkStart w:id="30" w:name="r2demovatebilfri10"/>
+      <w:r>
+        <w:t xml:space="preserve">R2DEMOVATEBILFRI10</w:t>
+      </w:r>
+      <w:bookmarkEnd w:id="30"/>
     </w:p>
     <w:p>
       <w:pPr>
         <w:pStyle w:val="BlockText"/>
       </w:pPr>
       <w:r>
-        <w:t xml:space="preserve">Merkelapp: Attraktive nabolag VI.</w:t>
+        <w:t xml:space="preserve">Info: Spørsmålsbatteri. Randomisér påstandene.</w:t>
+      </w:r>
+      <w:r>
+        <w:t xml:space="preserve"> </w:t>
+      </w:r>
+      <w:r>
+        <w:t xml:space="preserve">Merkelapp: Oppfatning om bilfrie soner</w:t>
       </w:r>
     </w:p>
     <w:p>
@@ -573,64 +1167,107 @@
         <w:pStyle w:val="FirstParagraph"/>
       </w:pPr>
       <w:r>
-        <w:t xml:space="preserve">Så ber vi deg velge det alternativet du mener er mest attraktivt å bo i av disse tre alternativene (velg alternativet som passer best):</w:t>
-      </w:r>
-    </w:p>
-    <w:p>
-      <w:pPr>
-        <w:numPr>
-          <w:numId w:val="1004"/>
-          <w:ilvl w:val="0"/>
-        </w:numPr>
-      </w:pPr>
-      <w:r>
-        <w:t xml:space="preserve">Under 500 meter til skole, matbutikk og offentlige grøntområder, men kun offentlig bilparkering mer enn 150 meter fra boligen.</w:t>
-      </w:r>
-    </w:p>
-    <w:p>
-      <w:pPr>
-        <w:numPr>
-          <w:numId w:val="1004"/>
-          <w:ilvl w:val="0"/>
-        </w:numPr>
-      </w:pPr>
-      <w:r>
-        <w:t xml:space="preserve">Egen hage og parkeringsplass til bilen på tomten, men mer enn 500 meter til skole, matbutikk og offentlige grøntområder.</w:t>
-      </w:r>
-    </w:p>
-    <w:p>
-      <w:pPr>
-        <w:numPr>
-          <w:numId w:val="1004"/>
-          <w:ilvl w:val="0"/>
-        </w:numPr>
-      </w:pPr>
-      <w:r>
-        <w:t xml:space="preserve">Over 500 meter til skole, matbutikk og offentlige grøntområder, men med under 500 meter til buss og bybane, og til offentlige grøntarealer i nærområdet.</w:t>
+        <w:t xml:space="preserve">Bergen kommune har planer om å lage bilfrie soner både i sentrum og i bydelene.</w:t>
+      </w:r>
+      <w:r>
+        <w:t xml:space="preserve"> </w:t>
+      </w:r>
+      <w:r>
+        <w:t xml:space="preserve">I disse områdene vil kommunen begrense kjøring og parkering av privatbiler, for å tilrettelegge for aktivitet i nærområdet, og for gange og sykling som framkomstmiddel.</w:t>
+      </w:r>
+    </w:p>
+    <w:p>
+      <w:pPr>
+        <w:pStyle w:val="BodyText"/>
+      </w:pPr>
+      <w:r>
+        <w:t xml:space="preserve">Hvor sterkt støtter eller motsetter du deg disse planene?</w:t>
+      </w:r>
+    </w:p>
+    <w:p>
+      <w:pPr>
+        <w:pStyle w:val="BodyText"/>
+      </w:pPr>
+      <w:r>
+        <w:t xml:space="preserve">0 Motsetter meg svært sterkt</w:t>
+      </w:r>
+      <w:r>
+        <w:br/>
+      </w:r>
+      <w:r>
+        <w:t xml:space="preserve">1</w:t>
+      </w:r>
+      <w:r>
+        <w:br/>
+      </w:r>
+      <w:r>
+        <w:t xml:space="preserve">2</w:t>
+      </w:r>
+      <w:r>
+        <w:br/>
+      </w:r>
+      <w:r>
+        <w:t xml:space="preserve">3</w:t>
+      </w:r>
+      <w:r>
+        <w:br/>
+      </w:r>
+      <w:r>
+        <w:t xml:space="preserve">4</w:t>
+      </w:r>
+      <w:r>
+        <w:br/>
+      </w:r>
+      <w:r>
+        <w:t xml:space="preserve">5</w:t>
+      </w:r>
+      <w:r>
+        <w:br/>
+      </w:r>
+      <w:r>
+        <w:t xml:space="preserve">6</w:t>
+      </w:r>
+      <w:r>
+        <w:br/>
+      </w:r>
+      <w:r>
+        <w:t xml:space="preserve">7</w:t>
+      </w:r>
+      <w:r>
+        <w:br/>
+      </w:r>
+      <w:r>
+        <w:t xml:space="preserve">8</w:t>
+      </w:r>
+      <w:r>
+        <w:br/>
+      </w:r>
+      <w:r>
+        <w:t xml:space="preserve">9</w:t>
+      </w:r>
+      <w:r>
+        <w:br/>
+      </w:r>
+      <w:r>
+        <w:t xml:space="preserve">10 Støtter svært sterkt</w:t>
       </w:r>
     </w:p>
     <w:p>
       <w:pPr>
         <w:pStyle w:val="Heading5"/>
       </w:pPr>
-      <w:bookmarkStart w:id="26" w:name="r2demovatebilfri10"/>
-      <w:r>
-        <w:t xml:space="preserve">R2DEMOVATEBILFRI10</w:t>
-      </w:r>
-      <w:bookmarkEnd w:id="26"/>
+      <w:bookmarkStart w:id="31" w:name="r2demovatebilfri11"/>
+      <w:r>
+        <w:t xml:space="preserve">R2DEMOVATEBILFRI11</w:t>
+      </w:r>
+      <w:bookmarkEnd w:id="31"/>
     </w:p>
     <w:p>
       <w:pPr>
         <w:pStyle w:val="BlockText"/>
       </w:pPr>
       <w:r>
-        <w:t xml:space="preserve">Info: Spørsmålsbatteri. Randomisér påstandende.</w:t>
-      </w:r>
-      <w:r>
-        <w:t xml:space="preserve"> </w:t>
-      </w:r>
-      <w:r>
-        <w:t xml:space="preserve">Merkelapp: Oppfatning om bilfrie soner</w:t>
+        <w:t xml:space="preserve">Merkelapp: Bilfri effekt på nabolaget.</w:t>
       </w:r>
     </w:p>
     <w:p>
@@ -638,116 +1275,7 @@
         <w:pStyle w:val="FirstParagraph"/>
       </w:pPr>
       <w:r>
-        <w:t xml:space="preserve">Bergen kommune har planer om å lage bilfrie soner både i sentrum og i bydelene.</w:t>
-      </w:r>
-      <w:r>
-        <w:t xml:space="preserve"> </w:t>
-      </w:r>
-      <w:r>
-        <w:rPr>
-          <w:i/>
-        </w:rPr>
-        <w:t xml:space="preserve">(Her en setning eller to om hva planene innebærer.)</w:t>
-      </w:r>
-      <w:r>
-        <w:t xml:space="preserve"> </w:t>
-      </w:r>
-      <w:r>
-        <w:t xml:space="preserve">Hvor sterkt støtter eller motsetter du deg disse planene?</w:t>
-      </w:r>
-    </w:p>
-    <w:p>
-      <w:pPr>
-        <w:pStyle w:val="BodyText"/>
-      </w:pPr>
-      <w:r>
-        <w:t xml:space="preserve">0 Motsetter meg svært sterkt</w:t>
-      </w:r>
-      <w:r>
-        <w:br/>
-      </w:r>
-      <w:r>
-        <w:t xml:space="preserve">1</w:t>
-      </w:r>
-      <w:r>
-        <w:br/>
-      </w:r>
-      <w:r>
-        <w:t xml:space="preserve">2</w:t>
-      </w:r>
-      <w:r>
-        <w:br/>
-      </w:r>
-      <w:r>
-        <w:t xml:space="preserve">3</w:t>
-      </w:r>
-      <w:r>
-        <w:br/>
-      </w:r>
-      <w:r>
-        <w:t xml:space="preserve">4</w:t>
-      </w:r>
-      <w:r>
-        <w:br/>
-      </w:r>
-      <w:r>
-        <w:t xml:space="preserve">5</w:t>
-      </w:r>
-      <w:r>
-        <w:br/>
-      </w:r>
-      <w:r>
-        <w:t xml:space="preserve">6</w:t>
-      </w:r>
-      <w:r>
-        <w:br/>
-      </w:r>
-      <w:r>
-        <w:t xml:space="preserve">7</w:t>
-      </w:r>
-      <w:r>
-        <w:br/>
-      </w:r>
-      <w:r>
-        <w:t xml:space="preserve">8</w:t>
-      </w:r>
-      <w:r>
-        <w:br/>
-      </w:r>
-      <w:r>
-        <w:t xml:space="preserve">9</w:t>
-      </w:r>
-      <w:r>
-        <w:br/>
-      </w:r>
-      <w:r>
-        <w:t xml:space="preserve">10 Støtter svært sterkt</w:t>
-      </w:r>
-    </w:p>
-    <w:p>
-      <w:pPr>
-        <w:pStyle w:val="Heading5"/>
-      </w:pPr>
-      <w:bookmarkStart w:id="27" w:name="r2demovatebilfri11"/>
-      <w:r>
-        <w:t xml:space="preserve">R2DEMOVATEBILFRI11</w:t>
-      </w:r>
-      <w:bookmarkEnd w:id="27"/>
-    </w:p>
-    <w:p>
-      <w:pPr>
-        <w:pStyle w:val="BlockText"/>
-      </w:pPr>
-      <w:r>
-        <w:t xml:space="preserve">Merkelapp: Bilfri effekt på nabolaget.</w:t>
-      </w:r>
-    </w:p>
-    <w:p>
-      <w:pPr>
-        <w:pStyle w:val="FirstParagraph"/>
-      </w:pPr>
-      <w:r>
-        <w:t xml:space="preserve">Hvordan tror du en bilfri sone</w:t>
+        <w:t xml:space="preserve">Tror du en bilfri sone</w:t>
       </w:r>
       <w:r>
         <w:t xml:space="preserve"> </w:t>
@@ -762,113 +1290,93 @@
         <w:t xml:space="preserve"> </w:t>
       </w:r>
       <w:r>
-        <w:t xml:space="preserve">ville ha påvirket deg?</w:t>
-      </w:r>
-      <w:r>
-        <w:t xml:space="preserve"> </w:t>
-      </w:r>
-      <w:r>
-        <w:t xml:space="preserve">Vennligst angi på en skala din mening om påstandene under, på en skala fra 0 (</w:t>
-      </w:r>
-      <w:r>
-        <w:t xml:space="preserve">“</w:t>
-      </w:r>
-      <w:r>
-        <w:t xml:space="preserve">stemmer ikke i det hele tatt</w:t>
-      </w:r>
-      <w:r>
-        <w:t xml:space="preserve">”</w:t>
-      </w:r>
-      <w:r>
-        <w:t xml:space="preserve">) til 10 (</w:t>
-      </w:r>
-      <w:r>
-        <w:t xml:space="preserve">“</w:t>
-      </w:r>
-      <w:r>
-        <w:t xml:space="preserve">stemmer fullt og helt</w:t>
-      </w:r>
-      <w:r>
-        <w:t xml:space="preserve">”</w:t>
-      </w:r>
-      <w:r>
-        <w:t xml:space="preserve">)</w:t>
-      </w:r>
-    </w:p>
-    <w:p>
-      <w:pPr>
-        <w:numPr>
-          <w:numId w:val="1005"/>
-          <w:ilvl w:val="0"/>
-        </w:numPr>
-      </w:pPr>
-      <w:r>
-        <w:t xml:space="preserve">Det hadde blitt lettere å bevege seg trygt for fotgjengere og/eller syklister.</w:t>
-      </w:r>
-    </w:p>
-    <w:p>
-      <w:pPr>
-        <w:numPr>
-          <w:numId w:val="1005"/>
-          <w:ilvl w:val="0"/>
-        </w:numPr>
-      </w:pPr>
-      <w:r>
-        <w:t xml:space="preserve">Det hadde blitt lettere å leve miljøvennlig.</w:t>
-      </w:r>
-    </w:p>
-    <w:p>
-      <w:pPr>
-        <w:numPr>
-          <w:numId w:val="1005"/>
-          <w:ilvl w:val="0"/>
-        </w:numPr>
-      </w:pPr>
-      <w:r>
-        <w:t xml:space="preserve">Det hadde blitt vanskeligere å komme seg til jobb og daglige gjøremål.</w:t>
-      </w:r>
-    </w:p>
-    <w:p>
-      <w:pPr>
-        <w:numPr>
-          <w:numId w:val="1005"/>
-          <w:ilvl w:val="0"/>
-        </w:numPr>
-      </w:pPr>
-      <w:r>
-        <w:t xml:space="preserve">Det hadde ikke blitt store endringer fra dagens situasjon.</w:t>
+        <w:t xml:space="preserve">hadde gjort det lettere eller vanskeligere å komme seg til jobb og daglige gjøremål?</w:t>
+      </w:r>
+    </w:p>
+    <w:p>
+      <w:pPr>
+        <w:pStyle w:val="BodyText"/>
+      </w:pPr>
+      <w:r>
+        <w:t xml:space="preserve">0 Ekstremt mye lettere</w:t>
+      </w:r>
+      <w:r>
+        <w:br/>
+      </w:r>
+      <w:r>
+        <w:t xml:space="preserve">1</w:t>
+      </w:r>
+      <w:r>
+        <w:br/>
+      </w:r>
+      <w:r>
+        <w:t xml:space="preserve">2</w:t>
+      </w:r>
+      <w:r>
+        <w:br/>
+      </w:r>
+      <w:r>
+        <w:t xml:space="preserve">3</w:t>
+      </w:r>
+      <w:r>
+        <w:br/>
+      </w:r>
+      <w:r>
+        <w:t xml:space="preserve">4</w:t>
+      </w:r>
+      <w:r>
+        <w:br/>
+      </w:r>
+      <w:r>
+        <w:t xml:space="preserve">5</w:t>
+      </w:r>
+      <w:r>
+        <w:br/>
+      </w:r>
+      <w:r>
+        <w:t xml:space="preserve">6</w:t>
+      </w:r>
+      <w:r>
+        <w:br/>
+      </w:r>
+      <w:r>
+        <w:t xml:space="preserve">7</w:t>
+      </w:r>
+      <w:r>
+        <w:br/>
+      </w:r>
+      <w:r>
+        <w:t xml:space="preserve">8</w:t>
+      </w:r>
+      <w:r>
+        <w:br/>
+      </w:r>
+      <w:r>
+        <w:t xml:space="preserve">9</w:t>
+      </w:r>
+      <w:r>
+        <w:br/>
+      </w:r>
+      <w:r>
+        <w:t xml:space="preserve">10 Ekstremt mye vanskeligere</w:t>
       </w:r>
     </w:p>
     <w:p>
       <w:pPr>
         <w:pStyle w:val="Heading5"/>
       </w:pPr>
-      <w:bookmarkStart w:id="28" w:name="r2demovatebilfri12"/>
+      <w:bookmarkStart w:id="32" w:name="r2demovatebilfri12"/>
       <w:r>
         <w:t xml:space="preserve">R2DEMOVATEBILFRI12</w:t>
       </w:r>
-      <w:bookmarkEnd w:id="28"/>
-    </w:p>
-    <w:p>
-      <w:pPr>
-        <w:pStyle w:val="BlockText"/>
-      </w:pPr>
-      <w:r>
-        <w:t xml:space="preserve">Info: Spørsmålsbatteri. Randomisér påstandene.</w:t>
-      </w:r>
-      <w:r>
-        <w:t xml:space="preserve"> </w:t>
-      </w:r>
-      <w:r>
-        <w:t xml:space="preserve">Merkelapp: Bilfri effekt på Bergen</w:t>
-      </w:r>
+      <w:bookmarkEnd w:id="32"/>
     </w:p>
     <w:p>
       <w:pPr>
         <w:pStyle w:val="FirstParagraph"/>
       </w:pPr>
       <w:r>
-        <w:t xml:space="preserve">Og hva mener du effekten av bilfrie soner vil være for</w:t>
+        <w:t xml:space="preserve">Tror du en bilfri sone</w:t>
       </w:r>
       <w:r>
         <w:t xml:space="preserve"> </w:t>
@@ -877,22 +1385,508 @@
         <w:rPr>
           <w:i/>
         </w:rPr>
-        <w:t xml:space="preserve">Bergen</w:t>
-      </w:r>
-      <w:r>
-        <w:t xml:space="preserve">?</w:t>
-      </w:r>
-      <w:r>
-        <w:t xml:space="preserve"> </w:t>
-      </w:r>
-      <w:r>
-        <w:t xml:space="preserve">Vennligst angi på en skala din mening om påstandene under, på en skala fra 0 (</w:t>
+        <w:t xml:space="preserve">i ditt nabolag</w:t>
+      </w:r>
+      <w:r>
+        <w:t xml:space="preserve"> </w:t>
+      </w:r>
+      <w:r>
+        <w:t xml:space="preserve">hadde gjort det mer eller mindre attraktivt å bruke gange og sykkel som fremkomstmiddel?</w:t>
+      </w:r>
+    </w:p>
+    <w:p>
+      <w:pPr>
+        <w:pStyle w:val="BodyText"/>
+      </w:pPr>
+      <w:r>
+        <w:t xml:space="preserve">0 Ekstremt mye mindre attraktivt</w:t>
+      </w:r>
+      <w:r>
+        <w:t xml:space="preserve"> </w:t>
+      </w:r>
+      <w:r>
+        <w:t xml:space="preserve">1</w:t>
+      </w:r>
+      <w:r>
+        <w:br/>
+      </w:r>
+      <w:r>
+        <w:t xml:space="preserve">2</w:t>
+      </w:r>
+      <w:r>
+        <w:br/>
+      </w:r>
+      <w:r>
+        <w:t xml:space="preserve">3</w:t>
+      </w:r>
+      <w:r>
+        <w:br/>
+      </w:r>
+      <w:r>
+        <w:t xml:space="preserve">4</w:t>
+      </w:r>
+      <w:r>
+        <w:br/>
+      </w:r>
+      <w:r>
+        <w:t xml:space="preserve">5</w:t>
+      </w:r>
+      <w:r>
+        <w:br/>
+      </w:r>
+      <w:r>
+        <w:t xml:space="preserve">6</w:t>
+      </w:r>
+      <w:r>
+        <w:br/>
+      </w:r>
+      <w:r>
+        <w:t xml:space="preserve">7</w:t>
+      </w:r>
+      <w:r>
+        <w:br/>
+      </w:r>
+      <w:r>
+        <w:t xml:space="preserve">8</w:t>
+      </w:r>
+      <w:r>
+        <w:br/>
+      </w:r>
+      <w:r>
+        <w:t xml:space="preserve">9</w:t>
+      </w:r>
+      <w:r>
+        <w:br/>
+      </w:r>
+      <w:r>
+        <w:t xml:space="preserve">10 Ekstremt mye mer attraktivt</w:t>
+      </w:r>
+    </w:p>
+    <w:p>
+      <w:pPr>
+        <w:pStyle w:val="Heading5"/>
+      </w:pPr>
+      <w:bookmarkStart w:id="33" w:name="r2demovatebilfri13"/>
+      <w:r>
+        <w:t xml:space="preserve">R2DEMOVATEBILFRI13</w:t>
+      </w:r>
+      <w:bookmarkEnd w:id="33"/>
+    </w:p>
+    <w:p>
+      <w:pPr>
+        <w:pStyle w:val="FirstParagraph"/>
+      </w:pPr>
+      <w:r>
+        <w:t xml:space="preserve">Tror du en bilfri sone</w:t>
+      </w:r>
+      <w:r>
+        <w:t xml:space="preserve"> </w:t>
+      </w:r>
+      <w:r>
+        <w:rPr>
+          <w:i/>
+        </w:rPr>
+        <w:t xml:space="preserve">i ditt nabolag</w:t>
+      </w:r>
+      <w:r>
+        <w:t xml:space="preserve"> </w:t>
+      </w:r>
+      <w:r>
+        <w:t xml:space="preserve">hadde gjort det mer eller mindre attraktivt å oppholde seg ute i nærområdet?</w:t>
+      </w:r>
+    </w:p>
+    <w:p>
+      <w:pPr>
+        <w:pStyle w:val="BodyText"/>
+      </w:pPr>
+      <w:r>
+        <w:t xml:space="preserve">0 Ekstremt mye mindre attraktivt</w:t>
+      </w:r>
+      <w:r>
+        <w:t xml:space="preserve"> </w:t>
+      </w:r>
+      <w:r>
+        <w:t xml:space="preserve">1</w:t>
+      </w:r>
+      <w:r>
+        <w:br/>
+      </w:r>
+      <w:r>
+        <w:t xml:space="preserve">2</w:t>
+      </w:r>
+      <w:r>
+        <w:br/>
+      </w:r>
+      <w:r>
+        <w:t xml:space="preserve">3</w:t>
+      </w:r>
+      <w:r>
+        <w:br/>
+      </w:r>
+      <w:r>
+        <w:t xml:space="preserve">4</w:t>
+      </w:r>
+      <w:r>
+        <w:br/>
+      </w:r>
+      <w:r>
+        <w:t xml:space="preserve">5</w:t>
+      </w:r>
+      <w:r>
+        <w:br/>
+      </w:r>
+      <w:r>
+        <w:t xml:space="preserve">6</w:t>
+      </w:r>
+      <w:r>
+        <w:br/>
+      </w:r>
+      <w:r>
+        <w:t xml:space="preserve">7</w:t>
+      </w:r>
+      <w:r>
+        <w:br/>
+      </w:r>
+      <w:r>
+        <w:t xml:space="preserve">8</w:t>
+      </w:r>
+      <w:r>
+        <w:br/>
+      </w:r>
+      <w:r>
+        <w:t xml:space="preserve">9</w:t>
+      </w:r>
+      <w:r>
+        <w:br/>
+      </w:r>
+      <w:r>
+        <w:t xml:space="preserve">10 Ekstremt mye mer attraktivt</w:t>
+      </w:r>
+    </w:p>
+    <w:p>
+      <w:pPr>
+        <w:pStyle w:val="Heading5"/>
+      </w:pPr>
+      <w:bookmarkStart w:id="34" w:name="r2demovatebilfri14"/>
+      <w:r>
+        <w:t xml:space="preserve">R2DEMOVATEBILFRI14</w:t>
+      </w:r>
+      <w:bookmarkEnd w:id="34"/>
+    </w:p>
+    <w:p>
+      <w:pPr>
+        <w:pStyle w:val="BlockText"/>
+      </w:pPr>
+      <w:r>
+        <w:t xml:space="preserve">Info: Spørsmålsbatteri. Randomisér påstandene.</w:t>
+      </w:r>
+      <w:r>
+        <w:t xml:space="preserve"> </w:t>
+      </w:r>
+      <w:r>
+        <w:t xml:space="preserve">Merkelapp: Bilfri effekt på Bergen</w:t>
+      </w:r>
+    </w:p>
+    <w:p>
+      <w:pPr>
+        <w:pStyle w:val="FirstParagraph"/>
+      </w:pPr>
+      <w:r>
+        <w:t xml:space="preserve">Tror du bilfrie soner</w:t>
+      </w:r>
+      <w:r>
+        <w:t xml:space="preserve"> </w:t>
+      </w:r>
+      <w:r>
+        <w:rPr>
+          <w:i/>
+        </w:rPr>
+        <w:t xml:space="preserve">i Bergen</w:t>
+      </w:r>
+      <w:r>
+        <w:t xml:space="preserve"> </w:t>
+      </w:r>
+      <w:r>
+        <w:t xml:space="preserve">vil…</w:t>
+      </w:r>
+    </w:p>
+    <w:p>
+      <w:pPr>
+        <w:numPr>
+          <w:numId w:val="1004"/>
+          <w:ilvl w:val="0"/>
+        </w:numPr>
+      </w:pPr>
+      <w:r>
+        <w:t xml:space="preserve">gjøre byen mer eller mindre klima- og miljøvennlig?</w:t>
+      </w:r>
+    </w:p>
+    <w:p>
+      <w:pPr>
+        <w:numPr>
+          <w:numId w:val="1004"/>
+          <w:ilvl w:val="0"/>
+        </w:numPr>
+      </w:pPr>
+      <w:r>
+        <w:t xml:space="preserve">bidra til mer eller mindre folkehelse?</w:t>
+      </w:r>
+    </w:p>
+    <w:p>
+      <w:pPr>
+        <w:pStyle w:val="FirstParagraph"/>
+      </w:pPr>
+      <w:r>
+        <w:t xml:space="preserve">0 Ekstremt mye mindre</w:t>
+      </w:r>
+      <w:r>
+        <w:br/>
+      </w:r>
+      <w:r>
+        <w:t xml:space="preserve">1</w:t>
+      </w:r>
+      <w:r>
+        <w:br/>
+      </w:r>
+      <w:r>
+        <w:t xml:space="preserve">2</w:t>
+      </w:r>
+      <w:r>
+        <w:br/>
+      </w:r>
+      <w:r>
+        <w:t xml:space="preserve">3</w:t>
+      </w:r>
+      <w:r>
+        <w:br/>
+      </w:r>
+      <w:r>
+        <w:t xml:space="preserve">4</w:t>
+      </w:r>
+      <w:r>
+        <w:br/>
+      </w:r>
+      <w:r>
+        <w:t xml:space="preserve">5</w:t>
+      </w:r>
+      <w:r>
+        <w:br/>
+      </w:r>
+      <w:r>
+        <w:t xml:space="preserve">6</w:t>
+      </w:r>
+      <w:r>
+        <w:br/>
+      </w:r>
+      <w:r>
+        <w:t xml:space="preserve">7</w:t>
+      </w:r>
+      <w:r>
+        <w:br/>
+      </w:r>
+      <w:r>
+        <w:t xml:space="preserve">8</w:t>
+      </w:r>
+      <w:r>
+        <w:br/>
+      </w:r>
+      <w:r>
+        <w:t xml:space="preserve">9</w:t>
+      </w:r>
+      <w:r>
+        <w:br/>
+      </w:r>
+      <w:r>
+        <w:t xml:space="preserve">10 Ekstremt mye mer</w:t>
+      </w:r>
+    </w:p>
+    <w:p>
+      <w:pPr>
+        <w:pStyle w:val="Heading5"/>
+      </w:pPr>
+      <w:bookmarkStart w:id="35" w:name="r2demovatebilfri15"/>
+      <w:r>
+        <w:t xml:space="preserve">R2DEMOVATEBILFRI15</w:t>
+      </w:r>
+      <w:bookmarkEnd w:id="35"/>
+    </w:p>
+    <w:p>
+      <w:pPr>
+        <w:pStyle w:val="FirstParagraph"/>
+      </w:pPr>
+      <w:r>
+        <w:t xml:space="preserve">Tror du bilfrie soner</w:t>
+      </w:r>
+      <w:r>
+        <w:t xml:space="preserve"> </w:t>
+      </w:r>
+      <w:r>
+        <w:rPr>
+          <w:i/>
+        </w:rPr>
+        <w:t xml:space="preserve">i Bergen</w:t>
+      </w:r>
+      <w:r>
+        <w:t xml:space="preserve"> </w:t>
+      </w:r>
+      <w:r>
+        <w:t xml:space="preserve">vil gjøre det lettere eller vanskeligere for folk å…</w:t>
+      </w:r>
+    </w:p>
+    <w:p>
+      <w:pPr>
+        <w:numPr>
+          <w:numId w:val="1005"/>
+          <w:ilvl w:val="0"/>
+        </w:numPr>
+      </w:pPr>
+      <w:r>
+        <w:t xml:space="preserve">bevege seg rundt i byen og nærområdet?</w:t>
+      </w:r>
+    </w:p>
+    <w:p>
+      <w:pPr>
+        <w:numPr>
+          <w:numId w:val="1005"/>
+          <w:ilvl w:val="0"/>
+        </w:numPr>
+      </w:pPr>
+      <w:r>
+        <w:t xml:space="preserve">komme seg dit de skal?</w:t>
+      </w:r>
+    </w:p>
+    <w:p>
+      <w:pPr>
+        <w:numPr>
+          <w:numId w:val="1005"/>
+          <w:ilvl w:val="0"/>
+        </w:numPr>
+      </w:pPr>
+      <w:r>
+        <w:t xml:space="preserve">finne attraktive utearealer i sine nærområder?</w:t>
+      </w:r>
+    </w:p>
+    <w:p>
+      <w:pPr>
+        <w:numPr>
+          <w:numId w:val="1005"/>
+          <w:ilvl w:val="0"/>
+        </w:numPr>
+      </w:pPr>
+      <w:r>
+        <w:t xml:space="preserve">drive butikk og handel i sentrum?</w:t>
+      </w:r>
+    </w:p>
+    <w:p>
+      <w:pPr>
+        <w:pStyle w:val="FirstParagraph"/>
+      </w:pPr>
+      <w:r>
+        <w:t xml:space="preserve">0 Ekstremt mye lettere</w:t>
+      </w:r>
+      <w:r>
+        <w:br/>
+      </w:r>
+      <w:r>
+        <w:t xml:space="preserve">1</w:t>
+      </w:r>
+      <w:r>
+        <w:br/>
+      </w:r>
+      <w:r>
+        <w:t xml:space="preserve">2</w:t>
+      </w:r>
+      <w:r>
+        <w:br/>
+      </w:r>
+      <w:r>
+        <w:t xml:space="preserve">3</w:t>
+      </w:r>
+      <w:r>
+        <w:br/>
+      </w:r>
+      <w:r>
+        <w:t xml:space="preserve">4</w:t>
+      </w:r>
+      <w:r>
+        <w:br/>
+      </w:r>
+      <w:r>
+        <w:t xml:space="preserve">5</w:t>
+      </w:r>
+      <w:r>
+        <w:br/>
+      </w:r>
+      <w:r>
+        <w:t xml:space="preserve">6</w:t>
+      </w:r>
+      <w:r>
+        <w:br/>
+      </w:r>
+      <w:r>
+        <w:t xml:space="preserve">7</w:t>
+      </w:r>
+      <w:r>
+        <w:br/>
+      </w:r>
+      <w:r>
+        <w:t xml:space="preserve">8</w:t>
+      </w:r>
+      <w:r>
+        <w:br/>
+      </w:r>
+      <w:r>
+        <w:t xml:space="preserve">9</w:t>
+      </w:r>
+      <w:r>
+        <w:br/>
+      </w:r>
+      <w:r>
+        <w:t xml:space="preserve">10 Ekstremt mye vanskeligere</w:t>
+      </w:r>
+    </w:p>
+    <w:p>
+      <w:pPr>
+        <w:pStyle w:val="Heading5"/>
+      </w:pPr>
+      <w:bookmarkStart w:id="36" w:name="r2demovatebilfri16"/>
+      <w:r>
+        <w:t xml:space="preserve">R2DEMOVATEBILFRI16</w:t>
+      </w:r>
+      <w:bookmarkEnd w:id="36"/>
+    </w:p>
+    <w:p>
+      <w:pPr>
+        <w:pStyle w:val="BlockText"/>
+      </w:pPr>
+      <w:r>
+        <w:t xml:space="preserve">Info: Spørsmålsbatteri.</w:t>
+      </w:r>
+      <w:r>
+        <w:t xml:space="preserve"> </w:t>
+      </w:r>
+      <w:r>
+        <w:t xml:space="preserve">Merkelapp: Hva påvirker bilkjøring.</w:t>
+      </w:r>
+    </w:p>
+    <w:p>
+      <w:pPr>
+        <w:pStyle w:val="FirstParagraph"/>
+      </w:pPr>
+      <w:r>
+        <w:t xml:space="preserve">Hvor viktig er følgende faktorer for at du kan kjøre mindre bil i hverdagen?</w:t>
+      </w:r>
+      <w:r>
+        <w:t xml:space="preserve"> </w:t>
+      </w:r>
+      <w:r>
+        <w:t xml:space="preserve">Vennligst angi på en skala fra 0 (</w:t>
       </w:r>
       <w:r>
         <w:t xml:space="preserve">“</w:t>
       </w:r>
       <w:r>
-        <w:t xml:space="preserve">stemmer ikke i det hele tatt</w:t>
+        <w:t xml:space="preserve">Ikke viktig i det hele tatt</w:t>
       </w:r>
       <w:r>
         <w:t xml:space="preserve">”</w:t>
@@ -904,7 +1898,7 @@
         <w:t xml:space="preserve">“</w:t>
       </w:r>
       <w:r>
-        <w:t xml:space="preserve">stemmer fullt og helt</w:t>
+        <w:t xml:space="preserve">Ekstremt viktig</w:t>
       </w:r>
       <w:r>
         <w:t xml:space="preserve">”</w:t>
@@ -921,7 +1915,7 @@
         </w:numPr>
       </w:pPr>
       <w:r>
-        <w:t xml:space="preserve">Byen vil bli mer klima- og miljøvennlig.</w:t>
+        <w:t xml:space="preserve">Bedre tilgang til kollektivtransport, som buss og bybane.</w:t>
       </w:r>
     </w:p>
     <w:p>
@@ -932,7 +1926,7 @@
         </w:numPr>
       </w:pPr>
       <w:r>
-        <w:t xml:space="preserve">Det vil bli lettere for folk å bevege seg rundt i byen.</w:t>
+        <w:t xml:space="preserve">Hyppigere avganger på kollektivtransport</w:t>
       </w:r>
     </w:p>
     <w:p>
@@ -943,7 +1937,7 @@
         </w:numPr>
       </w:pPr>
       <w:r>
-        <w:t xml:space="preserve">Det vil bli vanskeligere for folk å komme seg dit de skal.</w:t>
+        <w:t xml:space="preserve">Billigere kollektivbilletter</w:t>
       </w:r>
     </w:p>
     <w:p>
@@ -954,31 +1948,69 @@
         </w:numPr>
       </w:pPr>
       <w:r>
-        <w:t xml:space="preserve">Kommunen blander seg for mye inn i folk sine hverdagsliv.</w:t>
+        <w:t xml:space="preserve">Tilgang på delebil</w:t>
+      </w:r>
+    </w:p>
+    <w:p>
+      <w:pPr>
+        <w:numPr>
+          <w:numId w:val="1006"/>
+          <w:ilvl w:val="0"/>
+        </w:numPr>
+      </w:pPr>
+      <w:r>
+        <w:t xml:space="preserve">Bompenger (hvis bompengene øker mer vil jeg ikke lengre ha råd til å kjøre bil)</w:t>
+      </w:r>
+    </w:p>
+    <w:p>
+      <w:pPr>
+        <w:numPr>
+          <w:numId w:val="1006"/>
+          <w:ilvl w:val="0"/>
+        </w:numPr>
+      </w:pPr>
+      <w:r>
+        <w:t xml:space="preserve">Dyrere og mindre tilgjengelig bilparkering</w:t>
+      </w:r>
+    </w:p>
+    <w:p>
+      <w:pPr>
+        <w:numPr>
+          <w:numId w:val="1006"/>
+          <w:ilvl w:val="0"/>
+        </w:numPr>
+      </w:pPr>
+      <w:r>
+        <w:t xml:space="preserve">Tryggere og mer attraktiv sykkelveier</w:t>
+      </w:r>
+    </w:p>
+    <w:p>
+      <w:pPr>
+        <w:numPr>
+          <w:numId w:val="1006"/>
+          <w:ilvl w:val="0"/>
+        </w:numPr>
+      </w:pPr>
+      <w:r>
+        <w:t xml:space="preserve">Tryggere og mer attraktiv gangvei</w:t>
       </w:r>
     </w:p>
     <w:p>
       <w:pPr>
         <w:pStyle w:val="Heading5"/>
       </w:pPr>
-      <w:bookmarkStart w:id="29" w:name="r2demovatebilfri13"/>
-      <w:r>
-        <w:t xml:space="preserve">R2DEMOVATEBILFRI13</w:t>
-      </w:r>
-      <w:bookmarkEnd w:id="29"/>
+      <w:bookmarkStart w:id="37" w:name="r2demovatebilfri17"/>
+      <w:r>
+        <w:t xml:space="preserve">R2DEMOVATEBILFRI17</w:t>
+      </w:r>
+      <w:bookmarkEnd w:id="37"/>
     </w:p>
     <w:p>
       <w:pPr>
         <w:pStyle w:val="BlockText"/>
       </w:pPr>
       <w:r>
-        <w:t xml:space="preserve">Info: Spørsmålsbatteri. Ps: Egner seg også for conjoint-eksperiment.</w:t>
-      </w:r>
-      <w:r>
-        <w:t xml:space="preserve"> </w:t>
-      </w:r>
-      <w:r>
-        <w:t xml:space="preserve">Merkelapp: Hva påvirker bilkjøring.</w:t>
+        <w:t xml:space="preserve">Merkelapp: Alternativer til bil.</w:t>
       </w:r>
     </w:p>
     <w:p>
@@ -986,121 +2018,2957 @@
         <w:pStyle w:val="FirstParagraph"/>
       </w:pPr>
       <w:r>
-        <w:t xml:space="preserve">Hvor viktig er følgende faktorer for at du kan kjøre mindre bil i hverdagen?</w:t>
-      </w:r>
-      <w:r>
-        <w:t xml:space="preserve"> </w:t>
-      </w:r>
-      <w:r>
-        <w:t xml:space="preserve">Vennligst angi på en skala fra 0 (</w:t>
+        <w:t xml:space="preserve">Hvis du måtte kjøre mindre bil i hverdagen, hvilke alternativer har du tilgjengelig?</w:t>
+      </w:r>
+    </w:p>
+    <w:p>
+      <w:pPr>
+        <w:numPr>
+          <w:numId w:val="1007"/>
+          <w:ilvl w:val="0"/>
+        </w:numPr>
+      </w:pPr>
+      <w:r>
+        <w:t xml:space="preserve">Gange</w:t>
+      </w:r>
+    </w:p>
+    <w:p>
+      <w:pPr>
+        <w:numPr>
+          <w:numId w:val="1007"/>
+          <w:ilvl w:val="0"/>
+        </w:numPr>
+      </w:pPr>
+      <w:r>
+        <w:t xml:space="preserve">Sykkel</w:t>
+      </w:r>
+    </w:p>
+    <w:p>
+      <w:pPr>
+        <w:numPr>
+          <w:numId w:val="1007"/>
+          <w:ilvl w:val="0"/>
+        </w:numPr>
+      </w:pPr>
+      <w:r>
+        <w:t xml:space="preserve">Elsparkesykkel</w:t>
+      </w:r>
+    </w:p>
+    <w:p>
+      <w:pPr>
+        <w:numPr>
+          <w:numId w:val="1007"/>
+          <w:ilvl w:val="0"/>
+        </w:numPr>
+      </w:pPr>
+      <w:r>
+        <w:t xml:space="preserve">Bysykkel</w:t>
+      </w:r>
+    </w:p>
+    <w:p>
+      <w:pPr>
+        <w:numPr>
+          <w:numId w:val="1007"/>
+          <w:ilvl w:val="0"/>
+        </w:numPr>
+      </w:pPr>
+      <w:r>
+        <w:t xml:space="preserve">Delebil</w:t>
+      </w:r>
+    </w:p>
+    <w:p>
+      <w:pPr>
+        <w:numPr>
+          <w:numId w:val="1007"/>
+          <w:ilvl w:val="0"/>
+        </w:numPr>
+      </w:pPr>
+      <w:r>
+        <w:t xml:space="preserve">Buss og bybane</w:t>
+      </w:r>
+    </w:p>
+    <w:p>
+      <w:pPr>
+        <w:numPr>
+          <w:numId w:val="1007"/>
+          <w:ilvl w:val="0"/>
+        </w:numPr>
+      </w:pPr>
+      <w:r>
+        <w:t xml:space="preserve">Jobbe mer hjemmefra</w:t>
+      </w:r>
+    </w:p>
+    <w:p>
+      <w:pPr>
+        <w:numPr>
+          <w:numId w:val="1007"/>
+          <w:ilvl w:val="0"/>
+        </w:numPr>
+      </w:pPr>
+      <w:r>
+        <w:t xml:space="preserve">Jeg har ingen alternativer</w:t>
+      </w:r>
+    </w:p>
+    <w:p>
+      <w:pPr>
+        <w:pStyle w:val="Heading5"/>
+      </w:pPr>
+      <w:bookmarkStart w:id="38" w:name="r2demovatebilfri18"/>
+      <w:r>
+        <w:t xml:space="preserve">R2DEMOVATEBILFRI18</w:t>
+      </w:r>
+      <w:bookmarkEnd w:id="38"/>
+    </w:p>
+    <w:p>
+      <w:pPr>
+        <w:pStyle w:val="FirstParagraph"/>
+      </w:pPr>
+      <w:r>
+        <w:t xml:space="preserve">Vi ønsker å vite mer om hvordan innbyggerne vil at kommunen skal arbeide med bilfrie soner.</w:t>
+      </w:r>
+      <w:r>
+        <w:t xml:space="preserve"> </w:t>
+      </w:r>
+      <w:r>
+        <w:t xml:space="preserve">Vennligst ta stilling til følgende forslag:</w:t>
+      </w:r>
+    </w:p>
+    <w:p>
+      <w:pPr>
+        <w:numPr>
+          <w:numId w:val="1008"/>
+          <w:ilvl w:val="0"/>
+        </w:numPr>
+      </w:pPr>
+      <w:r>
+        <w:t xml:space="preserve">Bilfrie soner skal utvikles i mindre områder som borettslag eller rundt skoler framfor større områder, som f.eks. større deler av bydelssentre.</w:t>
+      </w:r>
+    </w:p>
+    <w:p>
+      <w:pPr>
+        <w:numPr>
+          <w:numId w:val="1008"/>
+          <w:ilvl w:val="0"/>
+        </w:numPr>
+      </w:pPr>
+      <w:r>
+        <w:t xml:space="preserve">Kommunen bør prioritere utvikling av bilfrie soner i sentrum framfor i bydelene utenfor sentrum</w:t>
+      </w:r>
+    </w:p>
+    <w:p>
+      <w:pPr>
+        <w:numPr>
+          <w:numId w:val="1008"/>
+          <w:ilvl w:val="0"/>
+        </w:numPr>
+      </w:pPr>
+      <w:r>
+        <w:t xml:space="preserve">De bilfrie sonene bør være større områder, som bydelssentre</w:t>
+      </w:r>
+    </w:p>
+    <w:p>
+      <w:pPr>
+        <w:pStyle w:val="FirstParagraph"/>
+      </w:pPr>
+      <w:r>
+        <w:t xml:space="preserve">Svarskala:</w:t>
+      </w:r>
+      <w:r>
+        <w:br/>
+      </w:r>
+      <w:r>
+        <w:t xml:space="preserve">0 Ikke enig i det hele tatt</w:t>
+      </w:r>
+      <w:r>
+        <w:br/>
+      </w:r>
+      <w:r>
+        <w:t xml:space="preserve">1</w:t>
+      </w:r>
+      <w:r>
+        <w:br/>
+      </w:r>
+      <w:r>
+        <w:t xml:space="preserve">2</w:t>
+      </w:r>
+      <w:r>
+        <w:br/>
+      </w:r>
+      <w:r>
+        <w:t xml:space="preserve">3</w:t>
+      </w:r>
+      <w:r>
+        <w:br/>
+      </w:r>
+      <w:r>
+        <w:t xml:space="preserve">4</w:t>
+      </w:r>
+      <w:r>
+        <w:br/>
+      </w:r>
+      <w:r>
+        <w:t xml:space="preserve">5</w:t>
+      </w:r>
+      <w:r>
+        <w:br/>
+      </w:r>
+      <w:r>
+        <w:t xml:space="preserve">6</w:t>
+      </w:r>
+      <w:r>
+        <w:br/>
+      </w:r>
+      <w:r>
+        <w:t xml:space="preserve">7</w:t>
+      </w:r>
+      <w:r>
+        <w:br/>
+      </w:r>
+      <w:r>
+        <w:t xml:space="preserve">8</w:t>
+      </w:r>
+      <w:r>
+        <w:br/>
+      </w:r>
+      <w:r>
+        <w:t xml:space="preserve">9</w:t>
+      </w:r>
+      <w:r>
+        <w:br/>
+      </w:r>
+      <w:r>
+        <w:t xml:space="preserve">10 Fullstendig enig</w:t>
+      </w:r>
+    </w:p>
+    <w:p>
+      <w:pPr>
+        <w:pStyle w:val="Heading5"/>
+      </w:pPr>
+      <w:bookmarkStart w:id="39" w:name="r2demovatebilfri19"/>
+      <w:r>
+        <w:t xml:space="preserve">R2DEMOVATEBILFRI19</w:t>
+      </w:r>
+      <w:bookmarkEnd w:id="39"/>
+    </w:p>
+    <w:p>
+      <w:pPr>
+        <w:pStyle w:val="FirstParagraph"/>
+      </w:pPr>
+      <w:r>
+        <w:t xml:space="preserve">Hvor viktig var følgende argumenter for din holdning til utvikling av bilfrie soner i sentrum framfor i bydelene utenfor sentrum?</w:t>
+      </w:r>
+    </w:p>
+    <w:p>
+      <w:pPr>
+        <w:pStyle w:val="Compact"/>
+      </w:pPr>
+      <w:r>
+        <w:t xml:space="preserve">Bilfrie soner utenfor sentrum</w:t>
+      </w:r>
+    </w:p>
+    <w:p>
+      <w:pPr>
+        <w:pStyle w:val="Compact"/>
+      </w:pPr>
+      <w:r>
+        <w:t xml:space="preserve">Argumenter</w:t>
+      </w:r>
+    </w:p>
+    <w:p>
+      <w:pPr>
+        <w:pStyle w:val="Compact"/>
+      </w:pPr>
+      <w:r>
+        <w:t xml:space="preserve">Det er i bydelene det er størst behov for å legge til rette for gange, sykkel og andre «myke» trafikanter.</w:t>
+      </w:r>
+    </w:p>
+    <w:p>
+      <w:pPr>
+        <w:pStyle w:val="Compact"/>
+      </w:pPr>
+      <w:r>
+        <w:t xml:space="preserve">Det er viktig at ikke bare beboerne i sentrum får nyte godt av fordelene med at det blir lettere å gå og sykle (rettferdighet).</w:t>
+      </w:r>
+    </w:p>
+    <w:p>
+      <w:pPr>
+        <w:pStyle w:val="Compact"/>
+      </w:pPr>
+      <w:r>
+        <w:t xml:space="preserve">Det er mye støy og luftforurensning i bydelene, derfor er det spesielt viktig at bilfrie soner kommer dit.</w:t>
+      </w:r>
+    </w:p>
+    <w:p>
+      <w:pPr>
+        <w:pStyle w:val="Compact"/>
+      </w:pPr>
+      <w:r>
+        <w:t xml:space="preserve">Bilfrie soner i bydelene kan være viktige i å forebygge kriminalitet</w:t>
+      </w:r>
+    </w:p>
+    <w:p>
+      <w:pPr>
+        <w:pStyle w:val="Compact"/>
+      </w:pPr>
+      <w:r>
+        <w:t xml:space="preserve">Det er vanskelig å bevege seg rundt i bydelene uten bil, og dette blir verre med bilfrie soner.</w:t>
+      </w:r>
+    </w:p>
+    <w:p>
+      <w:pPr>
+        <w:pStyle w:val="Compact"/>
+      </w:pPr>
+      <w:r>
+        <w:t xml:space="preserve">Folk i bydelene har bosatt seg der fordi de liker å kjøre bil.</w:t>
+      </w:r>
+    </w:p>
+    <w:p>
+      <w:pPr>
+        <w:pStyle w:val="Compact"/>
+      </w:pPr>
+      <w:r>
+        <w:t xml:space="preserve">De fleste som bor i bydelene har lang vei til jobb, og trenger å kunne bruke bilen for å komme seg dit</w:t>
+      </w:r>
+    </w:p>
+    <w:p>
+      <w:pPr>
+        <w:pStyle w:val="Compact"/>
+      </w:pPr>
+      <w:r>
+        <w:t xml:space="preserve">Det er mindre trivelig eller trygt å bevege seg til fots eller sykkel i bydelene</w:t>
+      </w:r>
+    </w:p>
+    <w:p>
+      <w:pPr>
+        <w:pStyle w:val="BodyText"/>
+      </w:pPr>
+      <w:r>
+        <w:t xml:space="preserve">Svarskala:</w:t>
+      </w:r>
+    </w:p>
+    <w:p>
+      <w:pPr>
+        <w:pStyle w:val="BodyText"/>
+      </w:pPr>
+      <w:r>
+        <w:t xml:space="preserve">0 Ikke viktig i det hele tatt</w:t>
+      </w:r>
+      <w:r>
+        <w:br/>
+      </w:r>
+      <w:r>
+        <w:t xml:space="preserve">1</w:t>
+      </w:r>
+      <w:r>
+        <w:br/>
+      </w:r>
+      <w:r>
+        <w:t xml:space="preserve">2</w:t>
+      </w:r>
+      <w:r>
+        <w:br/>
+      </w:r>
+      <w:r>
+        <w:t xml:space="preserve">3</w:t>
+      </w:r>
+      <w:r>
+        <w:br/>
+      </w:r>
+      <w:r>
+        <w:t xml:space="preserve">4</w:t>
+      </w:r>
+      <w:r>
+        <w:br/>
+      </w:r>
+      <w:r>
+        <w:t xml:space="preserve">5</w:t>
+      </w:r>
+      <w:r>
+        <w:br/>
+      </w:r>
+      <w:r>
+        <w:t xml:space="preserve">6</w:t>
+      </w:r>
+      <w:r>
+        <w:br/>
+      </w:r>
+      <w:r>
+        <w:t xml:space="preserve">7</w:t>
+      </w:r>
+      <w:r>
+        <w:br/>
+      </w:r>
+      <w:r>
+        <w:t xml:space="preserve">8</w:t>
+      </w:r>
+      <w:r>
+        <w:br/>
+      </w:r>
+      <w:r>
+        <w:t xml:space="preserve">9</w:t>
+      </w:r>
+      <w:r>
+        <w:br/>
+      </w:r>
+      <w:r>
+        <w:t xml:space="preserve">10 Ekstremt viktig</w:t>
+      </w:r>
+    </w:p>
+    <w:p>
+      <w:pPr>
+        <w:pStyle w:val="Heading5"/>
+      </w:pPr>
+      <w:bookmarkStart w:id="40" w:name="r2demovatebilfri20"/>
+      <w:r>
+        <w:t xml:space="preserve">R2DEMOVATEBILFRI20</w:t>
+      </w:r>
+      <w:bookmarkEnd w:id="40"/>
+    </w:p>
+    <w:p>
+      <w:pPr>
+        <w:pStyle w:val="FirstParagraph"/>
+      </w:pPr>
+      <w:r>
+        <w:t xml:space="preserve">Hvor viktig var følgende argumenter for din holdning til utvikling av bilfrie soner i mindre områder framfor større områder?</w:t>
+      </w:r>
+    </w:p>
+    <w:p>
+      <w:pPr>
+        <w:pStyle w:val="Compact"/>
+      </w:pPr>
+      <w:r>
+        <w:t xml:space="preserve">Bilfrie soner i mindre områder</w:t>
+      </w:r>
+    </w:p>
+    <w:p>
+      <w:pPr>
+        <w:pStyle w:val="Compact"/>
+      </w:pPr>
+      <w:r>
+        <w:t xml:space="preserve">Argumenter</w:t>
+      </w:r>
+    </w:p>
+    <w:p>
+      <w:pPr>
+        <w:pStyle w:val="Compact"/>
+      </w:pPr>
+      <w:r>
+        <w:t xml:space="preserve">Det vil bli trygge nærmiljø der folk bor.</w:t>
+      </w:r>
+    </w:p>
+    <w:p>
+      <w:pPr>
+        <w:pStyle w:val="Compact"/>
+      </w:pPr>
+      <w:r>
+        <w:t xml:space="preserve">Det vil bli lettere å tilpasse prosjektet til innbyggernes ønsker og behov.</w:t>
+      </w:r>
+    </w:p>
+    <w:p>
+      <w:pPr>
+        <w:pStyle w:val="Compact"/>
+      </w:pPr>
+      <w:r>
+        <w:t xml:space="preserve">Folk vil få økt trafikksikkerhet der de bor.</w:t>
+      </w:r>
+    </w:p>
+    <w:p>
+      <w:pPr>
+        <w:pStyle w:val="Compact"/>
+      </w:pPr>
+      <w:r>
+        <w:t xml:space="preserve">Det vil ha positiv effekt på folkehelsen om folk må gå for å komme seg til bilen</w:t>
+      </w:r>
+    </w:p>
+    <w:p>
+      <w:pPr>
+        <w:pStyle w:val="Compact"/>
+      </w:pPr>
+      <w:r>
+        <w:t xml:space="preserve">Større avstand mellom bolig og parkering vil kunne føre til at flere går og sykler på korte reiser</w:t>
+      </w:r>
+    </w:p>
+    <w:p>
+      <w:pPr>
+        <w:pStyle w:val="Compact"/>
+      </w:pPr>
+      <w:r>
+        <w:t xml:space="preserve">Det vil bli vanskeligere for folk å komme seg til bilen sin.</w:t>
+      </w:r>
+    </w:p>
+    <w:p>
+      <w:pPr>
+        <w:pStyle w:val="Compact"/>
+      </w:pPr>
+      <w:r>
+        <w:t xml:space="preserve">Det vil ha liten effekt på bilbruken at enkelte nabolag blir bilfrie.</w:t>
+      </w:r>
+    </w:p>
+    <w:p>
+      <w:pPr>
+        <w:pStyle w:val="Compact"/>
+      </w:pPr>
+      <w:r>
+        <w:t xml:space="preserve">Man vil fortsatt være avhengig av bil for å komme seg på jobb og andre gjøremål lengre unna</w:t>
+      </w:r>
+    </w:p>
+    <w:p>
+      <w:pPr>
+        <w:pStyle w:val="BodyText"/>
+      </w:pPr>
+      <w:r>
+        <w:t xml:space="preserve">Svarskala:</w:t>
+      </w:r>
+    </w:p>
+    <w:p>
+      <w:pPr>
+        <w:pStyle w:val="BodyText"/>
+      </w:pPr>
+      <w:r>
+        <w:t xml:space="preserve">0 Ikke viktig i det hele tatt</w:t>
+      </w:r>
+      <w:r>
+        <w:br/>
+      </w:r>
+      <w:r>
+        <w:t xml:space="preserve">1</w:t>
+      </w:r>
+      <w:r>
+        <w:br/>
+      </w:r>
+      <w:r>
+        <w:t xml:space="preserve">2</w:t>
+      </w:r>
+      <w:r>
+        <w:br/>
+      </w:r>
+      <w:r>
+        <w:t xml:space="preserve">3</w:t>
+      </w:r>
+      <w:r>
+        <w:br/>
+      </w:r>
+      <w:r>
+        <w:t xml:space="preserve">4</w:t>
+      </w:r>
+      <w:r>
+        <w:br/>
+      </w:r>
+      <w:r>
+        <w:t xml:space="preserve">5</w:t>
+      </w:r>
+      <w:r>
+        <w:br/>
+      </w:r>
+      <w:r>
+        <w:t xml:space="preserve">6</w:t>
+      </w:r>
+      <w:r>
+        <w:br/>
+      </w:r>
+      <w:r>
+        <w:t xml:space="preserve">7</w:t>
+      </w:r>
+      <w:r>
+        <w:br/>
+      </w:r>
+      <w:r>
+        <w:t xml:space="preserve">8</w:t>
+      </w:r>
+      <w:r>
+        <w:br/>
+      </w:r>
+      <w:r>
+        <w:t xml:space="preserve">9</w:t>
+      </w:r>
+      <w:r>
+        <w:br/>
+      </w:r>
+      <w:r>
+        <w:t xml:space="preserve">10 Ekstremt viktig</w:t>
+      </w:r>
+    </w:p>
+    <w:p>
+      <w:pPr>
+        <w:pStyle w:val="Heading5"/>
+      </w:pPr>
+      <w:bookmarkStart w:id="41" w:name="r2demovatebilfri21"/>
+      <w:r>
+        <w:t xml:space="preserve">R2DEMOVATEBILFRI21</w:t>
+      </w:r>
+      <w:bookmarkEnd w:id="41"/>
+    </w:p>
+    <w:p>
+      <w:pPr>
+        <w:pStyle w:val="FirstParagraph"/>
+      </w:pPr>
+      <w:r>
+        <w:t xml:space="preserve">Hvor viktig var følgende argumenter for din holdning til om de bilfrie sonene bør være større områder, som bydelssentre?</w:t>
+      </w:r>
+    </w:p>
+    <w:p>
+      <w:pPr>
+        <w:pStyle w:val="Compact"/>
+      </w:pPr>
+      <w:r>
+        <w:t xml:space="preserve">Bilfrie soner i større områder</w:t>
+      </w:r>
+    </w:p>
+    <w:p>
+      <w:pPr>
+        <w:pStyle w:val="Compact"/>
+      </w:pPr>
+      <w:r>
+        <w:t xml:space="preserve">Argumenter</w:t>
+      </w:r>
+    </w:p>
+    <w:p>
+      <w:pPr>
+        <w:pStyle w:val="Compact"/>
+      </w:pPr>
+      <w:r>
+        <w:t xml:space="preserve">Tiltakene med å legge til rette for sykling og gange vil komme flere til gode</w:t>
+      </w:r>
+    </w:p>
+    <w:p>
+      <w:pPr>
+        <w:pStyle w:val="Compact"/>
+      </w:pPr>
+      <w:r>
+        <w:t xml:space="preserve">Det vil bli lettere å koble de bilfrie sonene til buss og bybane, og dermed gjøre det lettere å reise bilfritt</w:t>
+      </w:r>
+    </w:p>
+    <w:p>
+      <w:pPr>
+        <w:pStyle w:val="Compact"/>
+      </w:pPr>
+      <w:r>
+        <w:t xml:space="preserve">Det vil bli triveligere og tryggere i bydelssentrene</w:t>
+      </w:r>
+    </w:p>
+    <w:p>
+      <w:pPr>
+        <w:pStyle w:val="Compact"/>
+      </w:pPr>
+      <w:r>
+        <w:t xml:space="preserve">Folk trenger bil for å komme seg til bydelssentrene, så det blir ikke fritt for biler uansett.</w:t>
+      </w:r>
+    </w:p>
+    <w:p>
+      <w:pPr>
+        <w:pStyle w:val="Compact"/>
+      </w:pPr>
+      <w:r>
+        <w:t xml:space="preserve">Folk handler mye i bydelssentrene og trenger derfor tilgang til bilen for å frakte varene.</w:t>
+      </w:r>
+    </w:p>
+    <w:p>
+      <w:pPr>
+        <w:pStyle w:val="Compact"/>
+      </w:pPr>
+      <w:r>
+        <w:t xml:space="preserve">Det vil gå ut over handelen i butikkene at folk ikke kan kjøre bil dit</w:t>
+      </w:r>
+    </w:p>
+    <w:p>
+      <w:pPr>
+        <w:pStyle w:val="BodyText"/>
+      </w:pPr>
+      <w:r>
+        <w:t xml:space="preserve">Svarskala:</w:t>
+      </w:r>
+    </w:p>
+    <w:p>
+      <w:pPr>
+        <w:pStyle w:val="BodyText"/>
+      </w:pPr>
+      <w:r>
+        <w:t xml:space="preserve">0 Ikke viktig i det hele tatt</w:t>
+      </w:r>
+      <w:r>
+        <w:br/>
+      </w:r>
+      <w:r>
+        <w:t xml:space="preserve">1</w:t>
+      </w:r>
+      <w:r>
+        <w:br/>
+      </w:r>
+      <w:r>
+        <w:t xml:space="preserve">2</w:t>
+      </w:r>
+      <w:r>
+        <w:br/>
+      </w:r>
+      <w:r>
+        <w:t xml:space="preserve">3</w:t>
+      </w:r>
+      <w:r>
+        <w:br/>
+      </w:r>
+      <w:r>
+        <w:t xml:space="preserve">4</w:t>
+      </w:r>
+      <w:r>
+        <w:br/>
+      </w:r>
+      <w:r>
+        <w:t xml:space="preserve">5</w:t>
+      </w:r>
+      <w:r>
+        <w:br/>
+      </w:r>
+      <w:r>
+        <w:t xml:space="preserve">6</w:t>
+      </w:r>
+      <w:r>
+        <w:br/>
+      </w:r>
+      <w:r>
+        <w:t xml:space="preserve">7</w:t>
+      </w:r>
+      <w:r>
+        <w:br/>
+      </w:r>
+      <w:r>
+        <w:t xml:space="preserve">8</w:t>
+      </w:r>
+      <w:r>
+        <w:br/>
+      </w:r>
+      <w:r>
+        <w:t xml:space="preserve">9</w:t>
+      </w:r>
+      <w:r>
+        <w:br/>
+      </w:r>
+      <w:r>
+        <w:t xml:space="preserve">10 Ekstremt viktig</w:t>
+      </w:r>
+    </w:p>
+    <w:p>
+      <w:pPr>
+        <w:pStyle w:val="Heading5"/>
+      </w:pPr>
+      <w:bookmarkStart w:id="42" w:name="r2demovatebilfri22"/>
+      <w:r>
+        <w:t xml:space="preserve">R2DEMOVATEBILFRI22</w:t>
+      </w:r>
+      <w:bookmarkEnd w:id="42"/>
+    </w:p>
+    <w:p>
+      <w:pPr>
+        <w:pStyle w:val="BlockText"/>
+      </w:pPr>
+      <w:r>
+        <w:t xml:space="preserve">Merkelapp: Transport til daglige gjøremål.</w:t>
+      </w:r>
+    </w:p>
+    <w:p>
+      <w:pPr>
+        <w:pStyle w:val="FirstParagraph"/>
+      </w:pPr>
+      <w:r>
+        <w:t xml:space="preserve">Hvordan pleier du å komme deg til dine daglige gjøremål (når det ikke er koronarestriksjoner)?</w:t>
+      </w:r>
+      <w:r>
+        <w:t xml:space="preserve"> </w:t>
+      </w:r>
+      <w:r>
+        <w:t xml:space="preserve">Hvis du bruker flere reisemidler, velg hovedreisemiddelet.</w:t>
+      </w:r>
+    </w:p>
+    <w:p>
+      <w:pPr>
+        <w:numPr>
+          <w:numId w:val="1009"/>
+          <w:ilvl w:val="0"/>
+        </w:numPr>
+      </w:pPr>
+      <w:r>
+        <w:t xml:space="preserve">Kjører eller sitter på i bensin eller dieselbil</w:t>
+      </w:r>
+    </w:p>
+    <w:p>
+      <w:pPr>
+        <w:numPr>
+          <w:numId w:val="1009"/>
+          <w:ilvl w:val="0"/>
+        </w:numPr>
+      </w:pPr>
+      <w:r>
+        <w:t xml:space="preserve">Kjører eller sitter på i hybridbil</w:t>
+      </w:r>
+    </w:p>
+    <w:p>
+      <w:pPr>
+        <w:numPr>
+          <w:numId w:val="1009"/>
+          <w:ilvl w:val="0"/>
+        </w:numPr>
+      </w:pPr>
+      <w:r>
+        <w:t xml:space="preserve">Kjører eller sitter på i elbil</w:t>
+      </w:r>
+    </w:p>
+    <w:p>
+      <w:pPr>
+        <w:numPr>
+          <w:numId w:val="1009"/>
+          <w:ilvl w:val="0"/>
+        </w:numPr>
+      </w:pPr>
+      <w:r>
+        <w:t xml:space="preserve">Tar buss</w:t>
+      </w:r>
+    </w:p>
+    <w:p>
+      <w:pPr>
+        <w:numPr>
+          <w:numId w:val="1009"/>
+          <w:ilvl w:val="0"/>
+        </w:numPr>
+      </w:pPr>
+      <w:r>
+        <w:t xml:space="preserve">Tar bane eller tog</w:t>
+      </w:r>
+    </w:p>
+    <w:p>
+      <w:pPr>
+        <w:numPr>
+          <w:numId w:val="1009"/>
+          <w:ilvl w:val="0"/>
+        </w:numPr>
+      </w:pPr>
+      <w:r>
+        <w:t xml:space="preserve">Tar båt</w:t>
+      </w:r>
+    </w:p>
+    <w:p>
+      <w:pPr>
+        <w:numPr>
+          <w:numId w:val="1009"/>
+          <w:ilvl w:val="0"/>
+        </w:numPr>
+      </w:pPr>
+      <w:r>
+        <w:t xml:space="preserve">Går</w:t>
+      </w:r>
+    </w:p>
+    <w:p>
+      <w:pPr>
+        <w:numPr>
+          <w:numId w:val="1009"/>
+          <w:ilvl w:val="0"/>
+        </w:numPr>
+      </w:pPr>
+      <w:r>
+        <w:t xml:space="preserve">Sykler</w:t>
+      </w:r>
+    </w:p>
+    <w:p>
+      <w:pPr>
+        <w:numPr>
+          <w:numId w:val="1009"/>
+          <w:ilvl w:val="0"/>
+        </w:numPr>
+      </w:pPr>
+      <w:r>
+        <w:t xml:space="preserve">Sparkesykler</w:t>
+      </w:r>
+    </w:p>
+    <w:p>
+      <w:pPr>
+        <w:numPr>
+          <w:numId w:val="1009"/>
+          <w:ilvl w:val="0"/>
+        </w:numPr>
+      </w:pPr>
+      <w:r>
+        <w:t xml:space="preserve">Annet:</w:t>
+      </w:r>
+    </w:p>
+    <w:p>
+      <w:pPr>
+        <w:pStyle w:val="Heading5"/>
+      </w:pPr>
+      <w:bookmarkStart w:id="43" w:name="r2demovatebilfri23"/>
+      <w:r>
+        <w:t xml:space="preserve">R2DEMOVATEBILFRI23</w:t>
+      </w:r>
+      <w:bookmarkEnd w:id="43"/>
+    </w:p>
+    <w:p>
+      <w:pPr>
+        <w:pStyle w:val="FirstParagraph"/>
+      </w:pPr>
+      <w:r>
+        <w:t xml:space="preserve">Har koronapandemien endret hvordan du pleier å komme deg til dine daglige gjøremål?</w:t>
+      </w:r>
+      <w:r>
+        <w:t xml:space="preserve"> </w:t>
+      </w:r>
+      <w:r>
+        <w:t xml:space="preserve">Hvis du bruker flere reisemidler, velg hovedreisemiddelet.</w:t>
+      </w:r>
+    </w:p>
+    <w:p>
+      <w:pPr>
+        <w:numPr>
+          <w:numId w:val="1010"/>
+          <w:ilvl w:val="0"/>
+        </w:numPr>
+      </w:pPr>
+      <w:r>
+        <w:t xml:space="preserve">Kjører eller sitter på i bensin eller dieselbil</w:t>
+      </w:r>
+    </w:p>
+    <w:p>
+      <w:pPr>
+        <w:numPr>
+          <w:numId w:val="1010"/>
+          <w:ilvl w:val="0"/>
+        </w:numPr>
+      </w:pPr>
+      <w:r>
+        <w:t xml:space="preserve">Kjører eller sitter på i hybridbil</w:t>
+      </w:r>
+    </w:p>
+    <w:p>
+      <w:pPr>
+        <w:numPr>
+          <w:numId w:val="1010"/>
+          <w:ilvl w:val="0"/>
+        </w:numPr>
+      </w:pPr>
+      <w:r>
+        <w:t xml:space="preserve">Kjører eller sitter på i elbil</w:t>
+      </w:r>
+    </w:p>
+    <w:p>
+      <w:pPr>
+        <w:numPr>
+          <w:numId w:val="1010"/>
+          <w:ilvl w:val="0"/>
+        </w:numPr>
+      </w:pPr>
+      <w:r>
+        <w:t xml:space="preserve">Tar buss</w:t>
+      </w:r>
+    </w:p>
+    <w:p>
+      <w:pPr>
+        <w:numPr>
+          <w:numId w:val="1010"/>
+          <w:ilvl w:val="0"/>
+        </w:numPr>
+      </w:pPr>
+      <w:r>
+        <w:t xml:space="preserve">Tar bane eller tog</w:t>
+      </w:r>
+    </w:p>
+    <w:p>
+      <w:pPr>
+        <w:numPr>
+          <w:numId w:val="1010"/>
+          <w:ilvl w:val="0"/>
+        </w:numPr>
+      </w:pPr>
+      <w:r>
+        <w:t xml:space="preserve">Tar båt</w:t>
+      </w:r>
+    </w:p>
+    <w:p>
+      <w:pPr>
+        <w:numPr>
+          <w:numId w:val="1010"/>
+          <w:ilvl w:val="0"/>
+        </w:numPr>
+      </w:pPr>
+      <w:r>
+        <w:t xml:space="preserve">Går</w:t>
+      </w:r>
+    </w:p>
+    <w:p>
+      <w:pPr>
+        <w:numPr>
+          <w:numId w:val="1010"/>
+          <w:ilvl w:val="0"/>
+        </w:numPr>
+      </w:pPr>
+      <w:r>
+        <w:t xml:space="preserve">Sykler</w:t>
+      </w:r>
+    </w:p>
+    <w:p>
+      <w:pPr>
+        <w:numPr>
+          <w:numId w:val="1010"/>
+          <w:ilvl w:val="0"/>
+        </w:numPr>
+      </w:pPr>
+      <w:r>
+        <w:t xml:space="preserve">Sparkesykler</w:t>
+      </w:r>
+    </w:p>
+    <w:p>
+      <w:pPr>
+        <w:numPr>
+          <w:numId w:val="1010"/>
+          <w:ilvl w:val="0"/>
+        </w:numPr>
+      </w:pPr>
+      <w:r>
+        <w:t xml:space="preserve">Annet:</w:t>
+      </w:r>
+    </w:p>
+    <w:p>
+      <w:pPr>
+        <w:pStyle w:val="FirstParagraph"/>
+      </w:pPr>
+      <w:r>
+        <w:t xml:space="preserve">Svarskala:</w:t>
+      </w:r>
+    </w:p>
+    <w:p>
+      <w:pPr>
+        <w:pStyle w:val="BodyText"/>
+      </w:pPr>
+      <w:r>
+        <w:t xml:space="preserve">0 Ekstremt mye mindre</w:t>
+      </w:r>
+      <w:r>
+        <w:br/>
+      </w:r>
+      <w:r>
+        <w:t xml:space="preserve">1</w:t>
+      </w:r>
+      <w:r>
+        <w:br/>
+      </w:r>
+      <w:r>
+        <w:t xml:space="preserve">2</w:t>
+      </w:r>
+      <w:r>
+        <w:br/>
+      </w:r>
+      <w:r>
+        <w:t xml:space="preserve">3</w:t>
+      </w:r>
+      <w:r>
+        <w:br/>
+      </w:r>
+      <w:r>
+        <w:t xml:space="preserve">4</w:t>
+      </w:r>
+      <w:r>
+        <w:br/>
+      </w:r>
+      <w:r>
+        <w:t xml:space="preserve">5 Ingen forskjell</w:t>
+      </w:r>
+      <w:r>
+        <w:br/>
+      </w:r>
+      <w:r>
+        <w:t xml:space="preserve">6</w:t>
+      </w:r>
+      <w:r>
+        <w:br/>
+      </w:r>
+      <w:r>
+        <w:t xml:space="preserve">7</w:t>
+      </w:r>
+      <w:r>
+        <w:br/>
+      </w:r>
+      <w:r>
+        <w:t xml:space="preserve">8</w:t>
+      </w:r>
+      <w:r>
+        <w:br/>
+      </w:r>
+      <w:r>
+        <w:t xml:space="preserve">9</w:t>
+      </w:r>
+      <w:r>
+        <w:br/>
+      </w:r>
+      <w:r>
+        <w:t xml:space="preserve">10 Ekstremt mye mer</w:t>
+      </w:r>
+    </w:p>
+    <w:p>
+      <w:pPr>
+        <w:pStyle w:val="Heading5"/>
+      </w:pPr>
+      <w:bookmarkStart w:id="44" w:name="r2demovatebilfri24"/>
+      <w:r>
+        <w:t xml:space="preserve">R2DEMOVATEBILFRI24</w:t>
+      </w:r>
+      <w:bookmarkEnd w:id="44"/>
+    </w:p>
+    <w:p>
+      <w:pPr>
+        <w:pStyle w:val="BlockText"/>
+      </w:pPr>
+      <w:r>
+        <w:t xml:space="preserve">Merkelapp: Nabolagsbeskrivelse.</w:t>
+      </w:r>
+    </w:p>
+    <w:p>
+      <w:pPr>
+        <w:pStyle w:val="FirstParagraph"/>
+      </w:pPr>
+      <w:r>
+        <w:t xml:space="preserve">Ta stilling til følgende påstander om din bolig</w:t>
+      </w:r>
+    </w:p>
+    <w:p>
+      <w:pPr>
+        <w:numPr>
+          <w:numId w:val="1011"/>
+          <w:ilvl w:val="0"/>
+        </w:numPr>
+      </w:pPr>
+      <w:r>
+        <w:t xml:space="preserve">Det er mulig å benytte sykkel eller gange til arbeid/studiested fra boligen</w:t>
+      </w:r>
+    </w:p>
+    <w:p>
+      <w:pPr>
+        <w:numPr>
+          <w:numId w:val="1011"/>
+          <w:ilvl w:val="0"/>
+        </w:numPr>
+      </w:pPr>
+      <w:r>
+        <w:t xml:space="preserve">Boligen min ligger i gangavstand til skole/barnehage</w:t>
+      </w:r>
+    </w:p>
+    <w:p>
+      <w:pPr>
+        <w:numPr>
+          <w:numId w:val="1011"/>
+          <w:ilvl w:val="0"/>
+        </w:numPr>
+      </w:pPr>
+      <w:r>
+        <w:t xml:space="preserve">Boligen ligger i gangavstand til grøntarealer som park, byfjell eller andre naturområder</w:t>
+      </w:r>
+    </w:p>
+    <w:p>
+      <w:pPr>
+        <w:numPr>
+          <w:numId w:val="1011"/>
+          <w:ilvl w:val="0"/>
+        </w:numPr>
+      </w:pPr>
+      <w:r>
+        <w:t xml:space="preserve">Boligen ligger i gangavstand fra dagligvarebutikk</w:t>
+      </w:r>
+    </w:p>
+    <w:p>
+      <w:pPr>
+        <w:numPr>
+          <w:numId w:val="1011"/>
+          <w:ilvl w:val="0"/>
+        </w:numPr>
+      </w:pPr>
+      <w:r>
+        <w:t xml:space="preserve">Det ligger godt med kultur-, handels- og servicetilbud i gang-/sykkelavstand fra boligen</w:t>
+      </w:r>
+    </w:p>
+    <w:p>
+      <w:pPr>
+        <w:numPr>
+          <w:numId w:val="1011"/>
+          <w:ilvl w:val="0"/>
+        </w:numPr>
+      </w:pPr>
+      <w:r>
+        <w:t xml:space="preserve">Nærmiljøet er trafikksikkert (for barn)</w:t>
+      </w:r>
+    </w:p>
+    <w:p>
+      <w:pPr>
+        <w:numPr>
+          <w:numId w:val="1011"/>
+          <w:ilvl w:val="0"/>
+        </w:numPr>
+      </w:pPr>
+      <w:r>
+        <w:t xml:space="preserve">Det finnes lekeplass, ballbane eller idrettsplass i gangavstand</w:t>
+      </w:r>
+    </w:p>
+    <w:p>
+      <w:pPr>
+        <w:numPr>
+          <w:numId w:val="1011"/>
+          <w:ilvl w:val="0"/>
+        </w:numPr>
+      </w:pPr>
+      <w:r>
+        <w:t xml:space="preserve">Boligen har godt kollektivtilbud i nærheten</w:t>
+      </w:r>
+    </w:p>
+    <w:p>
+      <w:pPr>
+        <w:numPr>
+          <w:numId w:val="1011"/>
+          <w:ilvl w:val="0"/>
+        </w:numPr>
+      </w:pPr>
+      <w:r>
+        <w:t xml:space="preserve">Boligen har parkeringsmuligheter for bil</w:t>
+      </w:r>
+    </w:p>
+    <w:p>
+      <w:pPr>
+        <w:numPr>
+          <w:numId w:val="1011"/>
+          <w:ilvl w:val="0"/>
+        </w:numPr>
+      </w:pPr>
+      <w:r>
+        <w:t xml:space="preserve">Bildeling* er tilgjengelig i gangavstand fra boligen</w:t>
+      </w:r>
+    </w:p>
+    <w:p>
+      <w:pPr>
+        <w:pStyle w:val="FirstParagraph"/>
+      </w:pPr>
+      <w:r>
+        <w:t xml:space="preserve">*Med bildeling menes at flere personer eller husholdninger deler biler som eies av et foretak eller av andre privatpersoner, f. eks Bildeleringen og Nabobil.</w:t>
+      </w:r>
+    </w:p>
+    <w:p>
+      <w:pPr>
+        <w:pStyle w:val="BodyText"/>
+      </w:pPr>
+      <w:r>
+        <w:t xml:space="preserve">Svarskala:</w:t>
+      </w:r>
+      <w:r>
+        <w:br/>
+      </w:r>
+      <w:r>
+        <w:t xml:space="preserve">0 Passer ikke i det hele tatt</w:t>
+      </w:r>
+      <w:r>
+        <w:br/>
+      </w:r>
+      <w:r>
+        <w:t xml:space="preserve">1</w:t>
+      </w:r>
+      <w:r>
+        <w:br/>
+      </w:r>
+      <w:r>
+        <w:t xml:space="preserve">2</w:t>
+      </w:r>
+      <w:r>
+        <w:br/>
+      </w:r>
+      <w:r>
+        <w:t xml:space="preserve">3</w:t>
+      </w:r>
+      <w:r>
+        <w:br/>
+      </w:r>
+      <w:r>
+        <w:t xml:space="preserve">4</w:t>
+      </w:r>
+      <w:r>
+        <w:br/>
+      </w:r>
+      <w:r>
+        <w:t xml:space="preserve">5</w:t>
+      </w:r>
+      <w:r>
+        <w:br/>
+      </w:r>
+      <w:r>
+        <w:t xml:space="preserve">6</w:t>
+      </w:r>
+      <w:r>
+        <w:br/>
+      </w:r>
+      <w:r>
+        <w:t xml:space="preserve">7</w:t>
+      </w:r>
+      <w:r>
+        <w:br/>
+      </w:r>
+      <w:r>
+        <w:t xml:space="preserve">8</w:t>
+      </w:r>
+      <w:r>
+        <w:br/>
+      </w:r>
+      <w:r>
+        <w:t xml:space="preserve">9</w:t>
+      </w:r>
+      <w:r>
+        <w:br/>
+      </w:r>
+      <w:r>
+        <w:t xml:space="preserve">10 Passer fullt og helt</w:t>
+      </w:r>
+    </w:p>
+    <w:p>
+      <w:pPr>
+        <w:pStyle w:val="Heading4"/>
+      </w:pPr>
+      <w:bookmarkStart w:id="45" w:name="spørsmål-om-arealutvikling-på-dokken"/>
+      <w:r>
+        <w:t xml:space="preserve">Spørsmål om arealutvikling på Dokken</w:t>
+      </w:r>
+      <w:bookmarkEnd w:id="45"/>
+    </w:p>
+    <w:p>
+      <w:pPr>
+        <w:pStyle w:val="Heading5"/>
+      </w:pPr>
+      <w:bookmarkStart w:id="46" w:name="r2demovatedokken1"/>
+      <w:r>
+        <w:t xml:space="preserve">R2DEMOVATEDOKKEN1</w:t>
+      </w:r>
+      <w:bookmarkEnd w:id="46"/>
+    </w:p>
+    <w:p>
+      <w:pPr>
+        <w:pStyle w:val="BlockText"/>
+      </w:pPr>
+      <w:r>
+        <w:t xml:space="preserve">Merkelapp: Ekspansjon i sjø</w:t>
+      </w:r>
+    </w:p>
+    <w:p>
+      <w:pPr>
+        <w:pStyle w:val="FirstParagraph"/>
+      </w:pPr>
+      <w:r>
+        <w:t xml:space="preserve">Ekspansjon i sjø, gjennom utfylling ved bruk av tunnellmasser, flytende konstruksjon eller peling, er en mulighet som vurderes på Dokken for å skape nytt byggeland.</w:t>
+      </w:r>
+    </w:p>
+    <w:p>
+      <w:pPr>
+        <w:pStyle w:val="BodyText"/>
+      </w:pPr>
+      <w:r>
+        <w:t xml:space="preserve">Hva mener du, bør kommunen ekspandere i sjøen når de fornyer havneområdet på Dokken?</w:t>
+      </w:r>
+    </w:p>
+    <w:p>
+      <w:pPr>
+        <w:numPr>
+          <w:numId w:val="1012"/>
+          <w:ilvl w:val="0"/>
+        </w:numPr>
+      </w:pPr>
+      <w:r>
+        <w:t xml:space="preserve">Ja</w:t>
+      </w:r>
+    </w:p>
+    <w:p>
+      <w:pPr>
+        <w:numPr>
+          <w:numId w:val="1012"/>
+          <w:ilvl w:val="0"/>
+        </w:numPr>
+      </w:pPr>
+      <w:r>
+        <w:t xml:space="preserve">Nei</w:t>
+      </w:r>
+    </w:p>
+    <w:p>
+      <w:pPr>
+        <w:pStyle w:val="FirstParagraph"/>
+      </w:pPr>
+      <w:r>
+        <w:t xml:space="preserve">Hvor viktig er de følgende argumentene for din holdning til ekspansjon i sjøen under fornyingen av Dokken?</w:t>
+      </w:r>
+    </w:p>
+    <w:p>
+      <w:pPr>
+        <w:numPr>
+          <w:numId w:val="1013"/>
+          <w:ilvl w:val="0"/>
+        </w:numPr>
+      </w:pPr>
+      <w:r>
+        <w:t xml:space="preserve">Ta vare på sjøflate og eksisterende bylandskap slik som sjøfronten i Bergen sentrum ser ut i dag</w:t>
+      </w:r>
+    </w:p>
+    <w:p>
+      <w:pPr>
+        <w:numPr>
+          <w:numId w:val="1013"/>
+          <w:ilvl w:val="0"/>
+        </w:numPr>
+      </w:pPr>
+      <w:r>
+        <w:t xml:space="preserve">Skape nytt byggeland for å gi plass til flere boliger eller næringsformål</w:t>
+      </w:r>
+    </w:p>
+    <w:p>
+      <w:pPr>
+        <w:numPr>
+          <w:numId w:val="1013"/>
+          <w:ilvl w:val="0"/>
+        </w:numPr>
+      </w:pPr>
+      <w:r>
+        <w:t xml:space="preserve">Skape nytt byggeland sånn at vi kan få mer arealer til park, rekreasjon og naturområder i byen</w:t>
+      </w:r>
+    </w:p>
+    <w:p>
+      <w:pPr>
+        <w:numPr>
+          <w:numId w:val="1013"/>
+          <w:ilvl w:val="0"/>
+        </w:numPr>
+      </w:pPr>
+      <w:r>
+        <w:t xml:space="preserve">Skape nytt byggeland for å sikre fremtidig havnedrift i byen</w:t>
+      </w:r>
+    </w:p>
+    <w:p>
+      <w:pPr>
+        <w:numPr>
+          <w:numId w:val="1013"/>
+          <w:ilvl w:val="0"/>
+        </w:numPr>
+      </w:pPr>
+      <w:r>
+        <w:t xml:space="preserve">Skape nytt byggeland for å sikre en samfunnsnyttig bruk av tunnellmasser fra vei-, tog og baneprosjekter i regionen</w:t>
+      </w:r>
+    </w:p>
+    <w:p>
+      <w:pPr>
+        <w:numPr>
+          <w:numId w:val="1013"/>
+          <w:ilvl w:val="0"/>
+        </w:numPr>
+      </w:pPr>
+      <w:r>
+        <w:t xml:space="preserve">Unngå utfylling med masser for å spare dyreliv i sjø</w:t>
+      </w:r>
+    </w:p>
+    <w:p>
+      <w:pPr>
+        <w:pStyle w:val="FirstParagraph"/>
+      </w:pPr>
+      <w:r>
+        <w:t xml:space="preserve">Svarskala:</w:t>
+      </w:r>
+    </w:p>
+    <w:p>
+      <w:pPr>
+        <w:pStyle w:val="BodyText"/>
+      </w:pPr>
+      <w:r>
+        <w:t xml:space="preserve">0 Ikke viktig i det hele tatt</w:t>
+      </w:r>
+      <w:r>
+        <w:br/>
+      </w:r>
+      <w:r>
+        <w:t xml:space="preserve">1</w:t>
+      </w:r>
+      <w:r>
+        <w:br/>
+      </w:r>
+      <w:r>
+        <w:t xml:space="preserve">2</w:t>
+      </w:r>
+      <w:r>
+        <w:br/>
+      </w:r>
+      <w:r>
+        <w:t xml:space="preserve">3</w:t>
+      </w:r>
+      <w:r>
+        <w:br/>
+      </w:r>
+      <w:r>
+        <w:t xml:space="preserve">4</w:t>
+      </w:r>
+      <w:r>
+        <w:br/>
+      </w:r>
+      <w:r>
+        <w:t xml:space="preserve">5</w:t>
+      </w:r>
+      <w:r>
+        <w:br/>
+      </w:r>
+      <w:r>
+        <w:t xml:space="preserve">6</w:t>
+      </w:r>
+      <w:r>
+        <w:br/>
+      </w:r>
+      <w:r>
+        <w:t xml:space="preserve">7</w:t>
+      </w:r>
+      <w:r>
+        <w:br/>
+      </w:r>
+      <w:r>
+        <w:t xml:space="preserve">8</w:t>
+      </w:r>
+      <w:r>
+        <w:br/>
+      </w:r>
+      <w:r>
+        <w:t xml:space="preserve">9</w:t>
+      </w:r>
+      <w:r>
+        <w:br/>
+      </w:r>
+      <w:r>
+        <w:t xml:space="preserve">10 Ekstremt viktig</w:t>
+      </w:r>
+    </w:p>
+    <w:p>
+      <w:pPr>
+        <w:pStyle w:val="Heading5"/>
+      </w:pPr>
+      <w:bookmarkStart w:id="47" w:name="r2demovatedokken2"/>
+      <w:r>
+        <w:t xml:space="preserve">R2DEMOVATEDOKKEN2</w:t>
+      </w:r>
+      <w:bookmarkEnd w:id="47"/>
+    </w:p>
+    <w:p>
+      <w:pPr>
+        <w:pStyle w:val="BlockText"/>
+      </w:pPr>
+      <w:r>
+        <w:t xml:space="preserve">Havneoppgaver i Bergen sentrum</w:t>
+      </w:r>
+    </w:p>
+    <w:p>
+      <w:pPr>
+        <w:pStyle w:val="FirstParagraph"/>
+      </w:pPr>
+      <w:r>
+        <w:t xml:space="preserve">Bergen er en havneby med lang sjøfartshistorie og området på Dokken har over lengre tid hatt en viktig rolle som industriell havn.</w:t>
+      </w:r>
+      <w:r>
+        <w:t xml:space="preserve"> </w:t>
+      </w:r>
+      <w:r>
+        <w:t xml:space="preserve">Nå er det besluttet at havneaktivitet knyttet til gods skal re-etableres i nytt anlegg på Ågotnes.</w:t>
+      </w:r>
+    </w:p>
+    <w:p>
+      <w:pPr>
+        <w:pStyle w:val="BodyText"/>
+      </w:pPr>
+      <w:r>
+        <w:t xml:space="preserve">Selv om godshavnen flyttes er det fremdeles flere havnerelaterte aktiviteter som kan bli liggende igjen på Dokken eller et annet sted i Bergen sentrum.</w:t>
+      </w:r>
+      <w:r>
+        <w:t xml:space="preserve"> </w:t>
+      </w:r>
+      <w:r>
+        <w:t xml:space="preserve">Alternativet er å flytte oppgavene ut av sentrum til andre områder i Bergen, eller i regionen.</w:t>
+      </w:r>
+    </w:p>
+    <w:p>
+      <w:pPr>
+        <w:pStyle w:val="BodyText"/>
+      </w:pPr>
+      <w:r>
+        <w:t xml:space="preserve">Hvilke havneaktiviteter bør etter din mening bli værende i sentrum, og hvilke bør flyttes ut av sentrum?</w:t>
+      </w:r>
+    </w:p>
+    <w:p>
+      <w:pPr>
+        <w:numPr>
+          <w:numId w:val="1014"/>
+          <w:ilvl w:val="0"/>
+        </w:numPr>
+      </w:pPr>
+      <w:r>
+        <w:t xml:space="preserve">Cruisetrafikken</w:t>
+      </w:r>
+    </w:p>
+    <w:p>
+      <w:pPr>
+        <w:numPr>
+          <w:numId w:val="1014"/>
+          <w:ilvl w:val="0"/>
+        </w:numPr>
+      </w:pPr>
+      <w:r>
+        <w:t xml:space="preserve">Utenlands fergetilbud (som</w:t>
+      </w:r>
+      <w:r>
+        <w:t xml:space="preserve"> </w:t>
       </w:r>
       <w:r>
         <w:t xml:space="preserve">“</w:t>
       </w:r>
       <w:r>
-        <w:t xml:space="preserve">Ikke viktig i det hele tatt</w:t>
+        <w:t xml:space="preserve">Danskebåten</w:t>
       </w:r>
       <w:r>
         <w:t xml:space="preserve">”</w:t>
       </w:r>
       <w:r>
-        <w:t xml:space="preserve">) til 10 (</w:t>
+        <w:t xml:space="preserve">)</w:t>
+      </w:r>
+    </w:p>
+    <w:p>
+      <w:pPr>
+        <w:numPr>
+          <w:numId w:val="1014"/>
+          <w:ilvl w:val="0"/>
+        </w:numPr>
+      </w:pPr>
+      <w:r>
+        <w:t xml:space="preserve">Transport av gods for videre distribusjon til sentrum og bydelene utenfor sentrum</w:t>
+      </w:r>
+    </w:p>
+    <w:p>
+      <w:pPr>
+        <w:numPr>
+          <w:numId w:val="1014"/>
+          <w:ilvl w:val="0"/>
+        </w:numPr>
+      </w:pPr>
+      <w:r>
+        <w:t xml:space="preserve">Hurtigruten og Kystruten</w:t>
+      </w:r>
+    </w:p>
+    <w:p>
+      <w:pPr>
+        <w:pStyle w:val="FirstParagraph"/>
+      </w:pPr>
+      <w:r>
+        <w:t xml:space="preserve">Svaralternativ:</w:t>
+      </w:r>
+    </w:p>
+    <w:p>
+      <w:pPr>
+        <w:numPr>
+          <w:numId w:val="1015"/>
+          <w:ilvl w:val="0"/>
+        </w:numPr>
+      </w:pPr>
+      <w:r>
+        <w:t xml:space="preserve">Bli værende i sentrum</w:t>
+      </w:r>
+    </w:p>
+    <w:p>
+      <w:pPr>
+        <w:numPr>
+          <w:numId w:val="1015"/>
+          <w:ilvl w:val="0"/>
+        </w:numPr>
+      </w:pPr>
+      <w:r>
+        <w:t xml:space="preserve">Flytte ut av sentrum</w:t>
+      </w:r>
+    </w:p>
+    <w:p>
+      <w:pPr>
+        <w:pStyle w:val="Heading5"/>
+      </w:pPr>
+      <w:bookmarkStart w:id="48" w:name="r2demovatedokken3"/>
+      <w:r>
+        <w:t xml:space="preserve">R2DEMOVATEDOKKEN3</w:t>
+      </w:r>
+      <w:bookmarkEnd w:id="48"/>
+    </w:p>
+    <w:p>
+      <w:pPr>
+        <w:pStyle w:val="FirstParagraph"/>
+      </w:pPr>
+      <w:r>
+        <w:t xml:space="preserve">Hvor viktig er de følgende argumentene for din holdning til om cruisetrafikken skulle bli værende eller flyttes ut av sentrum?</w:t>
+      </w:r>
+    </w:p>
+    <w:p>
+      <w:pPr>
+        <w:numPr>
+          <w:numId w:val="1016"/>
+          <w:ilvl w:val="0"/>
+        </w:numPr>
+      </w:pPr>
+      <w:r>
+        <w:t xml:space="preserve">Miljøhensyn</w:t>
+      </w:r>
+    </w:p>
+    <w:p>
+      <w:pPr>
+        <w:numPr>
+          <w:numId w:val="1016"/>
+          <w:ilvl w:val="0"/>
+        </w:numPr>
+      </w:pPr>
+      <w:r>
+        <w:t xml:space="preserve">Tradisjon / historie / byens identitet</w:t>
+      </w:r>
+    </w:p>
+    <w:p>
+      <w:pPr>
+        <w:numPr>
+          <w:numId w:val="1016"/>
+          <w:ilvl w:val="0"/>
+        </w:numPr>
+      </w:pPr>
+      <w:r>
+        <w:t xml:space="preserve">Økonomiske hensyn</w:t>
+      </w:r>
+    </w:p>
+    <w:p>
+      <w:pPr>
+        <w:numPr>
+          <w:numId w:val="1016"/>
+          <w:ilvl w:val="0"/>
+        </w:numPr>
+      </w:pPr>
+      <w:r>
+        <w:t xml:space="preserve">Plasshensyn</w:t>
+      </w:r>
+    </w:p>
+    <w:p>
+      <w:pPr>
+        <w:pStyle w:val="FirstParagraph"/>
+      </w:pPr>
+      <w:r>
+        <w:t xml:space="preserve">Svarskala:</w:t>
+      </w:r>
+    </w:p>
+    <w:p>
+      <w:pPr>
+        <w:pStyle w:val="BodyText"/>
+      </w:pPr>
+      <w:r>
+        <w:t xml:space="preserve">0 Ikke viktig i det hele tatt</w:t>
+      </w:r>
+      <w:r>
+        <w:t xml:space="preserve"> </w:t>
+      </w:r>
+      <w:r>
+        <w:t xml:space="preserve">1</w:t>
+      </w:r>
+      <w:r>
+        <w:br/>
+      </w:r>
+      <w:r>
+        <w:t xml:space="preserve">2</w:t>
+      </w:r>
+      <w:r>
+        <w:br/>
+      </w:r>
+      <w:r>
+        <w:t xml:space="preserve">3</w:t>
+      </w:r>
+      <w:r>
+        <w:br/>
+      </w:r>
+      <w:r>
+        <w:t xml:space="preserve">4</w:t>
+      </w:r>
+      <w:r>
+        <w:br/>
+      </w:r>
+      <w:r>
+        <w:t xml:space="preserve">5</w:t>
+      </w:r>
+      <w:r>
+        <w:br/>
+      </w:r>
+      <w:r>
+        <w:t xml:space="preserve">6</w:t>
+      </w:r>
+      <w:r>
+        <w:br/>
+      </w:r>
+      <w:r>
+        <w:t xml:space="preserve">7</w:t>
+      </w:r>
+      <w:r>
+        <w:br/>
+      </w:r>
+      <w:r>
+        <w:t xml:space="preserve">8</w:t>
+      </w:r>
+      <w:r>
+        <w:br/>
+      </w:r>
+      <w:r>
+        <w:t xml:space="preserve">9</w:t>
+      </w:r>
+      <w:r>
+        <w:br/>
+      </w:r>
+      <w:r>
+        <w:t xml:space="preserve">10 Ekstremt viktig</w:t>
+      </w:r>
+    </w:p>
+    <w:p>
+      <w:pPr>
+        <w:pStyle w:val="Heading5"/>
+      </w:pPr>
+      <w:bookmarkStart w:id="49" w:name="r2demovatedokken4"/>
+      <w:r>
+        <w:t xml:space="preserve">R2DEMOVATEDOKKEN4</w:t>
+      </w:r>
+      <w:bookmarkEnd w:id="49"/>
+    </w:p>
+    <w:p>
+      <w:pPr>
+        <w:pStyle w:val="FirstParagraph"/>
+      </w:pPr>
+      <w:r>
+        <w:t xml:space="preserve">Hvor viktig er de følgende argumentene for din holdning til om utenlands fergetilbud skulle bli værende eller flyttes ut av sentrum?</w:t>
+      </w:r>
+    </w:p>
+    <w:p>
+      <w:pPr>
+        <w:numPr>
+          <w:numId w:val="1017"/>
+          <w:ilvl w:val="0"/>
+        </w:numPr>
+      </w:pPr>
+      <w:r>
+        <w:t xml:space="preserve">Miljøhensyn</w:t>
+      </w:r>
+    </w:p>
+    <w:p>
+      <w:pPr>
+        <w:numPr>
+          <w:numId w:val="1017"/>
+          <w:ilvl w:val="0"/>
+        </w:numPr>
+      </w:pPr>
+      <w:r>
+        <w:t xml:space="preserve">Tradisjon / historie / byens identitet</w:t>
+      </w:r>
+    </w:p>
+    <w:p>
+      <w:pPr>
+        <w:numPr>
+          <w:numId w:val="1017"/>
+          <w:ilvl w:val="0"/>
+        </w:numPr>
+      </w:pPr>
+      <w:r>
+        <w:t xml:space="preserve">Økonomiske hensyn</w:t>
+      </w:r>
+    </w:p>
+    <w:p>
+      <w:pPr>
+        <w:numPr>
+          <w:numId w:val="1017"/>
+          <w:ilvl w:val="0"/>
+        </w:numPr>
+      </w:pPr>
+      <w:r>
+        <w:t xml:space="preserve">Plasshensyn</w:t>
+      </w:r>
+    </w:p>
+    <w:p>
+      <w:pPr>
+        <w:pStyle w:val="FirstParagraph"/>
+      </w:pPr>
+      <w:r>
+        <w:t xml:space="preserve">Svarskala:</w:t>
+      </w:r>
+    </w:p>
+    <w:p>
+      <w:pPr>
+        <w:pStyle w:val="BodyText"/>
+      </w:pPr>
+      <w:r>
+        <w:t xml:space="preserve">0 Ikke viktig i det hele tatt</w:t>
+      </w:r>
+      <w:r>
+        <w:t xml:space="preserve"> </w:t>
+      </w:r>
+      <w:r>
+        <w:t xml:space="preserve">1</w:t>
+      </w:r>
+      <w:r>
+        <w:br/>
+      </w:r>
+      <w:r>
+        <w:t xml:space="preserve">2</w:t>
+      </w:r>
+      <w:r>
+        <w:br/>
+      </w:r>
+      <w:r>
+        <w:t xml:space="preserve">3</w:t>
+      </w:r>
+      <w:r>
+        <w:br/>
+      </w:r>
+      <w:r>
+        <w:t xml:space="preserve">4</w:t>
+      </w:r>
+      <w:r>
+        <w:br/>
+      </w:r>
+      <w:r>
+        <w:t xml:space="preserve">5</w:t>
+      </w:r>
+      <w:r>
+        <w:br/>
+      </w:r>
+      <w:r>
+        <w:t xml:space="preserve">6</w:t>
+      </w:r>
+      <w:r>
+        <w:br/>
+      </w:r>
+      <w:r>
+        <w:t xml:space="preserve">7</w:t>
+      </w:r>
+      <w:r>
+        <w:br/>
+      </w:r>
+      <w:r>
+        <w:t xml:space="preserve">8</w:t>
+      </w:r>
+      <w:r>
+        <w:br/>
+      </w:r>
+      <w:r>
+        <w:t xml:space="preserve">9</w:t>
+      </w:r>
+      <w:r>
+        <w:br/>
+      </w:r>
+      <w:r>
+        <w:t xml:space="preserve">10 Ekstremt viktig</w:t>
+      </w:r>
+    </w:p>
+    <w:p>
+      <w:pPr>
+        <w:pStyle w:val="Heading5"/>
+      </w:pPr>
+      <w:bookmarkStart w:id="50" w:name="r2demovatedokken5"/>
+      <w:r>
+        <w:t xml:space="preserve">R2DEMOVATEDOKKEN5</w:t>
+      </w:r>
+      <w:bookmarkEnd w:id="50"/>
+    </w:p>
+    <w:p>
+      <w:pPr>
+        <w:pStyle w:val="FirstParagraph"/>
+      </w:pPr>
+      <w:r>
+        <w:t xml:space="preserve">Hvor viktig er de følgende argumentene for din holdning til om transport av gods skulle bli værende eller flyttes ut av sentrum?</w:t>
+      </w:r>
+    </w:p>
+    <w:p>
+      <w:pPr>
+        <w:numPr>
+          <w:numId w:val="1018"/>
+          <w:ilvl w:val="0"/>
+        </w:numPr>
+      </w:pPr>
+      <w:r>
+        <w:t xml:space="preserve">Miljøhensyn</w:t>
+      </w:r>
+    </w:p>
+    <w:p>
+      <w:pPr>
+        <w:numPr>
+          <w:numId w:val="1018"/>
+          <w:ilvl w:val="0"/>
+        </w:numPr>
+      </w:pPr>
+      <w:r>
+        <w:t xml:space="preserve">Tradisjon / historie / byens identitet</w:t>
+      </w:r>
+    </w:p>
+    <w:p>
+      <w:pPr>
+        <w:numPr>
+          <w:numId w:val="1018"/>
+          <w:ilvl w:val="0"/>
+        </w:numPr>
+      </w:pPr>
+      <w:r>
+        <w:t xml:space="preserve">Økonomiske hensyn</w:t>
+      </w:r>
+    </w:p>
+    <w:p>
+      <w:pPr>
+        <w:numPr>
+          <w:numId w:val="1018"/>
+          <w:ilvl w:val="0"/>
+        </w:numPr>
+      </w:pPr>
+      <w:r>
+        <w:t xml:space="preserve">Plasshensyn</w:t>
+      </w:r>
+    </w:p>
+    <w:p>
+      <w:pPr>
+        <w:pStyle w:val="FirstParagraph"/>
+      </w:pPr>
+      <w:r>
+        <w:t xml:space="preserve">Svarskala:</w:t>
+      </w:r>
+    </w:p>
+    <w:p>
+      <w:pPr>
+        <w:pStyle w:val="BodyText"/>
+      </w:pPr>
+      <w:r>
+        <w:t xml:space="preserve">0 Ikke viktig i det hele tatt</w:t>
+      </w:r>
+      <w:r>
+        <w:t xml:space="preserve"> </w:t>
+      </w:r>
+      <w:r>
+        <w:t xml:space="preserve">1</w:t>
+      </w:r>
+      <w:r>
+        <w:br/>
+      </w:r>
+      <w:r>
+        <w:t xml:space="preserve">2</w:t>
+      </w:r>
+      <w:r>
+        <w:br/>
+      </w:r>
+      <w:r>
+        <w:t xml:space="preserve">3</w:t>
+      </w:r>
+      <w:r>
+        <w:br/>
+      </w:r>
+      <w:r>
+        <w:t xml:space="preserve">4</w:t>
+      </w:r>
+      <w:r>
+        <w:br/>
+      </w:r>
+      <w:r>
+        <w:t xml:space="preserve">5</w:t>
+      </w:r>
+      <w:r>
+        <w:br/>
+      </w:r>
+      <w:r>
+        <w:t xml:space="preserve">6</w:t>
+      </w:r>
+      <w:r>
+        <w:br/>
+      </w:r>
+      <w:r>
+        <w:t xml:space="preserve">7</w:t>
+      </w:r>
+      <w:r>
+        <w:br/>
+      </w:r>
+      <w:r>
+        <w:t xml:space="preserve">8</w:t>
+      </w:r>
+      <w:r>
+        <w:br/>
+      </w:r>
+      <w:r>
+        <w:t xml:space="preserve">9</w:t>
+      </w:r>
+      <w:r>
+        <w:br/>
+      </w:r>
+      <w:r>
+        <w:t xml:space="preserve">10 Ekstremt viktig</w:t>
+      </w:r>
+    </w:p>
+    <w:p>
+      <w:pPr>
+        <w:pStyle w:val="Heading5"/>
+      </w:pPr>
+      <w:bookmarkStart w:id="51" w:name="r2demovatedokken6"/>
+      <w:r>
+        <w:t xml:space="preserve">R2DEMOVATEDOKKEN6</w:t>
+      </w:r>
+      <w:bookmarkEnd w:id="51"/>
+    </w:p>
+    <w:p>
+      <w:pPr>
+        <w:pStyle w:val="FirstParagraph"/>
+      </w:pPr>
+      <w:r>
+        <w:t xml:space="preserve">Hvor viktig er de følgende argumentene for din holdning til om Hurtigruten og Kystruten skulle bli værende eller flyttes ut av sentrum?</w:t>
+      </w:r>
+    </w:p>
+    <w:p>
+      <w:pPr>
+        <w:numPr>
+          <w:numId w:val="1019"/>
+          <w:ilvl w:val="0"/>
+        </w:numPr>
+      </w:pPr>
+      <w:r>
+        <w:t xml:space="preserve">Miljøhensyn</w:t>
+      </w:r>
+    </w:p>
+    <w:p>
+      <w:pPr>
+        <w:numPr>
+          <w:numId w:val="1019"/>
+          <w:ilvl w:val="0"/>
+        </w:numPr>
+      </w:pPr>
+      <w:r>
+        <w:t xml:space="preserve">Tradisjon / historie / byens identitet</w:t>
+      </w:r>
+    </w:p>
+    <w:p>
+      <w:pPr>
+        <w:numPr>
+          <w:numId w:val="1019"/>
+          <w:ilvl w:val="0"/>
+        </w:numPr>
+      </w:pPr>
+      <w:r>
+        <w:t xml:space="preserve">Økonomiske hensyn</w:t>
+      </w:r>
+    </w:p>
+    <w:p>
+      <w:pPr>
+        <w:numPr>
+          <w:numId w:val="1019"/>
+          <w:ilvl w:val="0"/>
+        </w:numPr>
+      </w:pPr>
+      <w:r>
+        <w:t xml:space="preserve">Plasshensyn</w:t>
+      </w:r>
+    </w:p>
+    <w:p>
+      <w:pPr>
+        <w:pStyle w:val="FirstParagraph"/>
+      </w:pPr>
+      <w:r>
+        <w:t xml:space="preserve">Svarskala:</w:t>
+      </w:r>
+    </w:p>
+    <w:p>
+      <w:pPr>
+        <w:pStyle w:val="BodyText"/>
+      </w:pPr>
+      <w:r>
+        <w:t xml:space="preserve">0 Ikke viktig i det hele tatt</w:t>
+      </w:r>
+      <w:r>
+        <w:t xml:space="preserve"> </w:t>
+      </w:r>
+      <w:r>
+        <w:t xml:space="preserve">1</w:t>
+      </w:r>
+      <w:r>
+        <w:br/>
+      </w:r>
+      <w:r>
+        <w:t xml:space="preserve">2</w:t>
+      </w:r>
+      <w:r>
+        <w:br/>
+      </w:r>
+      <w:r>
+        <w:t xml:space="preserve">3</w:t>
+      </w:r>
+      <w:r>
+        <w:br/>
+      </w:r>
+      <w:r>
+        <w:t xml:space="preserve">4</w:t>
+      </w:r>
+      <w:r>
+        <w:br/>
+      </w:r>
+      <w:r>
+        <w:t xml:space="preserve">5</w:t>
+      </w:r>
+      <w:r>
+        <w:br/>
+      </w:r>
+      <w:r>
+        <w:t xml:space="preserve">6</w:t>
+      </w:r>
+      <w:r>
+        <w:br/>
+      </w:r>
+      <w:r>
+        <w:t xml:space="preserve">7</w:t>
+      </w:r>
+      <w:r>
+        <w:br/>
+      </w:r>
+      <w:r>
+        <w:t xml:space="preserve">8</w:t>
+      </w:r>
+      <w:r>
+        <w:br/>
+      </w:r>
+      <w:r>
+        <w:t xml:space="preserve">9</w:t>
+      </w:r>
+      <w:r>
+        <w:br/>
+      </w:r>
+      <w:r>
+        <w:t xml:space="preserve">10 Ekstremt viktig</w:t>
+      </w:r>
+    </w:p>
+    <w:p>
+      <w:pPr>
+        <w:pStyle w:val="Heading5"/>
+      </w:pPr>
+      <w:bookmarkStart w:id="52" w:name="r2demovatedokken7"/>
+      <w:r>
+        <w:t xml:space="preserve">R2DEMOVATEDOKKEN7</w:t>
+      </w:r>
+      <w:bookmarkEnd w:id="52"/>
+    </w:p>
+    <w:p>
+      <w:pPr>
+        <w:pStyle w:val="BlockText"/>
+      </w:pPr>
+      <w:r>
+        <w:t xml:space="preserve">Tilgjengelig sjøfront</w:t>
+      </w:r>
+    </w:p>
+    <w:p>
+      <w:pPr>
+        <w:pStyle w:val="FirstParagraph"/>
+      </w:pPr>
+      <w:r>
+        <w:t xml:space="preserve">Sentrale deler av Bergen har en lang sjøfront som til dels er utilgjengelig og bebygd med boligbygg, næringsvirksomhet og havnerelatert bruk med sikkerhetsbegrensninger som gjør at sjøkanten og vannet er utilgjengelig for byens innbyggere og besøkende.</w:t>
+      </w:r>
+    </w:p>
+    <w:p>
+      <w:pPr>
+        <w:pStyle w:val="BodyText"/>
+      </w:pPr>
+      <w:r>
+        <w:t xml:space="preserve">Dokken har 1 km lang sjølinje som i dag disponeres til havneaktivitet, men i forslag til Arealstrategi for Dokken foreslås det at vel to tredjedeler av sjølinjen omdisponeres til rekreasjonsformål.</w:t>
+      </w:r>
+      <w:r>
+        <w:t xml:space="preserve"> </w:t>
+      </w:r>
+      <w:r>
+        <w:t xml:space="preserve">Deler av kailengdene foreslås benyttet til rekreasjon i kombinasjon med skipstrafikk mens deler av kaiene foreslås videreført til ren havnerelatert bruk med tilhørende sikkerhetsbegrensninger.</w:t>
+      </w:r>
+    </w:p>
+    <w:p>
+      <w:pPr>
+        <w:pStyle w:val="BodyText"/>
+      </w:pPr>
+      <w:r>
+        <w:t xml:space="preserve">Hvilken bruk av sjøfronten mener du det er viktigst å legge til rette for på Dokken? Velg ett svaralternativ</w:t>
+      </w:r>
+    </w:p>
+    <w:p>
+      <w:pPr>
+        <w:numPr>
+          <w:numId w:val="1020"/>
+          <w:ilvl w:val="0"/>
+        </w:numPr>
+      </w:pPr>
+      <w:r>
+        <w:t xml:space="preserve">Kaianleggene bør i hovedsak bevares til videre havnedrift / ankomst og liggeplass for større skip og bedrifter med behov for kaitilkomst/ havnerelaterte bedrifter</w:t>
+      </w:r>
+    </w:p>
+    <w:p>
+      <w:pPr>
+        <w:numPr>
+          <w:numId w:val="1020"/>
+          <w:ilvl w:val="0"/>
+        </w:numPr>
+      </w:pPr>
+      <w:r>
+        <w:t xml:space="preserve">Sjøfronten bør prioriteres til rekreasjon som for eksempel sjøpromenade, badeplasser, sjøhus, brygger for utsetting av båt- og kajakk, ol.</w:t>
+      </w:r>
+    </w:p>
+    <w:p>
+      <w:pPr>
+        <w:numPr>
+          <w:numId w:val="1020"/>
+          <w:ilvl w:val="0"/>
+        </w:numPr>
+      </w:pPr>
+      <w:r>
+        <w:t xml:space="preserve">Sjøfronten bør prioriteres til naturformål for å øke byens naturmangfold</w:t>
+      </w:r>
+    </w:p>
+    <w:p>
+      <w:pPr>
+        <w:pStyle w:val="Heading5"/>
+      </w:pPr>
+      <w:bookmarkStart w:id="53" w:name="r2demovatedokken8"/>
+      <w:r>
+        <w:t xml:space="preserve">R2DEMOVATEDOKKEN8</w:t>
+      </w:r>
+      <w:bookmarkEnd w:id="53"/>
+    </w:p>
+    <w:p>
+      <w:pPr>
+        <w:pStyle w:val="FirstParagraph"/>
+      </w:pPr>
+      <w:r>
+        <w:t xml:space="preserve">Hvor viktig er de følgende argumentene for din holdning til om bruk av sjøfronten på Dokken?</w:t>
+      </w:r>
+    </w:p>
+    <w:p>
+      <w:pPr>
+        <w:pStyle w:val="Compact"/>
+        <w:numPr>
+          <w:numId w:val="1021"/>
+          <w:ilvl w:val="0"/>
+        </w:numPr>
+      </w:pPr>
+      <w:r>
+        <w:t xml:space="preserve">Fyll inn argumenter her…</w:t>
+      </w:r>
+    </w:p>
+    <w:p>
+      <w:pPr>
+        <w:pStyle w:val="FirstParagraph"/>
+      </w:pPr>
+      <w:r>
+        <w:t xml:space="preserve">Svarskala:</w:t>
+      </w:r>
+    </w:p>
+    <w:p>
+      <w:pPr>
+        <w:pStyle w:val="BodyText"/>
+      </w:pPr>
+      <w:r>
+        <w:t xml:space="preserve">0 Ikke viktig i det hele tatt</w:t>
+      </w:r>
+      <w:r>
+        <w:t xml:space="preserve"> </w:t>
+      </w:r>
+      <w:r>
+        <w:t xml:space="preserve">1</w:t>
+      </w:r>
+      <w:r>
+        <w:br/>
+      </w:r>
+      <w:r>
+        <w:t xml:space="preserve">2</w:t>
+      </w:r>
+      <w:r>
+        <w:br/>
+      </w:r>
+      <w:r>
+        <w:t xml:space="preserve">3</w:t>
+      </w:r>
+      <w:r>
+        <w:br/>
+      </w:r>
+      <w:r>
+        <w:t xml:space="preserve">4</w:t>
+      </w:r>
+      <w:r>
+        <w:br/>
+      </w:r>
+      <w:r>
+        <w:t xml:space="preserve">5</w:t>
+      </w:r>
+      <w:r>
+        <w:br/>
+      </w:r>
+      <w:r>
+        <w:t xml:space="preserve">6</w:t>
+      </w:r>
+      <w:r>
+        <w:br/>
+      </w:r>
+      <w:r>
+        <w:t xml:space="preserve">7</w:t>
+      </w:r>
+      <w:r>
+        <w:br/>
+      </w:r>
+      <w:r>
+        <w:t xml:space="preserve">8</w:t>
+      </w:r>
+      <w:r>
+        <w:br/>
+      </w:r>
+      <w:r>
+        <w:t xml:space="preserve">9</w:t>
+      </w:r>
+      <w:r>
+        <w:br/>
+      </w:r>
+      <w:r>
+        <w:t xml:space="preserve">10 Ekstremt viktig</w:t>
+      </w:r>
+    </w:p>
+    <w:p>
+      <w:pPr>
+        <w:pStyle w:val="Heading5"/>
+      </w:pPr>
+      <w:bookmarkStart w:id="54" w:name="r2demovatedokken10"/>
+      <w:r>
+        <w:t xml:space="preserve">R2DEMOVATEDOKKEN10</w:t>
+      </w:r>
+      <w:bookmarkEnd w:id="54"/>
+    </w:p>
+    <w:p>
+      <w:pPr>
+        <w:pStyle w:val="BlockText"/>
+      </w:pPr>
+      <w:r>
+        <w:t xml:space="preserve">Annen arealbruk I</w:t>
+      </w:r>
+    </w:p>
+    <w:p>
+      <w:pPr>
+        <w:pStyle w:val="FirstParagraph"/>
+      </w:pPr>
+      <w:r>
+        <w:t xml:space="preserve">Vennligst ta stilling til om du støtter eller motsetter deg følgende påstand:</w:t>
+      </w:r>
+      <w:r>
+        <w:t xml:space="preserve"> </w:t>
+      </w:r>
+      <w:r>
+        <w:t xml:space="preserve">Boliger bør prioriteres framfor næring</w:t>
+      </w:r>
+    </w:p>
+    <w:p>
+      <w:pPr>
+        <w:pStyle w:val="BodyText"/>
+      </w:pPr>
+      <w:r>
+        <w:t xml:space="preserve">0 Motsetter meg fullstendig</w:t>
+      </w:r>
+      <w:r>
+        <w:br/>
+      </w:r>
+      <w:r>
+        <w:t xml:space="preserve">1</w:t>
+      </w:r>
+      <w:r>
+        <w:br/>
+      </w:r>
+      <w:r>
+        <w:t xml:space="preserve">2</w:t>
+      </w:r>
+      <w:r>
+        <w:br/>
+      </w:r>
+      <w:r>
+        <w:t xml:space="preserve">3</w:t>
+      </w:r>
+      <w:r>
+        <w:br/>
+      </w:r>
+      <w:r>
+        <w:t xml:space="preserve">4</w:t>
+      </w:r>
+      <w:r>
+        <w:br/>
+      </w:r>
+      <w:r>
+        <w:t xml:space="preserve">5</w:t>
+      </w:r>
+      <w:r>
+        <w:br/>
+      </w:r>
+      <w:r>
+        <w:t xml:space="preserve">6</w:t>
+      </w:r>
+      <w:r>
+        <w:br/>
+      </w:r>
+      <w:r>
+        <w:t xml:space="preserve">7</w:t>
+      </w:r>
+      <w:r>
+        <w:br/>
+      </w:r>
+      <w:r>
+        <w:t xml:space="preserve">8</w:t>
+      </w:r>
+      <w:r>
+        <w:br/>
+      </w:r>
+      <w:r>
+        <w:t xml:space="preserve">9</w:t>
+      </w:r>
+      <w:r>
+        <w:br/>
+      </w:r>
+      <w:r>
+        <w:t xml:space="preserve">10 Støtter fullstendig</w:t>
+      </w:r>
+    </w:p>
+    <w:p>
+      <w:pPr>
+        <w:pStyle w:val="Heading5"/>
+      </w:pPr>
+      <w:bookmarkStart w:id="55" w:name="r2demovatedokken11"/>
+      <w:r>
+        <w:t xml:space="preserve">R2DEMOVATEDOKKEN11</w:t>
+      </w:r>
+      <w:bookmarkEnd w:id="55"/>
+    </w:p>
+    <w:p>
+      <w:pPr>
+        <w:pStyle w:val="BlockText"/>
+      </w:pPr>
+      <w:r>
+        <w:t xml:space="preserve">Annen arealbruk II</w:t>
+      </w:r>
+    </w:p>
+    <w:p>
+      <w:pPr>
+        <w:pStyle w:val="FirstParagraph"/>
+      </w:pPr>
+      <w:r>
+        <w:t xml:space="preserve">Og vennligst ta stilling til om du støtter eller motsetter deg følgende påstand:</w:t>
+      </w:r>
+      <w:r>
+        <w:t xml:space="preserve"> </w:t>
+      </w:r>
+      <w:r>
+        <w:t xml:space="preserve">Parker og grøntarealer bør prioriteres framfor idrettsanlegg som for eksempel fotballbane og flerbrukshall</w:t>
+      </w:r>
+    </w:p>
+    <w:p>
+      <w:pPr>
+        <w:pStyle w:val="BodyText"/>
+      </w:pPr>
+      <w:r>
+        <w:t xml:space="preserve">0 Motsetter meg fullstendig</w:t>
+      </w:r>
+      <w:r>
+        <w:br/>
+      </w:r>
+      <w:r>
+        <w:t xml:space="preserve">1</w:t>
+      </w:r>
+      <w:r>
+        <w:br/>
+      </w:r>
+      <w:r>
+        <w:t xml:space="preserve">2</w:t>
+      </w:r>
+      <w:r>
+        <w:br/>
+      </w:r>
+      <w:r>
+        <w:t xml:space="preserve">3</w:t>
+      </w:r>
+      <w:r>
+        <w:br/>
+      </w:r>
+      <w:r>
+        <w:t xml:space="preserve">4</w:t>
+      </w:r>
+      <w:r>
+        <w:br/>
+      </w:r>
+      <w:r>
+        <w:t xml:space="preserve">5</w:t>
+      </w:r>
+      <w:r>
+        <w:br/>
+      </w:r>
+      <w:r>
+        <w:t xml:space="preserve">6</w:t>
+      </w:r>
+      <w:r>
+        <w:br/>
+      </w:r>
+      <w:r>
+        <w:t xml:space="preserve">7</w:t>
+      </w:r>
+      <w:r>
+        <w:br/>
+      </w:r>
+      <w:r>
+        <w:t xml:space="preserve">8</w:t>
+      </w:r>
+      <w:r>
+        <w:br/>
+      </w:r>
+      <w:r>
+        <w:t xml:space="preserve">9</w:t>
+      </w:r>
+      <w:r>
+        <w:br/>
+      </w:r>
+      <w:r>
+        <w:t xml:space="preserve">10 Støtter fullstendig</w:t>
+      </w:r>
+    </w:p>
+    <w:p>
+      <w:pPr>
+        <w:pStyle w:val="Heading4"/>
+      </w:pPr>
+      <w:bookmarkStart w:id="56" w:name="generelle-politikkspørsmål"/>
+      <w:r>
+        <w:t xml:space="preserve">Generelle politikkspørsmål</w:t>
+      </w:r>
+      <w:bookmarkEnd w:id="56"/>
+    </w:p>
+    <w:p>
+      <w:pPr>
+        <w:pStyle w:val="Heading5"/>
+      </w:pPr>
+      <w:bookmarkStart w:id="57" w:name="r2demovate10"/>
+      <w:r>
+        <w:t xml:space="preserve">R2DEMOVATE10</w:t>
+      </w:r>
+      <w:bookmarkEnd w:id="57"/>
+    </w:p>
+    <w:p>
+      <w:pPr>
+        <w:pStyle w:val="BlockText"/>
+      </w:pPr>
+      <w:r>
+        <w:t xml:space="preserve">Merkelapp: Mulighet til å påvirke politikk</w:t>
+      </w:r>
+    </w:p>
+    <w:p>
+      <w:pPr>
+        <w:pStyle w:val="FirstParagraph"/>
+      </w:pPr>
+      <w:r>
+        <w:t xml:space="preserve">I hvilken grad vil du si at det politiske systemet i Bergen gir folk som deg innflytelse på det lokale myndigheter gjør? Vennligst velg blant alternativene under hvor 0 betyr «ikke i det hele tatt» og 10 betyr «fullt og helt».</w:t>
+      </w:r>
+    </w:p>
+    <w:p>
+      <w:pPr>
+        <w:pStyle w:val="BodyText"/>
+      </w:pPr>
+      <w:r>
+        <w:t xml:space="preserve">0 Ikke i det hele tatt</w:t>
+      </w:r>
+      <w:r>
+        <w:br/>
+      </w:r>
+      <w:r>
+        <w:t xml:space="preserve">1</w:t>
+      </w:r>
+      <w:r>
+        <w:br/>
+      </w:r>
+      <w:r>
+        <w:t xml:space="preserve">2</w:t>
+      </w:r>
+      <w:r>
+        <w:br/>
+      </w:r>
+      <w:r>
+        <w:t xml:space="preserve">3</w:t>
+      </w:r>
+      <w:r>
+        <w:br/>
+      </w:r>
+      <w:r>
+        <w:t xml:space="preserve">4</w:t>
+      </w:r>
+      <w:r>
+        <w:br/>
+      </w:r>
+      <w:r>
+        <w:t xml:space="preserve">5</w:t>
+      </w:r>
+      <w:r>
+        <w:br/>
+      </w:r>
+      <w:r>
+        <w:t xml:space="preserve">6</w:t>
+      </w:r>
+      <w:r>
+        <w:br/>
+      </w:r>
+      <w:r>
+        <w:t xml:space="preserve">7</w:t>
+      </w:r>
+      <w:r>
+        <w:br/>
+      </w:r>
+      <w:r>
+        <w:t xml:space="preserve">8</w:t>
+      </w:r>
+      <w:r>
+        <w:br/>
+      </w:r>
+      <w:r>
+        <w:t xml:space="preserve">9</w:t>
+      </w:r>
+      <w:r>
+        <w:br/>
+      </w:r>
+      <w:r>
+        <w:t xml:space="preserve">10 Fullt og helt</w:t>
+      </w:r>
+    </w:p>
+    <w:p>
+      <w:pPr>
+        <w:pStyle w:val="Heading5"/>
+      </w:pPr>
+      <w:bookmarkStart w:id="58" w:name="r2demovate11"/>
+      <w:r>
+        <w:t xml:space="preserve">R2DEMOVATE11:</w:t>
+      </w:r>
+      <w:bookmarkEnd w:id="58"/>
+    </w:p>
+    <w:p>
+      <w:pPr>
+        <w:pStyle w:val="BlockText"/>
+      </w:pPr>
+      <w:r>
+        <w:t xml:space="preserve">Merkelapp: Politikk er komplisert</w:t>
+      </w:r>
+    </w:p>
+    <w:p>
+      <w:pPr>
+        <w:pStyle w:val="FirstParagraph"/>
+      </w:pPr>
+      <w:r>
+        <w:t xml:space="preserve">Hvor godt passer følgende utsagn, slik du ser det: Lokalpolitikken er i blant så innviklet at folk som meg ikke forstår hva den dreier seg om. Vennligst velg blant alternativene under hvor 0 betyr «passer ikke i det hele tatt» og 10 betyr «fullt og helt».</w:t>
+      </w:r>
+    </w:p>
+    <w:p>
+      <w:pPr>
+        <w:pStyle w:val="BodyText"/>
+      </w:pPr>
+      <w:r>
+        <w:t xml:space="preserve">0 Ikke i det hele tatt</w:t>
+      </w:r>
+      <w:r>
+        <w:br/>
+      </w:r>
+      <w:r>
+        <w:t xml:space="preserve">1</w:t>
+      </w:r>
+      <w:r>
+        <w:br/>
+      </w:r>
+      <w:r>
+        <w:t xml:space="preserve">2</w:t>
+      </w:r>
+      <w:r>
+        <w:br/>
+      </w:r>
+      <w:r>
+        <w:t xml:space="preserve">3</w:t>
+      </w:r>
+      <w:r>
+        <w:br/>
+      </w:r>
+      <w:r>
+        <w:t xml:space="preserve">4</w:t>
+      </w:r>
+      <w:r>
+        <w:br/>
+      </w:r>
+      <w:r>
+        <w:t xml:space="preserve">5</w:t>
+      </w:r>
+      <w:r>
+        <w:br/>
+      </w:r>
+      <w:r>
+        <w:t xml:space="preserve">6</w:t>
+      </w:r>
+      <w:r>
+        <w:br/>
+      </w:r>
+      <w:r>
+        <w:t xml:space="preserve">7</w:t>
+      </w:r>
+      <w:r>
+        <w:br/>
+      </w:r>
+      <w:r>
+        <w:t xml:space="preserve">8</w:t>
+      </w:r>
+      <w:r>
+        <w:br/>
+      </w:r>
+      <w:r>
+        <w:t xml:space="preserve">9</w:t>
+      </w:r>
+      <w:r>
+        <w:br/>
+      </w:r>
+      <w:r>
+        <w:t xml:space="preserve">10 Fullt og helt</w:t>
+      </w:r>
+    </w:p>
+    <w:p>
+      <w:pPr>
+        <w:pStyle w:val="Heading5"/>
+      </w:pPr>
+      <w:bookmarkStart w:id="59" w:name="r2demovate12"/>
+      <w:r>
+        <w:t xml:space="preserve">R2DEMOVATE12</w:t>
+      </w:r>
+      <w:bookmarkEnd w:id="59"/>
+    </w:p>
+    <w:p>
+      <w:pPr>
+        <w:pStyle w:val="BlockText"/>
+      </w:pPr>
+      <w:r>
+        <w:t xml:space="preserve">Merkelapp: Plassering på politisk skala&gt;</w:t>
+      </w:r>
+    </w:p>
+    <w:p>
+      <w:pPr>
+        <w:pStyle w:val="FirstParagraph"/>
+      </w:pPr>
+      <w:r>
+        <w:t xml:space="preserve">I politikken snakker man ofte om</w:t>
+      </w:r>
+      <w:r>
+        <w:t xml:space="preserve"> </w:t>
       </w:r>
       <w:r>
         <w:t xml:space="preserve">“</w:t>
       </w:r>
       <w:r>
-        <w:t xml:space="preserve">Ekstremt viktig</w:t>
+        <w:t xml:space="preserve">venstresiden</w:t>
       </w:r>
       <w:r>
         <w:t xml:space="preserve">”</w:t>
       </w:r>
       <w:r>
-        <w:t xml:space="preserve">)</w:t>
-      </w:r>
-    </w:p>
-    <w:p>
-      <w:pPr>
-        <w:numPr>
-          <w:numId w:val="1007"/>
-          <w:ilvl w:val="0"/>
-        </w:numPr>
-      </w:pPr>
-      <w:r>
-        <w:t xml:space="preserve">Bedre tilgang til offentlig transport, som buss og bybane.</w:t>
-      </w:r>
-    </w:p>
-    <w:p>
-      <w:pPr>
-        <w:numPr>
-          <w:numId w:val="1007"/>
-          <w:ilvl w:val="0"/>
-        </w:numPr>
-      </w:pPr>
-      <w:r>
-        <w:t xml:space="preserve">At buss og bybane går oftere.</w:t>
-      </w:r>
-    </w:p>
-    <w:p>
-      <w:pPr>
-        <w:numPr>
-          <w:numId w:val="1007"/>
-          <w:ilvl w:val="0"/>
-        </w:numPr>
-      </w:pPr>
-      <w:r>
-        <w:t xml:space="preserve">Bedre og tryggere sykkelveier.</w:t>
-      </w:r>
-    </w:p>
-    <w:p>
-      <w:pPr>
-        <w:numPr>
-          <w:numId w:val="1007"/>
-          <w:ilvl w:val="0"/>
-        </w:numPr>
-      </w:pPr>
-      <w:r>
-        <w:t xml:space="preserve">Tilgang på delebil.</w:t>
-      </w:r>
-    </w:p>
-    <w:p>
-      <w:pPr>
-        <w:numPr>
-          <w:numId w:val="1007"/>
-          <w:ilvl w:val="0"/>
-        </w:numPr>
-      </w:pPr>
-      <w:r>
-        <w:t xml:space="preserve">Tryggere gangvei.</w:t>
-      </w:r>
-    </w:p>
-    <w:p>
-      <w:pPr>
-        <w:numPr>
-          <w:numId w:val="1007"/>
-          <w:ilvl w:val="0"/>
-        </w:numPr>
-      </w:pPr>
-      <w:r>
-        <w:t xml:space="preserve">Bompenger (hvis bompengene øker mer vil jeg ikke lengre ha råd til å kjøre bil).</w:t>
+        <w:t xml:space="preserve"> </w:t>
+      </w:r>
+      <w:r>
+        <w:t xml:space="preserve">og</w:t>
+      </w:r>
+      <w:r>
+        <w:t xml:space="preserve"> </w:t>
+      </w:r>
+      <w:r>
+        <w:t xml:space="preserve">“</w:t>
+      </w:r>
+      <w:r>
+        <w:t xml:space="preserve">høyresiden</w:t>
+      </w:r>
+      <w:r>
+        <w:t xml:space="preserve">”</w:t>
+      </w:r>
+      <w:r>
+        <w:t xml:space="preserve">. Nedenfor er en skala der 0 representerer de som står helt til venstre politisk, og 10 representerer de som står helt til høyre politisk.</w:t>
+      </w:r>
+    </w:p>
+    <w:p>
+      <w:pPr>
+        <w:pStyle w:val="BodyText"/>
+      </w:pPr>
+      <w:r>
+        <w:t xml:space="preserve">Hvordan vil du plassere deg selv på en slik skala?</w:t>
+      </w:r>
+    </w:p>
+    <w:p>
+      <w:pPr>
+        <w:pStyle w:val="BodyText"/>
+      </w:pPr>
+      <w:r>
+        <w:t xml:space="preserve">0 Venstre</w:t>
+      </w:r>
+      <w:r>
+        <w:br/>
+      </w:r>
+      <w:r>
+        <w:t xml:space="preserve">1</w:t>
+      </w:r>
+      <w:r>
+        <w:br/>
+      </w:r>
+      <w:r>
+        <w:t xml:space="preserve">2</w:t>
+      </w:r>
+      <w:r>
+        <w:br/>
+      </w:r>
+      <w:r>
+        <w:t xml:space="preserve">3</w:t>
+      </w:r>
+      <w:r>
+        <w:br/>
+      </w:r>
+      <w:r>
+        <w:t xml:space="preserve">4</w:t>
+      </w:r>
+      <w:r>
+        <w:br/>
+      </w:r>
+      <w:r>
+        <w:t xml:space="preserve">5</w:t>
+      </w:r>
+      <w:r>
+        <w:br/>
+      </w:r>
+      <w:r>
+        <w:t xml:space="preserve">6</w:t>
+      </w:r>
+      <w:r>
+        <w:br/>
+      </w:r>
+      <w:r>
+        <w:t xml:space="preserve">7</w:t>
+      </w:r>
+      <w:r>
+        <w:br/>
+      </w:r>
+      <w:r>
+        <w:t xml:space="preserve">8</w:t>
+      </w:r>
+      <w:r>
+        <w:br/>
+      </w:r>
+      <w:r>
+        <w:t xml:space="preserve">9</w:t>
+      </w:r>
+      <w:r>
+        <w:br/>
+      </w:r>
+      <w:r>
+        <w:t xml:space="preserve">10 Høyre</w:t>
       </w:r>
     </w:p>
     <w:p>
       <w:pPr>
         <w:pStyle w:val="Heading5"/>
       </w:pPr>
-      <w:bookmarkStart w:id="30" w:name="r2demovatebilfri14"/>
-      <w:r>
-        <w:t xml:space="preserve">R2DEMOVATEBILFRI14</w:t>
-      </w:r>
-      <w:bookmarkEnd w:id="30"/>
+      <w:bookmarkStart w:id="60" w:name="r2demovate20"/>
+      <w:r>
+        <w:t xml:space="preserve">R2DEMOVATE20</w:t>
+      </w:r>
+      <w:bookmarkEnd w:id="60"/>
     </w:p>
     <w:p>
       <w:pPr>
         <w:pStyle w:val="BlockText"/>
       </w:pPr>
       <w:r>
-        <w:t xml:space="preserve">Merkelapp: Alternativer til bil.</w:t>
+        <w:t xml:space="preserve">Info: Spørsmålsbatteri.</w:t>
+      </w:r>
+      <w:r>
+        <w:t xml:space="preserve"> </w:t>
+      </w:r>
+      <w:r>
+        <w:t xml:space="preserve">Merkelapp: Hjertesak</w:t>
       </w:r>
     </w:p>
     <w:p>
@@ -1108,119 +4976,239 @@
         <w:pStyle w:val="FirstParagraph"/>
       </w:pPr>
       <w:r>
-        <w:t xml:space="preserve">Hvis du måtte kjøre mindre bil i hverdagen, hvilke alternativer har du tilgjengelig?</w:t>
-      </w:r>
-    </w:p>
-    <w:p>
-      <w:pPr>
-        <w:numPr>
-          <w:numId w:val="1008"/>
-          <w:ilvl w:val="0"/>
-        </w:numPr>
-      </w:pPr>
-      <w:r>
-        <w:t xml:space="preserve">Sykle</w:t>
-      </w:r>
-    </w:p>
-    <w:p>
-      <w:pPr>
-        <w:numPr>
-          <w:numId w:val="1008"/>
-          <w:ilvl w:val="0"/>
-        </w:numPr>
-      </w:pPr>
-      <w:r>
-        <w:t xml:space="preserve">Gå</w:t>
-      </w:r>
-    </w:p>
-    <w:p>
-      <w:pPr>
-        <w:numPr>
-          <w:numId w:val="1008"/>
-          <w:ilvl w:val="0"/>
-        </w:numPr>
-      </w:pPr>
-      <w:r>
-        <w:t xml:space="preserve">Delebil</w:t>
-      </w:r>
-    </w:p>
-    <w:p>
-      <w:pPr>
-        <w:numPr>
-          <w:numId w:val="1008"/>
-          <w:ilvl w:val="0"/>
-        </w:numPr>
-      </w:pPr>
-      <w:r>
-        <w:t xml:space="preserve">Buss og bybane</w:t>
-      </w:r>
-    </w:p>
-    <w:p>
-      <w:pPr>
-        <w:numPr>
-          <w:numId w:val="1008"/>
-          <w:ilvl w:val="0"/>
-        </w:numPr>
-      </w:pPr>
-      <w:r>
-        <w:t xml:space="preserve">Jobbe mer hjemmefra</w:t>
-      </w:r>
-    </w:p>
-    <w:p>
-      <w:pPr>
-        <w:numPr>
-          <w:numId w:val="1008"/>
-          <w:ilvl w:val="0"/>
-        </w:numPr>
-      </w:pPr>
-      <w:r>
-        <w:t xml:space="preserve">Jeg har ingen alternativer</w:t>
+        <w:t xml:space="preserve">Hvor viktig vil du si at følgende saker var for velgernes stemmegivning ved kommunevalget i din kommune?</w:t>
+      </w:r>
+    </w:p>
+    <w:p>
+      <w:pPr>
+        <w:pStyle w:val="BodyText"/>
+      </w:pPr>
+      <w:r>
+        <w:t xml:space="preserve">Skole</w:t>
+      </w:r>
+      <w:r>
+        <w:t xml:space="preserve"> </w:t>
+      </w:r>
+      <w:r>
+        <w:t xml:space="preserve">Eldreomsorg</w:t>
+      </w:r>
+      <w:r>
+        <w:t xml:space="preserve"> </w:t>
+      </w:r>
+      <w:r>
+        <w:t xml:space="preserve">Kommunesammenslåinger</w:t>
+      </w:r>
+      <w:r>
+        <w:t xml:space="preserve"> </w:t>
+      </w:r>
+      <w:r>
+        <w:t xml:space="preserve">Eiendomsskatt</w:t>
+      </w:r>
+      <w:r>
+        <w:t xml:space="preserve"> </w:t>
+      </w:r>
+      <w:r>
+        <w:t xml:space="preserve">Kultur/idrett</w:t>
+      </w:r>
+      <w:r>
+        <w:t xml:space="preserve"> </w:t>
+      </w:r>
+      <w:r>
+        <w:t xml:space="preserve">Miljø/klima</w:t>
+      </w:r>
+      <w:r>
+        <w:t xml:space="preserve"> </w:t>
+      </w:r>
+      <w:r>
+        <w:t xml:space="preserve">Kollektivtilbud</w:t>
+      </w:r>
+      <w:r>
+        <w:t xml:space="preserve"> </w:t>
+      </w:r>
+      <w:r>
+        <w:t xml:space="preserve">Sammenslåing av fylkeskommuner</w:t>
+      </w:r>
+      <w:r>
+        <w:t xml:space="preserve"> </w:t>
+      </w:r>
+      <w:r>
+        <w:t xml:space="preserve">Innvandring</w:t>
+      </w:r>
+      <w:r>
+        <w:t xml:space="preserve"> </w:t>
+      </w:r>
+      <w:r>
+        <w:t xml:space="preserve">Arealutnyttelse</w:t>
+      </w:r>
+    </w:p>
+    <w:p>
+      <w:pPr>
+        <w:pStyle w:val="BodyText"/>
+      </w:pPr>
+      <w:r>
+        <w:t xml:space="preserve">0 Svært lite viktig</w:t>
+      </w:r>
+      <w:r>
+        <w:t xml:space="preserve"> </w:t>
+      </w:r>
+      <w:r>
+        <w:t xml:space="preserve">1</w:t>
+      </w:r>
+      <w:r>
+        <w:t xml:space="preserve"> </w:t>
+      </w:r>
+      <w:r>
+        <w:t xml:space="preserve">2</w:t>
+      </w:r>
+      <w:r>
+        <w:t xml:space="preserve"> </w:t>
+      </w:r>
+      <w:r>
+        <w:t xml:space="preserve">3</w:t>
+      </w:r>
+      <w:r>
+        <w:t xml:space="preserve"> </w:t>
+      </w:r>
+      <w:r>
+        <w:t xml:space="preserve">4</w:t>
+      </w:r>
+      <w:r>
+        <w:t xml:space="preserve"> </w:t>
+      </w:r>
+      <w:r>
+        <w:t xml:space="preserve">5</w:t>
+      </w:r>
+      <w:r>
+        <w:t xml:space="preserve"> </w:t>
+      </w:r>
+      <w:r>
+        <w:t xml:space="preserve">6</w:t>
+      </w:r>
+      <w:r>
+        <w:t xml:space="preserve"> </w:t>
+      </w:r>
+      <w:r>
+        <w:t xml:space="preserve">7</w:t>
+      </w:r>
+      <w:r>
+        <w:t xml:space="preserve"> </w:t>
+      </w:r>
+      <w:r>
+        <w:t xml:space="preserve">8</w:t>
+      </w:r>
+      <w:r>
+        <w:t xml:space="preserve"> </w:t>
+      </w:r>
+      <w:r>
+        <w:t xml:space="preserve">9</w:t>
+      </w:r>
+      <w:r>
+        <w:t xml:space="preserve"> </w:t>
+      </w:r>
+      <w:r>
+        <w:t xml:space="preserve">10 Svært viktig</w:t>
       </w:r>
     </w:p>
     <w:p>
       <w:pPr>
         <w:pStyle w:val="Heading4"/>
       </w:pPr>
-      <w:bookmarkStart w:id="31" w:name="spørsmål-om-arealutvikling-på-dokken"/>
-      <w:r>
-        <w:t xml:space="preserve">Spørsmål om arealutvikling på Dokken</w:t>
-      </w:r>
-      <w:bookmarkEnd w:id="31"/>
+      <w:bookmarkStart w:id="61" w:name="bakgrunnsspørsmål"/>
+      <w:r>
+        <w:t xml:space="preserve">Bakgrunnsspørsmål</w:t>
+      </w:r>
+      <w:bookmarkEnd w:id="61"/>
+    </w:p>
+    <w:p>
+      <w:pPr>
+        <w:pStyle w:val="Heading5"/>
+      </w:pPr>
+      <w:bookmarkStart w:id="62" w:name="r2demovate26"/>
+      <w:r>
+        <w:t xml:space="preserve">R2DEMOVATE26</w:t>
+      </w:r>
+      <w:bookmarkEnd w:id="62"/>
     </w:p>
     <w:p>
       <w:pPr>
         <w:pStyle w:val="FirstParagraph"/>
       </w:pPr>
       <w:r>
-        <w:t xml:space="preserve">Spørsmål kommer.</w:t>
-      </w:r>
-    </w:p>
-    <w:p>
-      <w:pPr>
-        <w:pStyle w:val="Heading4"/>
-      </w:pPr>
-      <w:bookmarkStart w:id="32" w:name="generelle-politikkspørsmål"/>
-      <w:r>
-        <w:t xml:space="preserve">Generelle politikkspørsmål</w:t>
-      </w:r>
-      <w:bookmarkEnd w:id="32"/>
+        <w:t xml:space="preserve">Merkelapp: Bydel</w:t>
+      </w:r>
+    </w:p>
+    <w:p>
+      <w:pPr>
+        <w:pStyle w:val="BodyText"/>
+      </w:pPr>
+      <w:r>
+        <w:t xml:space="preserve">Hvor i Bergen bor du?</w:t>
+      </w:r>
+      <w:r>
+        <w:t xml:space="preserve"> </w:t>
+      </w:r>
+      <w:r>
+        <w:t xml:space="preserve">1. Arna</w:t>
+      </w:r>
+      <w:r>
+        <w:t xml:space="preserve"> </w:t>
+      </w:r>
+      <w:r>
+        <w:t xml:space="preserve">2. Åsane</w:t>
+      </w:r>
+      <w:r>
+        <w:t xml:space="preserve"> </w:t>
+      </w:r>
+      <w:r>
+        <w:t xml:space="preserve">3. Ytrebygda</w:t>
+      </w:r>
+      <w:r>
+        <w:t xml:space="preserve"> </w:t>
+      </w:r>
+      <w:r>
+        <w:t xml:space="preserve">4. Fana</w:t>
+      </w:r>
+      <w:r>
+        <w:t xml:space="preserve"> </w:t>
+      </w:r>
+      <w:r>
+        <w:t xml:space="preserve">5. Laksevåg</w:t>
+      </w:r>
+      <w:r>
+        <w:t xml:space="preserve"> </w:t>
+      </w:r>
+      <w:r>
+        <w:t xml:space="preserve">6. Fyllingsdalen</w:t>
+      </w:r>
+      <w:r>
+        <w:t xml:space="preserve"> </w:t>
+      </w:r>
+      <w:r>
+        <w:t xml:space="preserve">7. Årstad</w:t>
+      </w:r>
+      <w:r>
+        <w:t xml:space="preserve"> </w:t>
+      </w:r>
+      <w:r>
+        <w:t xml:space="preserve">8. Bergenhus</w:t>
+      </w:r>
     </w:p>
     <w:p>
       <w:pPr>
         <w:pStyle w:val="Heading5"/>
       </w:pPr>
-      <w:bookmarkStart w:id="33" w:name="r2demovate10"/>
-      <w:r>
-        <w:t xml:space="preserve">R2DEMOVATE10</w:t>
-      </w:r>
-      <w:bookmarkEnd w:id="33"/>
+      <w:bookmarkStart w:id="63" w:name="r2demovate18"/>
+      <w:r>
+        <w:t xml:space="preserve">R2DEMOVATE18</w:t>
+      </w:r>
+      <w:bookmarkEnd w:id="63"/>
     </w:p>
     <w:p>
       <w:pPr>
         <w:pStyle w:val="BlockText"/>
       </w:pPr>
       <w:r>
-        <w:t xml:space="preserve">Merkelapp: Mulighet til å påvirke politikk</w:t>
+        <w:t xml:space="preserve">Merkelapp: Høyest fullførte utdanning&gt;</w:t>
       </w:r>
     </w:p>
     <w:p>
@@ -1228,7 +5216,406 @@
         <w:pStyle w:val="FirstParagraph"/>
       </w:pPr>
       <w:r>
-        <w:t xml:space="preserve">I hvilken grad vil du si at det politiske systemet i Bergen gir folk som deg innflytelse på det lokale myndigheter gjør? Vennligst velg blant alternativene under hvor 0 betyr «ikke i det hele tatt» og 10 betyr «fullt og helt».</w:t>
+        <w:t xml:space="preserve">Hva er din høyest fullførte utdanning?</w:t>
+      </w:r>
+    </w:p>
+    <w:p>
+      <w:pPr>
+        <w:pStyle w:val="Compact"/>
+        <w:numPr>
+          <w:numId w:val="1022"/>
+          <w:ilvl w:val="0"/>
+        </w:numPr>
+      </w:pPr>
+      <w:r>
+        <w:t xml:space="preserve">Ingen utdanning/grunnskole</w:t>
+      </w:r>
+      <w:r>
+        <w:br/>
+      </w:r>
+    </w:p>
+    <w:p>
+      <w:pPr>
+        <w:pStyle w:val="Compact"/>
+        <w:numPr>
+          <w:numId w:val="1022"/>
+          <w:ilvl w:val="0"/>
+        </w:numPr>
+      </w:pPr>
+      <w:r>
+        <w:t xml:space="preserve">Videregående skole</w:t>
+      </w:r>
+      <w:r>
+        <w:br/>
+      </w:r>
+    </w:p>
+    <w:p>
+      <w:pPr>
+        <w:pStyle w:val="Compact"/>
+        <w:numPr>
+          <w:numId w:val="1022"/>
+          <w:ilvl w:val="0"/>
+        </w:numPr>
+      </w:pPr>
+      <w:r>
+        <w:t xml:space="preserve">Høgskole/Universitet (minst 2 år)</w:t>
+      </w:r>
+    </w:p>
+    <w:p>
+      <w:pPr>
+        <w:pStyle w:val="Heading5"/>
+      </w:pPr>
+      <w:bookmarkStart w:id="64" w:name="r2demovate19"/>
+      <w:r>
+        <w:t xml:space="preserve">R2DEMOVATE19</w:t>
+      </w:r>
+      <w:bookmarkEnd w:id="64"/>
+    </w:p>
+    <w:p>
+      <w:pPr>
+        <w:pStyle w:val="BlockText"/>
+      </w:pPr>
+      <w:r>
+        <w:t xml:space="preserve">Merkelapp: Inntekt</w:t>
+      </w:r>
+    </w:p>
+    <w:p>
+      <w:pPr>
+        <w:pStyle w:val="FirstParagraph"/>
+      </w:pPr>
+      <w:r>
+        <w:t xml:space="preserve">Hva er inntekten din for tiden? Brutto årsinntekt i kroner er:</w:t>
+      </w:r>
+    </w:p>
+    <w:p>
+      <w:pPr>
+        <w:pStyle w:val="Compact"/>
+        <w:numPr>
+          <w:numId w:val="1023"/>
+          <w:ilvl w:val="0"/>
+        </w:numPr>
+      </w:pPr>
+      <w:r>
+        <w:t xml:space="preserve">Under 150 000</w:t>
+      </w:r>
+      <w:r>
+        <w:br/>
+      </w:r>
+    </w:p>
+    <w:p>
+      <w:pPr>
+        <w:pStyle w:val="Compact"/>
+        <w:numPr>
+          <w:numId w:val="1023"/>
+          <w:ilvl w:val="0"/>
+        </w:numPr>
+      </w:pPr>
+      <w:r>
+        <w:t xml:space="preserve">150 001 - 300 000</w:t>
+      </w:r>
+      <w:r>
+        <w:br/>
+      </w:r>
+    </w:p>
+    <w:p>
+      <w:pPr>
+        <w:pStyle w:val="Compact"/>
+        <w:numPr>
+          <w:numId w:val="1023"/>
+          <w:ilvl w:val="0"/>
+        </w:numPr>
+      </w:pPr>
+      <w:r>
+        <w:t xml:space="preserve">300 001 - 400 000</w:t>
+      </w:r>
+      <w:r>
+        <w:br/>
+      </w:r>
+    </w:p>
+    <w:p>
+      <w:pPr>
+        <w:pStyle w:val="Compact"/>
+        <w:numPr>
+          <w:numId w:val="1023"/>
+          <w:ilvl w:val="0"/>
+        </w:numPr>
+      </w:pPr>
+      <w:r>
+        <w:t xml:space="preserve">400 001 - 500 000</w:t>
+      </w:r>
+      <w:r>
+        <w:br/>
+      </w:r>
+    </w:p>
+    <w:p>
+      <w:pPr>
+        <w:pStyle w:val="Compact"/>
+        <w:numPr>
+          <w:numId w:val="1023"/>
+          <w:ilvl w:val="0"/>
+        </w:numPr>
+      </w:pPr>
+      <w:r>
+        <w:t xml:space="preserve">500 001 - 600 000</w:t>
+      </w:r>
+      <w:r>
+        <w:br/>
+      </w:r>
+    </w:p>
+    <w:p>
+      <w:pPr>
+        <w:pStyle w:val="Compact"/>
+        <w:numPr>
+          <w:numId w:val="1023"/>
+          <w:ilvl w:val="0"/>
+        </w:numPr>
+      </w:pPr>
+      <w:r>
+        <w:t xml:space="preserve">600 001 - 700 000</w:t>
+      </w:r>
+      <w:r>
+        <w:br/>
+      </w:r>
+    </w:p>
+    <w:p>
+      <w:pPr>
+        <w:pStyle w:val="Compact"/>
+        <w:numPr>
+          <w:numId w:val="1023"/>
+          <w:ilvl w:val="0"/>
+        </w:numPr>
+      </w:pPr>
+      <w:r>
+        <w:t xml:space="preserve">700 001 - 1 000 000</w:t>
+      </w:r>
+      <w:r>
+        <w:br/>
+      </w:r>
+    </w:p>
+    <w:p>
+      <w:pPr>
+        <w:pStyle w:val="Compact"/>
+        <w:numPr>
+          <w:numId w:val="1023"/>
+          <w:ilvl w:val="0"/>
+        </w:numPr>
+      </w:pPr>
+      <w:r>
+        <w:t xml:space="preserve">Over 1 000 000</w:t>
+      </w:r>
+    </w:p>
+    <w:p>
+      <w:pPr>
+        <w:pStyle w:val="Heading5"/>
+      </w:pPr>
+      <w:bookmarkStart w:id="65" w:name="r2demovatealdrkat"/>
+      <w:r>
+        <w:t xml:space="preserve">R2DEMOVATEaldrkat</w:t>
+      </w:r>
+      <w:bookmarkEnd w:id="65"/>
+    </w:p>
+    <w:p>
+      <w:pPr>
+        <w:pStyle w:val="BlockText"/>
+      </w:pPr>
+      <w:r>
+        <w:t xml:space="preserve">Merkelapp: Alderskategori.</w:t>
+      </w:r>
+    </w:p>
+    <w:p>
+      <w:pPr>
+        <w:pStyle w:val="FirstParagraph"/>
+      </w:pPr>
+      <w:r>
+        <w:t xml:space="preserve">Hva er din alder?</w:t>
+      </w:r>
+    </w:p>
+    <w:p>
+      <w:pPr>
+        <w:pStyle w:val="Compact"/>
+        <w:numPr>
+          <w:numId w:val="1024"/>
+          <w:ilvl w:val="0"/>
+        </w:numPr>
+      </w:pPr>
+      <w:r>
+        <w:t xml:space="preserve">Under 30 år</w:t>
+      </w:r>
+    </w:p>
+    <w:p>
+      <w:pPr>
+        <w:pStyle w:val="Compact"/>
+        <w:numPr>
+          <w:numId w:val="1024"/>
+          <w:ilvl w:val="0"/>
+        </w:numPr>
+      </w:pPr>
+      <w:r>
+        <w:t xml:space="preserve">30-44 år</w:t>
+      </w:r>
+    </w:p>
+    <w:p>
+      <w:pPr>
+        <w:pStyle w:val="Compact"/>
+        <w:numPr>
+          <w:numId w:val="1024"/>
+          <w:ilvl w:val="0"/>
+        </w:numPr>
+      </w:pPr>
+      <w:r>
+        <w:t xml:space="preserve">45-59 år</w:t>
+      </w:r>
+    </w:p>
+    <w:p>
+      <w:pPr>
+        <w:pStyle w:val="Compact"/>
+        <w:numPr>
+          <w:numId w:val="1024"/>
+          <w:ilvl w:val="0"/>
+        </w:numPr>
+      </w:pPr>
+      <w:r>
+        <w:t xml:space="preserve">60 år eller eldre</w:t>
+      </w:r>
+    </w:p>
+    <w:p>
+      <w:pPr>
+        <w:pStyle w:val="Heading5"/>
+      </w:pPr>
+      <w:bookmarkStart w:id="66" w:name="r2demovate21"/>
+      <w:r>
+        <w:t xml:space="preserve">R2DEMOVATE21</w:t>
+      </w:r>
+      <w:bookmarkEnd w:id="66"/>
+    </w:p>
+    <w:p>
+      <w:pPr>
+        <w:pStyle w:val="BlockText"/>
+      </w:pPr>
+      <w:r>
+        <w:t xml:space="preserve">Merkelapp: Kjønn. Randomisér svaralternativene.</w:t>
+      </w:r>
+    </w:p>
+    <w:p>
+      <w:pPr>
+        <w:pStyle w:val="FirstParagraph"/>
+      </w:pPr>
+      <w:r>
+        <w:t xml:space="preserve">Hva er ditt folkeregistrerte kjønn?</w:t>
+      </w:r>
+    </w:p>
+    <w:p>
+      <w:pPr>
+        <w:numPr>
+          <w:numId w:val="1025"/>
+          <w:ilvl w:val="0"/>
+        </w:numPr>
+      </w:pPr>
+      <w:r>
+        <w:t xml:space="preserve">Kvinne</w:t>
+      </w:r>
+    </w:p>
+    <w:p>
+      <w:pPr>
+        <w:numPr>
+          <w:numId w:val="1025"/>
+          <w:ilvl w:val="0"/>
+        </w:numPr>
+      </w:pPr>
+      <w:r>
+        <w:t xml:space="preserve">Mann</w:t>
+      </w:r>
+    </w:p>
+    <w:p>
+      <w:pPr>
+        <w:pStyle w:val="Heading5"/>
+      </w:pPr>
+      <w:bookmarkStart w:id="67" w:name="r2demovatealdrkat-1"/>
+      <w:r>
+        <w:t xml:space="preserve">R2DEMOVATEaldrkat</w:t>
+      </w:r>
+      <w:bookmarkEnd w:id="67"/>
+    </w:p>
+    <w:p>
+      <w:pPr>
+        <w:pStyle w:val="BlockText"/>
+      </w:pPr>
+      <w:r>
+        <w:t xml:space="preserve">Merkelapp: Alder</w:t>
+      </w:r>
+    </w:p>
+    <w:p>
+      <w:pPr>
+        <w:pStyle w:val="FirstParagraph"/>
+      </w:pPr>
+      <w:r>
+        <w:t xml:space="preserve">Hva er din alder?</w:t>
+      </w:r>
+    </w:p>
+    <w:p>
+      <w:pPr>
+        <w:pStyle w:val="Compact"/>
+        <w:numPr>
+          <w:numId w:val="1026"/>
+          <w:ilvl w:val="0"/>
+        </w:numPr>
+      </w:pPr>
+      <w:r>
+        <w:t xml:space="preserve">Under 30 år</w:t>
+      </w:r>
+    </w:p>
+    <w:p>
+      <w:pPr>
+        <w:pStyle w:val="Compact"/>
+        <w:numPr>
+          <w:numId w:val="1026"/>
+          <w:ilvl w:val="0"/>
+        </w:numPr>
+      </w:pPr>
+      <w:r>
+        <w:t xml:space="preserve">30-44 år</w:t>
+      </w:r>
+    </w:p>
+    <w:p>
+      <w:pPr>
+        <w:pStyle w:val="Compact"/>
+        <w:numPr>
+          <w:numId w:val="1026"/>
+          <w:ilvl w:val="0"/>
+        </w:numPr>
+      </w:pPr>
+      <w:r>
+        <w:t xml:space="preserve">45-59 år</w:t>
+      </w:r>
+    </w:p>
+    <w:p>
+      <w:pPr>
+        <w:pStyle w:val="Compact"/>
+        <w:numPr>
+          <w:numId w:val="1026"/>
+          <w:ilvl w:val="0"/>
+        </w:numPr>
+      </w:pPr>
+      <w:r>
+        <w:t xml:space="preserve">60 år eller eldre</w:t>
+      </w:r>
+    </w:p>
+    <w:p>
+      <w:pPr>
+        <w:pStyle w:val="Heading5"/>
+      </w:pPr>
+      <w:bookmarkStart w:id="68" w:name="r2demovatestatsborgerskap"/>
+      <w:r>
+        <w:t xml:space="preserve">R2DEMOVATEStatsborgerskap</w:t>
+      </w:r>
+      <w:bookmarkEnd w:id="68"/>
+    </w:p>
+    <w:p>
+      <w:pPr>
+        <w:pStyle w:val="FirstParagraph"/>
+      </w:pPr>
+      <w:r>
+        <w:t xml:space="preserve">Statsborgerskap. Er du:</w:t>
       </w:r>
     </w:p>
     <w:p>
@@ -1236,93 +5623,31 @@
         <w:pStyle w:val="BodyText"/>
       </w:pPr>
       <w:r>
-        <w:t xml:space="preserve">0 Ikke i det hele tatt</w:t>
-      </w:r>
-      <w:r>
-        <w:br/>
-      </w:r>
-      <w:r>
-        <w:t xml:space="preserve">1</w:t>
-      </w:r>
-      <w:r>
-        <w:br/>
-      </w:r>
-      <w:r>
-        <w:t xml:space="preserve">2</w:t>
-      </w:r>
-      <w:r>
-        <w:br/>
-      </w:r>
-      <w:r>
-        <w:t xml:space="preserve">3</w:t>
-      </w:r>
-      <w:r>
-        <w:br/>
-      </w:r>
-      <w:r>
-        <w:t xml:space="preserve">4</w:t>
-      </w:r>
-      <w:r>
-        <w:br/>
-      </w:r>
-      <w:r>
-        <w:t xml:space="preserve">5</w:t>
-      </w:r>
-      <w:r>
-        <w:br/>
-      </w:r>
-      <w:r>
-        <w:t xml:space="preserve">6</w:t>
-      </w:r>
-      <w:r>
-        <w:br/>
-      </w:r>
-      <w:r>
-        <w:t xml:space="preserve">7</w:t>
-      </w:r>
-      <w:r>
-        <w:br/>
-      </w:r>
-      <w:r>
-        <w:t xml:space="preserve">8</w:t>
-      </w:r>
-      <w:r>
-        <w:br/>
-      </w:r>
-      <w:r>
-        <w:t xml:space="preserve">9</w:t>
-      </w:r>
-      <w:r>
-        <w:br/>
-      </w:r>
-      <w:r>
-        <w:t xml:space="preserve">10 Fullt og helt</w:t>
+        <w:t xml:space="preserve">1 Norsk statsborger</w:t>
+      </w:r>
+      <w:r>
+        <w:br/>
+      </w:r>
+      <w:r>
+        <w:t xml:space="preserve">2 Statsborger i annet land. Vennligst skriv hvilket</w:t>
       </w:r>
     </w:p>
     <w:p>
       <w:pPr>
         <w:pStyle w:val="Heading5"/>
       </w:pPr>
-      <w:bookmarkStart w:id="34" w:name="r2demovate11"/>
-      <w:r>
-        <w:t xml:space="preserve">R2DEMOVATE11:</w:t>
-      </w:r>
-      <w:bookmarkEnd w:id="34"/>
-    </w:p>
-    <w:p>
-      <w:pPr>
-        <w:pStyle w:val="BlockText"/>
-      </w:pPr>
-      <w:r>
-        <w:t xml:space="preserve">Merkelapp: Politikk er komplisert</w:t>
-      </w:r>
+      <w:bookmarkStart w:id="69" w:name="r2demovateinnvandret"/>
+      <w:r>
+        <w:t xml:space="preserve">R2DEMOVATEinnvandret</w:t>
+      </w:r>
+      <w:bookmarkEnd w:id="69"/>
     </w:p>
     <w:p>
       <w:pPr>
         <w:pStyle w:val="FirstParagraph"/>
       </w:pPr>
       <w:r>
-        <w:t xml:space="preserve">Hvor godt passer følgende utsagn, slik du ser det: Lokalpolitikken er i blant så innviklet at folk som meg ikke forstår hva den dreier seg om. Vennligst velg blant alternativene under hvor 0 betyr «passer ikke i det hele tatt» og 10 betyr «fullt og helt».</w:t>
+        <w:t xml:space="preserve">Har du eller dine foreldre (mor, far eller begge foreldre) innvandret til Norge?</w:t>
       </w:r>
     </w:p>
     <w:p>
@@ -1330,948 +5655,42 @@
         <w:pStyle w:val="BodyText"/>
       </w:pPr>
       <w:r>
-        <w:t xml:space="preserve">0 Ikke i det hele tatt</w:t>
-      </w:r>
-      <w:r>
-        <w:br/>
-      </w:r>
-      <w:r>
-        <w:t xml:space="preserve">1</w:t>
-      </w:r>
-      <w:r>
-        <w:br/>
-      </w:r>
-      <w:r>
-        <w:t xml:space="preserve">2</w:t>
-      </w:r>
-      <w:r>
-        <w:br/>
-      </w:r>
-      <w:r>
-        <w:t xml:space="preserve">3</w:t>
-      </w:r>
-      <w:r>
-        <w:br/>
-      </w:r>
-      <w:r>
-        <w:t xml:space="preserve">4</w:t>
-      </w:r>
-      <w:r>
-        <w:br/>
-      </w:r>
-      <w:r>
-        <w:t xml:space="preserve">5</w:t>
-      </w:r>
-      <w:r>
-        <w:br/>
-      </w:r>
-      <w:r>
-        <w:t xml:space="preserve">6</w:t>
-      </w:r>
-      <w:r>
-        <w:br/>
-      </w:r>
-      <w:r>
-        <w:t xml:space="preserve">7</w:t>
-      </w:r>
-      <w:r>
-        <w:br/>
-      </w:r>
-      <w:r>
-        <w:t xml:space="preserve">8</w:t>
-      </w:r>
-      <w:r>
-        <w:br/>
-      </w:r>
-      <w:r>
-        <w:t xml:space="preserve">9</w:t>
-      </w:r>
-      <w:r>
-        <w:br/>
-      </w:r>
-      <w:r>
-        <w:t xml:space="preserve">10 Fullt og helt</w:t>
+        <w:t xml:space="preserve">Nei</w:t>
+      </w:r>
+      <w:r>
+        <w:br/>
+      </w:r>
+      <w:r>
+        <w:t xml:space="preserve">Jeg har selv innvandret til Norge</w:t>
+      </w:r>
+      <w:r>
+        <w:br/>
+      </w:r>
+      <w:r>
+        <w:t xml:space="preserve">Begge mine foreldre har innvandret til Norge, men jeg er født i Norge</w:t>
+      </w:r>
+      <w:r>
+        <w:br/>
+      </w:r>
+      <w:r>
+        <w:t xml:space="preserve">Mor har innvandret til Norge, men jeg og min far har ikke innvandret</w:t>
+      </w:r>
+      <w:r>
+        <w:br/>
+      </w:r>
+      <w:r>
+        <w:t xml:space="preserve">Far har innvandret til Norge, men jeg og min mor har ikke innvandret</w:t>
       </w:r>
     </w:p>
     <w:p>
       <w:pPr>
         <w:pStyle w:val="Heading5"/>
       </w:pPr>
-      <w:bookmarkStart w:id="35" w:name="r2demovate12"/>
-      <w:r>
-        <w:t xml:space="preserve">R2DEMOVATE12</w:t>
-      </w:r>
-      <w:bookmarkEnd w:id="35"/>
-    </w:p>
-    <w:p>
-      <w:pPr>
-        <w:pStyle w:val="BlockText"/>
-      </w:pPr>
-      <w:r>
-        <w:t xml:space="preserve">Merkelapp: Plassering på politisk skala&gt;</w:t>
-      </w:r>
-    </w:p>
-    <w:p>
-      <w:pPr>
-        <w:pStyle w:val="FirstParagraph"/>
-      </w:pPr>
-      <w:r>
-        <w:t xml:space="preserve">I politikken snakker man ofte om</w:t>
-      </w:r>
-      <w:r>
-        <w:t xml:space="preserve"> </w:t>
-      </w:r>
-      <w:r>
-        <w:t xml:space="preserve">“</w:t>
-      </w:r>
-      <w:r>
-        <w:t xml:space="preserve">venstresiden</w:t>
-      </w:r>
-      <w:r>
-        <w:t xml:space="preserve">”</w:t>
-      </w:r>
-      <w:r>
-        <w:t xml:space="preserve"> </w:t>
-      </w:r>
-      <w:r>
-        <w:t xml:space="preserve">og</w:t>
-      </w:r>
-      <w:r>
-        <w:t xml:space="preserve"> </w:t>
-      </w:r>
-      <w:r>
-        <w:t xml:space="preserve">“</w:t>
-      </w:r>
-      <w:r>
-        <w:t xml:space="preserve">høyresiden</w:t>
-      </w:r>
-      <w:r>
-        <w:t xml:space="preserve">”</w:t>
-      </w:r>
-      <w:r>
-        <w:t xml:space="preserve">. Nedenfor er en skala der 0 representerer de som står helt til venstre politisk, og 10 representerer de som står helt til høyre politisk.</w:t>
-      </w:r>
-    </w:p>
-    <w:p>
-      <w:pPr>
-        <w:pStyle w:val="BodyText"/>
-      </w:pPr>
-      <w:r>
-        <w:t xml:space="preserve">Hvordan vil du plassere deg selv på en slik skala?</w:t>
-      </w:r>
-    </w:p>
-    <w:p>
-      <w:pPr>
-        <w:pStyle w:val="BodyText"/>
-      </w:pPr>
-      <w:r>
-        <w:t xml:space="preserve">0 Venstre</w:t>
-      </w:r>
-      <w:r>
-        <w:br/>
-      </w:r>
-      <w:r>
-        <w:t xml:space="preserve">1</w:t>
-      </w:r>
-      <w:r>
-        <w:br/>
-      </w:r>
-      <w:r>
-        <w:t xml:space="preserve">2</w:t>
-      </w:r>
-      <w:r>
-        <w:br/>
-      </w:r>
-      <w:r>
-        <w:t xml:space="preserve">3</w:t>
-      </w:r>
-      <w:r>
-        <w:br/>
-      </w:r>
-      <w:r>
-        <w:t xml:space="preserve">4</w:t>
-      </w:r>
-      <w:r>
-        <w:br/>
-      </w:r>
-      <w:r>
-        <w:t xml:space="preserve">5</w:t>
-      </w:r>
-      <w:r>
-        <w:br/>
-      </w:r>
-      <w:r>
-        <w:t xml:space="preserve">6</w:t>
-      </w:r>
-      <w:r>
-        <w:br/>
-      </w:r>
-      <w:r>
-        <w:t xml:space="preserve">7</w:t>
-      </w:r>
-      <w:r>
-        <w:br/>
-      </w:r>
-      <w:r>
-        <w:t xml:space="preserve">8</w:t>
-      </w:r>
-      <w:r>
-        <w:br/>
-      </w:r>
-      <w:r>
-        <w:t xml:space="preserve">9</w:t>
-      </w:r>
-      <w:r>
-        <w:br/>
-      </w:r>
-      <w:r>
-        <w:t xml:space="preserve">10 Høyre</w:t>
-      </w:r>
-    </w:p>
-    <w:p>
-      <w:pPr>
-        <w:pStyle w:val="Heading5"/>
-      </w:pPr>
-      <w:bookmarkStart w:id="36" w:name="r2demovate20"/>
-      <w:r>
-        <w:t xml:space="preserve">R2DEMOVATE20</w:t>
-      </w:r>
-      <w:bookmarkEnd w:id="36"/>
-    </w:p>
-    <w:p>
-      <w:pPr>
-        <w:pStyle w:val="BlockText"/>
-      </w:pPr>
-      <w:r>
-        <w:t xml:space="preserve">Info: Spørsmålsbatteri.</w:t>
-      </w:r>
-      <w:r>
-        <w:t xml:space="preserve"> </w:t>
-      </w:r>
-      <w:r>
-        <w:t xml:space="preserve">Merkelapp: Hjertesak</w:t>
-      </w:r>
-    </w:p>
-    <w:p>
-      <w:pPr>
-        <w:pStyle w:val="FirstParagraph"/>
-      </w:pPr>
-      <w:r>
-        <w:t xml:space="preserve">Hvor viktig vil du si at følgende saker var for velgernes stemmegivning ved kommunevalget i din kommune?</w:t>
-      </w:r>
-    </w:p>
-    <w:p>
-      <w:pPr>
-        <w:pStyle w:val="BodyText"/>
-      </w:pPr>
-      <w:r>
-        <w:t xml:space="preserve">Skole</w:t>
-      </w:r>
-      <w:r>
-        <w:t xml:space="preserve"> </w:t>
-      </w:r>
-      <w:r>
-        <w:t xml:space="preserve">Eldreomsorg</w:t>
-      </w:r>
-      <w:r>
-        <w:t xml:space="preserve"> </w:t>
-      </w:r>
-      <w:r>
-        <w:t xml:space="preserve">Kommunesammenslåinger</w:t>
-      </w:r>
-      <w:r>
-        <w:t xml:space="preserve"> </w:t>
-      </w:r>
-      <w:r>
-        <w:t xml:space="preserve">Eiendomsskatt</w:t>
-      </w:r>
-      <w:r>
-        <w:t xml:space="preserve"> </w:t>
-      </w:r>
-      <w:r>
-        <w:t xml:space="preserve">Kultur/idrett</w:t>
-      </w:r>
-      <w:r>
-        <w:t xml:space="preserve"> </w:t>
-      </w:r>
-      <w:r>
-        <w:t xml:space="preserve">Miljø/klima</w:t>
-      </w:r>
-      <w:r>
-        <w:t xml:space="preserve"> </w:t>
-      </w:r>
-      <w:r>
-        <w:t xml:space="preserve">Kollektivtilbud</w:t>
-      </w:r>
-      <w:r>
-        <w:t xml:space="preserve"> </w:t>
-      </w:r>
-      <w:r>
-        <w:t xml:space="preserve">Sammenslåing av fylkeskommuner</w:t>
-      </w:r>
-      <w:r>
-        <w:t xml:space="preserve"> </w:t>
-      </w:r>
-      <w:r>
-        <w:t xml:space="preserve">Innvandring</w:t>
-      </w:r>
-      <w:r>
-        <w:t xml:space="preserve"> </w:t>
-      </w:r>
-      <w:r>
-        <w:t xml:space="preserve">Arealutnyttelse</w:t>
-      </w:r>
-    </w:p>
-    <w:p>
-      <w:pPr>
-        <w:pStyle w:val="BodyText"/>
-      </w:pPr>
-      <w:r>
-        <w:t xml:space="preserve">0 Svært lite viktig</w:t>
-      </w:r>
-      <w:r>
-        <w:t xml:space="preserve"> </w:t>
-      </w:r>
-      <w:r>
-        <w:t xml:space="preserve">1</w:t>
-      </w:r>
-      <w:r>
-        <w:t xml:space="preserve"> </w:t>
-      </w:r>
-      <w:r>
-        <w:t xml:space="preserve">2</w:t>
-      </w:r>
-      <w:r>
-        <w:t xml:space="preserve"> </w:t>
-      </w:r>
-      <w:r>
-        <w:t xml:space="preserve">3</w:t>
-      </w:r>
-      <w:r>
-        <w:t xml:space="preserve"> </w:t>
-      </w:r>
-      <w:r>
-        <w:t xml:space="preserve">4</w:t>
-      </w:r>
-      <w:r>
-        <w:t xml:space="preserve"> </w:t>
-      </w:r>
-      <w:r>
-        <w:t xml:space="preserve">5</w:t>
-      </w:r>
-      <w:r>
-        <w:t xml:space="preserve"> </w:t>
-      </w:r>
-      <w:r>
-        <w:t xml:space="preserve">6</w:t>
-      </w:r>
-      <w:r>
-        <w:t xml:space="preserve"> </w:t>
-      </w:r>
-      <w:r>
-        <w:t xml:space="preserve">7</w:t>
-      </w:r>
-      <w:r>
-        <w:t xml:space="preserve"> </w:t>
-      </w:r>
-      <w:r>
-        <w:t xml:space="preserve">8</w:t>
-      </w:r>
-      <w:r>
-        <w:t xml:space="preserve"> </w:t>
-      </w:r>
-      <w:r>
-        <w:t xml:space="preserve">9</w:t>
-      </w:r>
-      <w:r>
-        <w:t xml:space="preserve"> </w:t>
-      </w:r>
-      <w:r>
-        <w:t xml:space="preserve">10 Svært viktig</w:t>
-      </w:r>
-    </w:p>
-    <w:p>
-      <w:pPr>
-        <w:pStyle w:val="Heading4"/>
-      </w:pPr>
-      <w:bookmarkStart w:id="37" w:name="bakgrunnsspørsmål"/>
-      <w:r>
-        <w:t xml:space="preserve">Bakgrunnsspørsmål</w:t>
-      </w:r>
-      <w:bookmarkEnd w:id="37"/>
-    </w:p>
-    <w:p>
-      <w:pPr>
-        <w:pStyle w:val="Heading5"/>
-      </w:pPr>
-      <w:bookmarkStart w:id="38" w:name="r2demovate26"/>
-      <w:r>
-        <w:t xml:space="preserve">R2DEMOVATE26</w:t>
-      </w:r>
-      <w:bookmarkEnd w:id="38"/>
-    </w:p>
-    <w:p>
-      <w:pPr>
-        <w:pStyle w:val="FirstParagraph"/>
-      </w:pPr>
-      <w:r>
-        <w:t xml:space="preserve">Merkelapp: Bydel</w:t>
-      </w:r>
-    </w:p>
-    <w:p>
-      <w:pPr>
-        <w:pStyle w:val="BodyText"/>
-      </w:pPr>
-      <w:r>
-        <w:t xml:space="preserve">Hvor i Bergen bor du?</w:t>
-      </w:r>
-      <w:r>
-        <w:t xml:space="preserve"> </w:t>
-      </w:r>
-      <w:r>
-        <w:t xml:space="preserve">1. Arna</w:t>
-      </w:r>
-      <w:r>
-        <w:t xml:space="preserve"> </w:t>
-      </w:r>
-      <w:r>
-        <w:t xml:space="preserve">2. Åsane</w:t>
-      </w:r>
-      <w:r>
-        <w:t xml:space="preserve"> </w:t>
-      </w:r>
-      <w:r>
-        <w:t xml:space="preserve">3. Ytrebygda</w:t>
-      </w:r>
-      <w:r>
-        <w:t xml:space="preserve"> </w:t>
-      </w:r>
-      <w:r>
-        <w:t xml:space="preserve">4. Fana</w:t>
-      </w:r>
-      <w:r>
-        <w:t xml:space="preserve"> </w:t>
-      </w:r>
-      <w:r>
-        <w:t xml:space="preserve">5. Laksevåg</w:t>
-      </w:r>
-      <w:r>
-        <w:t xml:space="preserve"> </w:t>
-      </w:r>
-      <w:r>
-        <w:t xml:space="preserve">6. Fyllingsdalen</w:t>
-      </w:r>
-      <w:r>
-        <w:t xml:space="preserve"> </w:t>
-      </w:r>
-      <w:r>
-        <w:t xml:space="preserve">7. Årstad</w:t>
-      </w:r>
-      <w:r>
-        <w:t xml:space="preserve"> </w:t>
-      </w:r>
-      <w:r>
-        <w:t xml:space="preserve">8. Bergenhus</w:t>
-      </w:r>
-    </w:p>
-    <w:p>
-      <w:pPr>
-        <w:pStyle w:val="Heading5"/>
-      </w:pPr>
-      <w:bookmarkStart w:id="39" w:name="r2demovate18"/>
-      <w:r>
-        <w:t xml:space="preserve">R2DEMOVATE18</w:t>
-      </w:r>
-      <w:bookmarkEnd w:id="39"/>
-    </w:p>
-    <w:p>
-      <w:pPr>
-        <w:pStyle w:val="BlockText"/>
-      </w:pPr>
-      <w:r>
-        <w:t xml:space="preserve">Merkelapp: Høyest fullførte utdanning&gt;</w:t>
-      </w:r>
-    </w:p>
-    <w:p>
-      <w:pPr>
-        <w:pStyle w:val="FirstParagraph"/>
-      </w:pPr>
-      <w:r>
-        <w:t xml:space="preserve">Hva er din høyest fullførte utdanning?</w:t>
-      </w:r>
-    </w:p>
-    <w:p>
-      <w:pPr>
-        <w:pStyle w:val="Compact"/>
-        <w:numPr>
-          <w:numId w:val="1009"/>
-          <w:ilvl w:val="0"/>
-        </w:numPr>
-      </w:pPr>
-      <w:r>
-        <w:t xml:space="preserve">Ingen utdanning/grunnskole</w:t>
-      </w:r>
-      <w:r>
-        <w:br/>
-      </w:r>
-    </w:p>
-    <w:p>
-      <w:pPr>
-        <w:pStyle w:val="Compact"/>
-        <w:numPr>
-          <w:numId w:val="1009"/>
-          <w:ilvl w:val="0"/>
-        </w:numPr>
-      </w:pPr>
-      <w:r>
-        <w:t xml:space="preserve">Videregående skole</w:t>
-      </w:r>
-      <w:r>
-        <w:br/>
-      </w:r>
-    </w:p>
-    <w:p>
-      <w:pPr>
-        <w:pStyle w:val="Compact"/>
-        <w:numPr>
-          <w:numId w:val="1009"/>
-          <w:ilvl w:val="0"/>
-        </w:numPr>
-      </w:pPr>
-      <w:r>
-        <w:t xml:space="preserve">Høgskole/Universitet (minst 2 år)</w:t>
-      </w:r>
-    </w:p>
-    <w:p>
-      <w:pPr>
-        <w:pStyle w:val="Heading5"/>
-      </w:pPr>
-      <w:bookmarkStart w:id="40" w:name="r2demovate19"/>
-      <w:r>
-        <w:t xml:space="preserve">R2DEMOVATE19</w:t>
-      </w:r>
-      <w:bookmarkEnd w:id="40"/>
-    </w:p>
-    <w:p>
-      <w:pPr>
-        <w:pStyle w:val="BlockText"/>
-      </w:pPr>
-      <w:r>
-        <w:t xml:space="preserve">Merkelapp: Inntekt</w:t>
-      </w:r>
-    </w:p>
-    <w:p>
-      <w:pPr>
-        <w:pStyle w:val="FirstParagraph"/>
-      </w:pPr>
-      <w:r>
-        <w:t xml:space="preserve">Hva er inntekten din for tiden? Brutto årsinntekt i kroner er:</w:t>
-      </w:r>
-    </w:p>
-    <w:p>
-      <w:pPr>
-        <w:pStyle w:val="Compact"/>
-        <w:numPr>
-          <w:numId w:val="1010"/>
-          <w:ilvl w:val="0"/>
-        </w:numPr>
-      </w:pPr>
-      <w:r>
-        <w:t xml:space="preserve">Under 150 000</w:t>
-      </w:r>
-      <w:r>
-        <w:br/>
-      </w:r>
-    </w:p>
-    <w:p>
-      <w:pPr>
-        <w:pStyle w:val="Compact"/>
-        <w:numPr>
-          <w:numId w:val="1010"/>
-          <w:ilvl w:val="0"/>
-        </w:numPr>
-      </w:pPr>
-      <w:r>
-        <w:t xml:space="preserve">150 001 - 300 000</w:t>
-      </w:r>
-      <w:r>
-        <w:br/>
-      </w:r>
-    </w:p>
-    <w:p>
-      <w:pPr>
-        <w:pStyle w:val="Compact"/>
-        <w:numPr>
-          <w:numId w:val="1010"/>
-          <w:ilvl w:val="0"/>
-        </w:numPr>
-      </w:pPr>
-      <w:r>
-        <w:t xml:space="preserve">300 001 - 400 000</w:t>
-      </w:r>
-      <w:r>
-        <w:br/>
-      </w:r>
-    </w:p>
-    <w:p>
-      <w:pPr>
-        <w:pStyle w:val="Compact"/>
-        <w:numPr>
-          <w:numId w:val="1010"/>
-          <w:ilvl w:val="0"/>
-        </w:numPr>
-      </w:pPr>
-      <w:r>
-        <w:t xml:space="preserve">400 001 - 500 000</w:t>
-      </w:r>
-      <w:r>
-        <w:br/>
-      </w:r>
-    </w:p>
-    <w:p>
-      <w:pPr>
-        <w:pStyle w:val="Compact"/>
-        <w:numPr>
-          <w:numId w:val="1010"/>
-          <w:ilvl w:val="0"/>
-        </w:numPr>
-      </w:pPr>
-      <w:r>
-        <w:t xml:space="preserve">500 001 - 600 000</w:t>
-      </w:r>
-      <w:r>
-        <w:br/>
-      </w:r>
-    </w:p>
-    <w:p>
-      <w:pPr>
-        <w:pStyle w:val="Compact"/>
-        <w:numPr>
-          <w:numId w:val="1010"/>
-          <w:ilvl w:val="0"/>
-        </w:numPr>
-      </w:pPr>
-      <w:r>
-        <w:t xml:space="preserve">600 001 - 700 000</w:t>
-      </w:r>
-      <w:r>
-        <w:br/>
-      </w:r>
-    </w:p>
-    <w:p>
-      <w:pPr>
-        <w:pStyle w:val="Compact"/>
-        <w:numPr>
-          <w:numId w:val="1010"/>
-          <w:ilvl w:val="0"/>
-        </w:numPr>
-      </w:pPr>
-      <w:r>
-        <w:t xml:space="preserve">700 001 - 1 000 000</w:t>
-      </w:r>
-      <w:r>
-        <w:br/>
-      </w:r>
-    </w:p>
-    <w:p>
-      <w:pPr>
-        <w:pStyle w:val="Compact"/>
-        <w:numPr>
-          <w:numId w:val="1010"/>
-          <w:ilvl w:val="0"/>
-        </w:numPr>
-      </w:pPr>
-      <w:r>
-        <w:t xml:space="preserve">Over 1 000 000</w:t>
-      </w:r>
-    </w:p>
-    <w:p>
-      <w:pPr>
-        <w:pStyle w:val="Heading5"/>
-      </w:pPr>
-      <w:bookmarkStart w:id="41" w:name="r2demovatealdrkat"/>
-      <w:r>
-        <w:t xml:space="preserve">R2DEMOVATEaldrkat</w:t>
-      </w:r>
-      <w:bookmarkEnd w:id="41"/>
-    </w:p>
-    <w:p>
-      <w:pPr>
-        <w:pStyle w:val="BlockText"/>
-      </w:pPr>
-      <w:r>
-        <w:t xml:space="preserve">Merkelapp: Alderskategori.</w:t>
-      </w:r>
-    </w:p>
-    <w:p>
-      <w:pPr>
-        <w:pStyle w:val="FirstParagraph"/>
-      </w:pPr>
-      <w:r>
-        <w:t xml:space="preserve">Hva er din alder?</w:t>
-      </w:r>
-    </w:p>
-    <w:p>
-      <w:pPr>
-        <w:pStyle w:val="Compact"/>
-        <w:numPr>
-          <w:numId w:val="1011"/>
-          <w:ilvl w:val="0"/>
-        </w:numPr>
-      </w:pPr>
-      <w:r>
-        <w:t xml:space="preserve">Under 30 år</w:t>
-      </w:r>
-    </w:p>
-    <w:p>
-      <w:pPr>
-        <w:pStyle w:val="Compact"/>
-        <w:numPr>
-          <w:numId w:val="1011"/>
-          <w:ilvl w:val="0"/>
-        </w:numPr>
-      </w:pPr>
-      <w:r>
-        <w:t xml:space="preserve">30-44 år</w:t>
-      </w:r>
-    </w:p>
-    <w:p>
-      <w:pPr>
-        <w:pStyle w:val="Compact"/>
-        <w:numPr>
-          <w:numId w:val="1011"/>
-          <w:ilvl w:val="0"/>
-        </w:numPr>
-      </w:pPr>
-      <w:r>
-        <w:t xml:space="preserve">45-59 år</w:t>
-      </w:r>
-    </w:p>
-    <w:p>
-      <w:pPr>
-        <w:pStyle w:val="Compact"/>
-        <w:numPr>
-          <w:numId w:val="1011"/>
-          <w:ilvl w:val="0"/>
-        </w:numPr>
-      </w:pPr>
-      <w:r>
-        <w:t xml:space="preserve">60 år eller eldre</w:t>
-      </w:r>
-    </w:p>
-    <w:p>
-      <w:pPr>
-        <w:pStyle w:val="Heading5"/>
-      </w:pPr>
-      <w:bookmarkStart w:id="42" w:name="r2demovate21"/>
-      <w:r>
-        <w:t xml:space="preserve">R2DEMOVATE21</w:t>
-      </w:r>
-      <w:bookmarkEnd w:id="42"/>
-    </w:p>
-    <w:p>
-      <w:pPr>
-        <w:pStyle w:val="BlockText"/>
-      </w:pPr>
-      <w:r>
-        <w:t xml:space="preserve">Merkelapp: Kjønn. Randomisér svaralternativene.</w:t>
-      </w:r>
-    </w:p>
-    <w:p>
-      <w:pPr>
-        <w:pStyle w:val="FirstParagraph"/>
-      </w:pPr>
-      <w:r>
-        <w:t xml:space="preserve">Hva er ditt folkeregistrerte kjønn?</w:t>
-      </w:r>
-    </w:p>
-    <w:p>
-      <w:pPr>
-        <w:numPr>
-          <w:numId w:val="1012"/>
-          <w:ilvl w:val="0"/>
-        </w:numPr>
-      </w:pPr>
-      <w:r>
-        <w:t xml:space="preserve">Kvinne</w:t>
-      </w:r>
-    </w:p>
-    <w:p>
-      <w:pPr>
-        <w:numPr>
-          <w:numId w:val="1012"/>
-          <w:ilvl w:val="0"/>
-        </w:numPr>
-      </w:pPr>
-      <w:r>
-        <w:t xml:space="preserve">Mann</w:t>
-      </w:r>
-    </w:p>
-    <w:p>
-      <w:pPr>
-        <w:pStyle w:val="Heading5"/>
-      </w:pPr>
-      <w:bookmarkStart w:id="43" w:name="r2demovatealdrkat-1"/>
-      <w:r>
-        <w:t xml:space="preserve">R2DEMOVATEaldrkat</w:t>
-      </w:r>
-      <w:bookmarkEnd w:id="43"/>
-    </w:p>
-    <w:p>
-      <w:pPr>
-        <w:pStyle w:val="BlockText"/>
-      </w:pPr>
-      <w:r>
-        <w:t xml:space="preserve">Merkelapp: Alder</w:t>
-      </w:r>
-    </w:p>
-    <w:p>
-      <w:pPr>
-        <w:pStyle w:val="FirstParagraph"/>
-      </w:pPr>
-      <w:r>
-        <w:t xml:space="preserve">Hva er din alder?</w:t>
-      </w:r>
-    </w:p>
-    <w:p>
-      <w:pPr>
-        <w:pStyle w:val="Compact"/>
-        <w:numPr>
-          <w:numId w:val="1013"/>
-          <w:ilvl w:val="0"/>
-        </w:numPr>
-      </w:pPr>
-      <w:r>
-        <w:t xml:space="preserve">Under 30 år</w:t>
-      </w:r>
-    </w:p>
-    <w:p>
-      <w:pPr>
-        <w:pStyle w:val="Compact"/>
-        <w:numPr>
-          <w:numId w:val="1013"/>
-          <w:ilvl w:val="0"/>
-        </w:numPr>
-      </w:pPr>
-      <w:r>
-        <w:t xml:space="preserve">30-44 år</w:t>
-      </w:r>
-    </w:p>
-    <w:p>
-      <w:pPr>
-        <w:pStyle w:val="Compact"/>
-        <w:numPr>
-          <w:numId w:val="1013"/>
-          <w:ilvl w:val="0"/>
-        </w:numPr>
-      </w:pPr>
-      <w:r>
-        <w:t xml:space="preserve">45-59 år</w:t>
-      </w:r>
-    </w:p>
-    <w:p>
-      <w:pPr>
-        <w:pStyle w:val="Compact"/>
-        <w:numPr>
-          <w:numId w:val="1013"/>
-          <w:ilvl w:val="0"/>
-        </w:numPr>
-      </w:pPr>
-      <w:r>
-        <w:t xml:space="preserve">60 år eller eldre</w:t>
-      </w:r>
-    </w:p>
-    <w:p>
-      <w:pPr>
-        <w:pStyle w:val="Heading5"/>
-      </w:pPr>
-      <w:bookmarkStart w:id="44" w:name="r2demovatestatsborgerskap"/>
-      <w:r>
-        <w:t xml:space="preserve">R2DEMOVATEStatsborgerskap</w:t>
-      </w:r>
-      <w:bookmarkEnd w:id="44"/>
-    </w:p>
-    <w:p>
-      <w:pPr>
-        <w:pStyle w:val="FirstParagraph"/>
-      </w:pPr>
-      <w:r>
-        <w:t xml:space="preserve">Statsborgerskap. Er du:</w:t>
-      </w:r>
-    </w:p>
-    <w:p>
-      <w:pPr>
-        <w:pStyle w:val="BodyText"/>
-      </w:pPr>
-      <w:r>
-        <w:t xml:space="preserve">1 Norsk statsborger</w:t>
-      </w:r>
-      <w:r>
-        <w:br/>
-      </w:r>
-      <w:r>
-        <w:t xml:space="preserve">2 Statsborger i annet land. Vennligst skriv hvilket</w:t>
-      </w:r>
-    </w:p>
-    <w:p>
-      <w:pPr>
-        <w:pStyle w:val="Heading5"/>
-      </w:pPr>
-      <w:bookmarkStart w:id="45" w:name="r2demovateinnvandret"/>
-      <w:r>
-        <w:t xml:space="preserve">R2DEMOVATEinnvandret</w:t>
-      </w:r>
-      <w:bookmarkEnd w:id="45"/>
-    </w:p>
-    <w:p>
-      <w:pPr>
-        <w:pStyle w:val="FirstParagraph"/>
-      </w:pPr>
-      <w:r>
-        <w:t xml:space="preserve">Har du eller dine foreldre (mor, far eller begge foreldre) innvandret til Norge?</w:t>
-      </w:r>
-    </w:p>
-    <w:p>
-      <w:pPr>
-        <w:pStyle w:val="BodyText"/>
-      </w:pPr>
-      <w:r>
-        <w:t xml:space="preserve">Nei</w:t>
-      </w:r>
-      <w:r>
-        <w:br/>
-      </w:r>
-      <w:r>
-        <w:t xml:space="preserve">Jeg har selv innvandret til Norge</w:t>
-      </w:r>
-      <w:r>
-        <w:br/>
-      </w:r>
-      <w:r>
-        <w:t xml:space="preserve">Begge mine foreldre har innvandret til Norge, men jeg er født i Norge</w:t>
-      </w:r>
-      <w:r>
-        <w:br/>
-      </w:r>
-      <w:r>
-        <w:t xml:space="preserve">Mor har innvandret til Norge, men jeg og min far har ikke innvandret</w:t>
-      </w:r>
-      <w:r>
-        <w:br/>
-      </w:r>
-      <w:r>
-        <w:t xml:space="preserve">Far har innvandret til Norge, men jeg og min mor har ikke innvandret</w:t>
-      </w:r>
-    </w:p>
-    <w:p>
-      <w:pPr>
-        <w:pStyle w:val="Heading5"/>
-      </w:pPr>
-      <w:bookmarkStart w:id="46" w:name="r2demovatestemmerett"/>
+      <w:bookmarkStart w:id="70" w:name="r2demovatestemmerett"/>
       <w:r>
         <w:t xml:space="preserve">R2DEMOVATEstemmerett</w:t>
       </w:r>
-      <w:bookmarkEnd w:id="46"/>
+      <w:bookmarkEnd w:id="70"/>
     </w:p>
     <w:p>
       <w:pPr>
@@ -2683,6 +6102,45 @@
     <w:abstractNumId w:val="991"/>
   </w:num>
   <w:num w:numId="1011">
+    <w:abstractNumId w:val="991"/>
+  </w:num>
+  <w:num w:numId="1012">
+    <w:abstractNumId w:val="991"/>
+  </w:num>
+  <w:num w:numId="1013">
+    <w:abstractNumId w:val="991"/>
+  </w:num>
+  <w:num w:numId="1014">
+    <w:abstractNumId w:val="991"/>
+  </w:num>
+  <w:num w:numId="1015">
+    <w:abstractNumId w:val="991"/>
+  </w:num>
+  <w:num w:numId="1016">
+    <w:abstractNumId w:val="991"/>
+  </w:num>
+  <w:num w:numId="1017">
+    <w:abstractNumId w:val="991"/>
+  </w:num>
+  <w:num w:numId="1018">
+    <w:abstractNumId w:val="991"/>
+  </w:num>
+  <w:num w:numId="1019">
+    <w:abstractNumId w:val="991"/>
+  </w:num>
+  <w:num w:numId="1020">
+    <w:abstractNumId w:val="991"/>
+  </w:num>
+  <w:num w:numId="1021">
+    <w:abstractNumId w:val="991"/>
+  </w:num>
+  <w:num w:numId="1022">
+    <w:abstractNumId w:val="991"/>
+  </w:num>
+  <w:num w:numId="1023">
+    <w:abstractNumId w:val="991"/>
+  </w:num>
+  <w:num w:numId="1024">
     <w:abstractNumId w:val="99411"/>
     <w:lvlOverride w:ilvl="0">
       <w:startOverride w:val="1"/>
@@ -2712,10 +6170,10 @@
       <w:startOverride w:val="1"/>
     </w:lvlOverride>
   </w:num>
-  <w:num w:numId="1012">
+  <w:num w:numId="1025">
     <w:abstractNumId w:val="991"/>
   </w:num>
-  <w:num w:numId="1013">
+  <w:num w:numId="1026">
     <w:abstractNumId w:val="99411"/>
     <w:lvlOverride w:ilvl="0">
       <w:startOverride w:val="1"/>
